--- a/RMUTL_WORK/Teaching work/2025/เทอม_02/ENGCE117_Computer Programming for Computer Engineer/FINAL/FINAL_เฉลย.docx
+++ b/RMUTL_WORK/Teaching work/2025/เทอม_02/ENGCE117_Computer Programming for Computer Engineer/FINAL/FINAL_เฉลย.docx
@@ -4,2790 +4,8 @@
   <w:body>
     <w:p>
       <w:pPr>
-        <w:pStyle w:val="3"/>
         <w:rPr>
-          <w:rFonts w:ascii="TH SarabunPSK" w:eastAsia="Times New Roman" w:hAnsi="TH SarabunPSK" w:cs="TH SarabunPSK" w:hint="cs"/>
-          <w:sz w:val="32"/>
-          <w:szCs w:val="32"/>
-          <w:lang w:bidi="th-TH"/>
-        </w:rPr>
-      </w:pPr>
-      <w:r>
-        <w:rPr>
-          <w:rFonts w:ascii="TH SarabunPSK" w:hAnsi="TH SarabunPSK" w:cs="TH SarabunPSK" w:hint="cs"/>
-          <w:sz w:val="32"/>
-          <w:szCs w:val="32"/>
-          <w:cs/>
-        </w:rPr>
-        <w:t xml:space="preserve">ส่วนที่ </w:t>
-      </w:r>
-      <w:r>
-        <w:rPr>
-          <w:rFonts w:ascii="TH SarabunPSK" w:hAnsi="TH SarabunPSK" w:cs="TH SarabunPSK" w:hint="cs"/>
-          <w:sz w:val="32"/>
-          <w:szCs w:val="32"/>
-        </w:rPr>
-        <w:t xml:space="preserve">2: </w:t>
-      </w:r>
-      <w:r>
-        <w:rPr>
-          <w:rFonts w:ascii="TH SarabunPSK" w:hAnsi="TH SarabunPSK" w:cs="TH SarabunPSK" w:hint="cs"/>
-          <w:sz w:val="32"/>
-          <w:szCs w:val="32"/>
-          <w:cs/>
-        </w:rPr>
-        <w:t>เฉลยและเกณฑ์การให้คะแนนสำหรับผู้ตรวจ (</w:t>
-      </w:r>
-      <w:r>
-        <w:rPr>
-          <w:rFonts w:ascii="TH SarabunPSK" w:hAnsi="TH SarabunPSK" w:cs="TH SarabunPSK" w:hint="cs"/>
-          <w:sz w:val="32"/>
-          <w:szCs w:val="32"/>
-        </w:rPr>
-        <w:t>Answers &amp; Rubrics)</w:t>
-      </w:r>
-    </w:p>
-    <w:p>
-      <w:pPr>
-        <w:pStyle w:val="af"/>
-        <w:rPr>
-          <w:rFonts w:ascii="TH SarabunPSK" w:hAnsi="TH SarabunPSK" w:cs="TH SarabunPSK" w:hint="cs"/>
-          <w:sz w:val="32"/>
-          <w:szCs w:val="32"/>
-        </w:rPr>
-      </w:pPr>
-      <w:r>
-        <w:rPr>
-          <w:rFonts w:ascii="TH SarabunPSK" w:hAnsi="TH SarabunPSK" w:cs="TH SarabunPSK" w:hint="cs"/>
-          <w:b/>
-          <w:bCs/>
-          <w:sz w:val="32"/>
-          <w:szCs w:val="32"/>
-          <w:cs/>
-        </w:rPr>
-        <w:t xml:space="preserve">เฉลยข้อที่ </w:t>
-      </w:r>
-      <w:r>
-        <w:rPr>
-          <w:rFonts w:ascii="TH SarabunPSK" w:hAnsi="TH SarabunPSK" w:cs="TH SarabunPSK" w:hint="cs"/>
-          <w:b/>
-          <w:bCs/>
-          <w:sz w:val="32"/>
-          <w:szCs w:val="32"/>
-        </w:rPr>
-        <w:t xml:space="preserve">1: </w:t>
-      </w:r>
-      <w:r>
-        <w:rPr>
-          <w:rFonts w:ascii="TH SarabunPSK" w:hAnsi="TH SarabunPSK" w:cs="TH SarabunPSK" w:hint="cs"/>
-          <w:b/>
-          <w:bCs/>
-          <w:sz w:val="32"/>
-          <w:szCs w:val="32"/>
-          <w:cs/>
-        </w:rPr>
-        <w:t xml:space="preserve">การคำนวณ </w:t>
-      </w:r>
-      <w:r>
-        <w:rPr>
-          <w:rFonts w:ascii="TH SarabunPSK" w:hAnsi="TH SarabunPSK" w:cs="TH SarabunPSK" w:hint="cs"/>
-          <w:b/>
-          <w:bCs/>
-          <w:sz w:val="32"/>
-          <w:szCs w:val="32"/>
-        </w:rPr>
-        <w:t xml:space="preserve">AMAT </w:t>
-      </w:r>
-      <w:r>
-        <w:rPr>
-          <w:rFonts w:ascii="TH SarabunPSK" w:hAnsi="TH SarabunPSK" w:cs="TH SarabunPSK" w:hint="cs"/>
-          <w:b/>
-          <w:bCs/>
-          <w:sz w:val="32"/>
-          <w:szCs w:val="32"/>
-          <w:cs/>
-        </w:rPr>
-        <w:t xml:space="preserve">และ </w:t>
-      </w:r>
-      <w:r>
-        <w:rPr>
-          <w:rFonts w:ascii="TH SarabunPSK" w:hAnsi="TH SarabunPSK" w:cs="TH SarabunPSK" w:hint="cs"/>
-          <w:b/>
-          <w:bCs/>
-          <w:sz w:val="32"/>
-          <w:szCs w:val="32"/>
-        </w:rPr>
-        <w:t>3Cs Model</w:t>
-      </w:r>
-    </w:p>
-    <w:p>
-      <w:pPr>
-        <w:pStyle w:val="af"/>
-        <w:numPr>
-          <w:ilvl w:val="0"/>
-          <w:numId w:val="40"/>
-        </w:numPr>
-        <w:rPr>
-          <w:rFonts w:ascii="TH SarabunPSK" w:hAnsi="TH SarabunPSK" w:cs="TH SarabunPSK" w:hint="cs"/>
-          <w:sz w:val="32"/>
-          <w:szCs w:val="32"/>
-        </w:rPr>
-      </w:pPr>
-      <w:r>
-        <w:rPr>
-          <w:rFonts w:ascii="TH SarabunPSK" w:hAnsi="TH SarabunPSK" w:cs="TH SarabunPSK" w:hint="cs"/>
-          <w:b/>
-          <w:bCs/>
-          <w:sz w:val="32"/>
-          <w:szCs w:val="32"/>
-          <w:cs/>
-        </w:rPr>
-        <w:t xml:space="preserve">เกณฑ์การให้คะแนนส่วนที่ </w:t>
-      </w:r>
-      <w:r>
-        <w:rPr>
-          <w:rFonts w:ascii="TH SarabunPSK" w:hAnsi="TH SarabunPSK" w:cs="TH SarabunPSK" w:hint="cs"/>
-          <w:b/>
-          <w:bCs/>
-          <w:sz w:val="32"/>
-          <w:szCs w:val="32"/>
-        </w:rPr>
-        <w:t>1 (</w:t>
-      </w:r>
-      <w:r>
-        <w:rPr>
-          <w:rFonts w:ascii="TH SarabunPSK" w:hAnsi="TH SarabunPSK" w:cs="TH SarabunPSK" w:hint="cs"/>
-          <w:b/>
-          <w:bCs/>
-          <w:sz w:val="32"/>
-          <w:szCs w:val="32"/>
-          <w:cs/>
-        </w:rPr>
-        <w:t>คำนวณ):</w:t>
-      </w:r>
-    </w:p>
-    <w:p>
-      <w:pPr>
-        <w:pStyle w:val="af"/>
-        <w:numPr>
-          <w:ilvl w:val="1"/>
-          <w:numId w:val="40"/>
-        </w:numPr>
-        <w:rPr>
-          <w:rFonts w:ascii="TH SarabunPSK" w:hAnsi="TH SarabunPSK" w:cs="TH SarabunPSK" w:hint="cs"/>
-          <w:sz w:val="32"/>
-          <w:szCs w:val="32"/>
-        </w:rPr>
-      </w:pPr>
-      <w:r>
-        <w:rPr>
-          <w:rFonts w:ascii="TH SarabunPSK" w:hAnsi="TH SarabunPSK" w:cs="TH SarabunPSK" w:hint="cs"/>
-          <w:sz w:val="32"/>
-          <w:szCs w:val="32"/>
-          <w:cs/>
-        </w:rPr>
-        <w:t xml:space="preserve">สูตร </w:t>
-      </w:r>
-      <w:r>
-        <w:rPr>
-          <w:rFonts w:ascii="TH SarabunPSK" w:hAnsi="TH SarabunPSK" w:cs="TH SarabunPSK" w:hint="cs"/>
-          <w:sz w:val="32"/>
-          <w:szCs w:val="32"/>
-        </w:rPr>
-        <w:t>AMAT = Hit Time + (Miss Rate × Miss Penalty)</w:t>
-      </w:r>
-    </w:p>
-    <w:p>
-      <w:pPr>
-        <w:pStyle w:val="af"/>
-        <w:numPr>
-          <w:ilvl w:val="1"/>
-          <w:numId w:val="40"/>
-        </w:numPr>
-        <w:rPr>
-          <w:rFonts w:ascii="TH SarabunPSK" w:hAnsi="TH SarabunPSK" w:cs="TH SarabunPSK" w:hint="cs"/>
-          <w:sz w:val="32"/>
-          <w:szCs w:val="32"/>
-        </w:rPr>
-      </w:pPr>
-      <w:r>
-        <w:rPr>
-          <w:rFonts w:ascii="TH SarabunPSK" w:hAnsi="TH SarabunPSK" w:cs="TH SarabunPSK" w:hint="cs"/>
-          <w:sz w:val="32"/>
-          <w:szCs w:val="32"/>
-          <w:cs/>
-        </w:rPr>
-        <w:t xml:space="preserve">จากโจทย์ </w:t>
-      </w:r>
-      <w:r>
-        <w:rPr>
-          <w:rFonts w:ascii="TH SarabunPSK" w:hAnsi="TH SarabunPSK" w:cs="TH SarabunPSK" w:hint="cs"/>
-          <w:sz w:val="32"/>
-          <w:szCs w:val="32"/>
-        </w:rPr>
-        <w:t xml:space="preserve">Hit Rate = 90% (0.90) </w:t>
-      </w:r>
-      <w:r>
-        <w:rPr>
-          <w:rFonts w:ascii="TH SarabunPSK" w:hAnsi="TH SarabunPSK" w:cs="TH SarabunPSK" w:hint="cs"/>
-          <w:sz w:val="32"/>
-          <w:szCs w:val="32"/>
-          <w:cs/>
-        </w:rPr>
-        <w:t xml:space="preserve">ดังนั้น </w:t>
-      </w:r>
-      <w:r>
-        <w:rPr>
-          <w:rFonts w:ascii="TH SarabunPSK" w:hAnsi="TH SarabunPSK" w:cs="TH SarabunPSK" w:hint="cs"/>
-          <w:sz w:val="32"/>
-          <w:szCs w:val="32"/>
-        </w:rPr>
-        <w:t>Miss Rate = 10% (0.10)</w:t>
-      </w:r>
-    </w:p>
-    <w:p>
-      <w:pPr>
-        <w:pStyle w:val="af"/>
-        <w:numPr>
-          <w:ilvl w:val="1"/>
-          <w:numId w:val="40"/>
-        </w:numPr>
-        <w:rPr>
-          <w:rFonts w:ascii="TH SarabunPSK" w:hAnsi="TH SarabunPSK" w:cs="TH SarabunPSK" w:hint="cs"/>
-          <w:sz w:val="32"/>
-          <w:szCs w:val="32"/>
-        </w:rPr>
-      </w:pPr>
-      <w:r>
-        <w:rPr>
-          <w:rFonts w:ascii="TH SarabunPSK" w:hAnsi="TH SarabunPSK" w:cs="TH SarabunPSK" w:hint="cs"/>
-          <w:sz w:val="32"/>
-          <w:szCs w:val="32"/>
-          <w:cs/>
-        </w:rPr>
-        <w:t xml:space="preserve">แทนค่า: </w:t>
-      </w:r>
-      <w:r>
-        <w:rPr>
-          <w:rFonts w:ascii="TH SarabunPSK" w:hAnsi="TH SarabunPSK" w:cs="TH SarabunPSK" w:hint="cs"/>
-          <w:sz w:val="32"/>
-          <w:szCs w:val="32"/>
-        </w:rPr>
-        <w:t>AMAT = 2 ns + (0.10 × 50 ns)</w:t>
-      </w:r>
-    </w:p>
-    <w:p>
-      <w:pPr>
-        <w:pStyle w:val="af"/>
-        <w:numPr>
-          <w:ilvl w:val="1"/>
-          <w:numId w:val="40"/>
-        </w:numPr>
-        <w:rPr>
-          <w:rFonts w:ascii="TH SarabunPSK" w:hAnsi="TH SarabunPSK" w:cs="TH SarabunPSK" w:hint="cs"/>
-          <w:sz w:val="32"/>
-          <w:szCs w:val="32"/>
-        </w:rPr>
-      </w:pPr>
-      <w:r>
-        <w:rPr>
-          <w:rFonts w:ascii="TH SarabunPSK" w:hAnsi="TH SarabunPSK" w:cs="TH SarabunPSK" w:hint="cs"/>
-          <w:sz w:val="32"/>
-          <w:szCs w:val="32"/>
-        </w:rPr>
-        <w:t xml:space="preserve">AMAT = 2 + 5 = </w:t>
-      </w:r>
-      <w:r>
-        <w:rPr>
-          <w:rFonts w:ascii="TH SarabunPSK" w:hAnsi="TH SarabunPSK" w:cs="TH SarabunPSK" w:hint="cs"/>
-          <w:b/>
-          <w:bCs/>
-          <w:sz w:val="32"/>
-          <w:szCs w:val="32"/>
-        </w:rPr>
-        <w:t>7 ns</w:t>
-      </w:r>
-      <w:r>
-        <w:rPr>
-          <w:rFonts w:ascii="TH SarabunPSK" w:hAnsi="TH SarabunPSK" w:cs="TH SarabunPSK" w:hint="cs"/>
-          <w:sz w:val="32"/>
-          <w:szCs w:val="32"/>
-        </w:rPr>
-        <w:t xml:space="preserve"> (</w:t>
-      </w:r>
-      <w:r>
-        <w:rPr>
-          <w:rFonts w:ascii="TH SarabunPSK" w:hAnsi="TH SarabunPSK" w:cs="TH SarabunPSK" w:hint="cs"/>
-          <w:sz w:val="32"/>
-          <w:szCs w:val="32"/>
-          <w:cs/>
-        </w:rPr>
-        <w:t xml:space="preserve">ได้คะแนนส่วนคำนวณเต็มเมื่อตอบ </w:t>
-      </w:r>
-      <w:r>
-        <w:rPr>
-          <w:rFonts w:ascii="TH SarabunPSK" w:hAnsi="TH SarabunPSK" w:cs="TH SarabunPSK" w:hint="cs"/>
-          <w:sz w:val="32"/>
-          <w:szCs w:val="32"/>
-        </w:rPr>
-        <w:t xml:space="preserve">7 ns </w:t>
-      </w:r>
-      <w:r>
-        <w:rPr>
-          <w:rFonts w:ascii="TH SarabunPSK" w:hAnsi="TH SarabunPSK" w:cs="TH SarabunPSK" w:hint="cs"/>
-          <w:sz w:val="32"/>
-          <w:szCs w:val="32"/>
-          <w:cs/>
-        </w:rPr>
-        <w:t>พร้อมแสดงสูตร)</w:t>
-      </w:r>
-    </w:p>
-    <w:p>
-      <w:pPr>
-        <w:pStyle w:val="af"/>
-        <w:numPr>
-          <w:ilvl w:val="0"/>
-          <w:numId w:val="40"/>
-        </w:numPr>
-        <w:rPr>
-          <w:rFonts w:ascii="TH SarabunPSK" w:hAnsi="TH SarabunPSK" w:cs="TH SarabunPSK" w:hint="cs"/>
-          <w:sz w:val="32"/>
-          <w:szCs w:val="32"/>
-        </w:rPr>
-      </w:pPr>
-      <w:r>
-        <w:rPr>
-          <w:rFonts w:ascii="TH SarabunPSK" w:hAnsi="TH SarabunPSK" w:cs="TH SarabunPSK" w:hint="cs"/>
-          <w:b/>
-          <w:bCs/>
-          <w:sz w:val="32"/>
-          <w:szCs w:val="32"/>
-          <w:cs/>
-        </w:rPr>
-        <w:t xml:space="preserve">เกณฑ์การให้คะแนนส่วนที่ </w:t>
-      </w:r>
-      <w:r>
-        <w:rPr>
-          <w:rFonts w:ascii="TH SarabunPSK" w:hAnsi="TH SarabunPSK" w:cs="TH SarabunPSK" w:hint="cs"/>
-          <w:b/>
-          <w:bCs/>
-          <w:sz w:val="32"/>
-          <w:szCs w:val="32"/>
-        </w:rPr>
-        <w:t>2 (</w:t>
-      </w:r>
-      <w:r>
-        <w:rPr>
-          <w:rFonts w:ascii="TH SarabunPSK" w:hAnsi="TH SarabunPSK" w:cs="TH SarabunPSK" w:hint="cs"/>
-          <w:b/>
-          <w:bCs/>
-          <w:sz w:val="32"/>
-          <w:szCs w:val="32"/>
-          <w:cs/>
-        </w:rPr>
-        <w:t xml:space="preserve">วิเคราะห์ </w:t>
-      </w:r>
-      <w:r>
-        <w:rPr>
-          <w:rFonts w:ascii="TH SarabunPSK" w:hAnsi="TH SarabunPSK" w:cs="TH SarabunPSK" w:hint="cs"/>
-          <w:b/>
-          <w:bCs/>
-          <w:sz w:val="32"/>
-          <w:szCs w:val="32"/>
-        </w:rPr>
-        <w:t>3Cs):</w:t>
-      </w:r>
-    </w:p>
-    <w:p>
-      <w:pPr>
-        <w:pStyle w:val="af"/>
-        <w:numPr>
-          <w:ilvl w:val="1"/>
-          <w:numId w:val="40"/>
-        </w:numPr>
-        <w:rPr>
-          <w:rFonts w:ascii="TH SarabunPSK" w:hAnsi="TH SarabunPSK" w:cs="TH SarabunPSK" w:hint="cs"/>
-          <w:sz w:val="32"/>
-          <w:szCs w:val="32"/>
-        </w:rPr>
-      </w:pPr>
-      <w:r>
-        <w:rPr>
-          <w:rFonts w:ascii="TH SarabunPSK" w:hAnsi="TH SarabunPSK" w:cs="TH SarabunPSK" w:hint="cs"/>
-          <w:b/>
-          <w:bCs/>
-          <w:sz w:val="32"/>
-          <w:szCs w:val="32"/>
-          <w:cs/>
-        </w:rPr>
-        <w:t>สิ่งที่ลดลง:</w:t>
-      </w:r>
-      <w:r>
-        <w:rPr>
-          <w:rFonts w:ascii="TH SarabunPSK" w:hAnsi="TH SarabunPSK" w:cs="TH SarabunPSK" w:hint="cs"/>
-          <w:sz w:val="32"/>
-          <w:szCs w:val="32"/>
-        </w:rPr>
-        <w:t xml:space="preserve"> </w:t>
-      </w:r>
-      <w:r>
-        <w:rPr>
-          <w:rFonts w:ascii="TH SarabunPSK" w:hAnsi="TH SarabunPSK" w:cs="TH SarabunPSK" w:hint="cs"/>
-          <w:sz w:val="32"/>
-          <w:szCs w:val="32"/>
-          <w:cs/>
-        </w:rPr>
-        <w:t xml:space="preserve">การเพิ่ม </w:t>
-      </w:r>
-      <w:r>
-        <w:rPr>
-          <w:rFonts w:ascii="TH SarabunPSK" w:hAnsi="TH SarabunPSK" w:cs="TH SarabunPSK" w:hint="cs"/>
-          <w:sz w:val="32"/>
-          <w:szCs w:val="32"/>
-        </w:rPr>
-        <w:t xml:space="preserve">Block size </w:t>
-      </w:r>
-      <w:r>
-        <w:rPr>
-          <w:rFonts w:ascii="TH SarabunPSK" w:hAnsi="TH SarabunPSK" w:cs="TH SarabunPSK" w:hint="cs"/>
-          <w:sz w:val="32"/>
-          <w:szCs w:val="32"/>
-          <w:cs/>
-        </w:rPr>
-        <w:t>จะช่วยลด</w:t>
-      </w:r>
-      <w:r>
-        <w:rPr>
-          <w:rFonts w:ascii="TH SarabunPSK" w:hAnsi="TH SarabunPSK" w:cs="TH SarabunPSK" w:hint="cs"/>
-          <w:sz w:val="32"/>
-          <w:szCs w:val="32"/>
-        </w:rPr>
-        <w:t xml:space="preserve"> </w:t>
-      </w:r>
-      <w:r>
-        <w:rPr>
-          <w:rFonts w:ascii="TH SarabunPSK" w:hAnsi="TH SarabunPSK" w:cs="TH SarabunPSK" w:hint="cs"/>
-          <w:b/>
-          <w:bCs/>
-          <w:sz w:val="32"/>
-          <w:szCs w:val="32"/>
-        </w:rPr>
-        <w:t>Compulsory Miss</w:t>
-      </w:r>
-      <w:r>
-        <w:rPr>
-          <w:rFonts w:ascii="TH SarabunPSK" w:hAnsi="TH SarabunPSK" w:cs="TH SarabunPSK" w:hint="cs"/>
-          <w:sz w:val="32"/>
-          <w:szCs w:val="32"/>
-        </w:rPr>
-        <w:t xml:space="preserve"> (</w:t>
-      </w:r>
-      <w:r>
-        <w:rPr>
-          <w:rFonts w:ascii="TH SarabunPSK" w:hAnsi="TH SarabunPSK" w:cs="TH SarabunPSK" w:hint="cs"/>
-          <w:sz w:val="32"/>
-          <w:szCs w:val="32"/>
-          <w:cs/>
-        </w:rPr>
-        <w:t xml:space="preserve">การ </w:t>
-      </w:r>
-      <w:r>
-        <w:rPr>
-          <w:rFonts w:ascii="TH SarabunPSK" w:hAnsi="TH SarabunPSK" w:cs="TH SarabunPSK" w:hint="cs"/>
-          <w:sz w:val="32"/>
-          <w:szCs w:val="32"/>
-        </w:rPr>
-        <w:t xml:space="preserve">Miss </w:t>
-      </w:r>
-      <w:r>
-        <w:rPr>
-          <w:rFonts w:ascii="TH SarabunPSK" w:hAnsi="TH SarabunPSK" w:cs="TH SarabunPSK" w:hint="cs"/>
-          <w:sz w:val="32"/>
-          <w:szCs w:val="32"/>
-          <w:cs/>
-        </w:rPr>
-        <w:t xml:space="preserve">ครั้งแรก) ได้ดีขึ้น เพราะเมื่อดึงข้อมูล </w:t>
-      </w:r>
-      <w:r>
-        <w:rPr>
-          <w:rFonts w:ascii="TH SarabunPSK" w:hAnsi="TH SarabunPSK" w:cs="TH SarabunPSK" w:hint="cs"/>
-          <w:sz w:val="32"/>
-          <w:szCs w:val="32"/>
-        </w:rPr>
-        <w:t xml:space="preserve">1 </w:t>
-      </w:r>
-      <w:r>
-        <w:rPr>
-          <w:rFonts w:ascii="TH SarabunPSK" w:hAnsi="TH SarabunPSK" w:cs="TH SarabunPSK" w:hint="cs"/>
-          <w:sz w:val="32"/>
-          <w:szCs w:val="32"/>
-          <w:cs/>
-        </w:rPr>
-        <w:t>ครั้ง จะได้ข้อมูลที่อยู่ติดกัน (</w:t>
-      </w:r>
-      <w:r>
-        <w:rPr>
-          <w:rFonts w:ascii="TH SarabunPSK" w:hAnsi="TH SarabunPSK" w:cs="TH SarabunPSK" w:hint="cs"/>
-          <w:sz w:val="32"/>
-          <w:szCs w:val="32"/>
-        </w:rPr>
-        <w:t xml:space="preserve">Spatial Locality) </w:t>
-      </w:r>
-      <w:r>
-        <w:rPr>
-          <w:rFonts w:ascii="TH SarabunPSK" w:hAnsi="TH SarabunPSK" w:cs="TH SarabunPSK" w:hint="cs"/>
-          <w:sz w:val="32"/>
-          <w:szCs w:val="32"/>
-          <w:cs/>
-        </w:rPr>
-        <w:t>ติดมาด้วยเยอะขึ้น</w:t>
-      </w:r>
-    </w:p>
-    <w:p>
-      <w:pPr>
-        <w:pStyle w:val="af"/>
-        <w:numPr>
-          <w:ilvl w:val="1"/>
-          <w:numId w:val="40"/>
-        </w:numPr>
-        <w:rPr>
-          <w:rFonts w:ascii="TH SarabunPSK" w:hAnsi="TH SarabunPSK" w:cs="TH SarabunPSK" w:hint="cs"/>
-          <w:sz w:val="32"/>
-          <w:szCs w:val="32"/>
-        </w:rPr>
-      </w:pPr>
-      <w:r>
-        <w:rPr>
-          <w:rFonts w:ascii="TH SarabunPSK" w:hAnsi="TH SarabunPSK" w:cs="TH SarabunPSK" w:hint="cs"/>
-          <w:b/>
-          <w:bCs/>
-          <w:sz w:val="32"/>
-          <w:szCs w:val="32"/>
-          <w:cs/>
-        </w:rPr>
-        <w:t>ผลเสีย/สิ่งที่เพิ่มขึ้น:</w:t>
-      </w:r>
-      <w:r>
-        <w:rPr>
-          <w:rFonts w:ascii="TH SarabunPSK" w:hAnsi="TH SarabunPSK" w:cs="TH SarabunPSK" w:hint="cs"/>
-          <w:sz w:val="32"/>
-          <w:szCs w:val="32"/>
-        </w:rPr>
-        <w:t xml:space="preserve"> </w:t>
-      </w:r>
-      <w:r>
-        <w:rPr>
-          <w:rFonts w:ascii="TH SarabunPSK" w:hAnsi="TH SarabunPSK" w:cs="TH SarabunPSK" w:hint="cs"/>
-          <w:sz w:val="32"/>
-          <w:szCs w:val="32"/>
-          <w:cs/>
-        </w:rPr>
-        <w:t xml:space="preserve">หาก </w:t>
-      </w:r>
-      <w:r>
-        <w:rPr>
-          <w:rFonts w:ascii="TH SarabunPSK" w:hAnsi="TH SarabunPSK" w:cs="TH SarabunPSK" w:hint="cs"/>
-          <w:sz w:val="32"/>
-          <w:szCs w:val="32"/>
-        </w:rPr>
-        <w:t xml:space="preserve">Cache </w:t>
-      </w:r>
-      <w:r>
-        <w:rPr>
-          <w:rFonts w:ascii="TH SarabunPSK" w:hAnsi="TH SarabunPSK" w:cs="TH SarabunPSK" w:hint="cs"/>
-          <w:sz w:val="32"/>
-          <w:szCs w:val="32"/>
-          <w:cs/>
-        </w:rPr>
-        <w:t xml:space="preserve">มีขนาดรวมเท่าเดิม การมี </w:t>
-      </w:r>
-      <w:r>
-        <w:rPr>
-          <w:rFonts w:ascii="TH SarabunPSK" w:hAnsi="TH SarabunPSK" w:cs="TH SarabunPSK" w:hint="cs"/>
-          <w:sz w:val="32"/>
-          <w:szCs w:val="32"/>
-        </w:rPr>
-        <w:t xml:space="preserve">Block </w:t>
-      </w:r>
-      <w:r>
-        <w:rPr>
-          <w:rFonts w:ascii="TH SarabunPSK" w:hAnsi="TH SarabunPSK" w:cs="TH SarabunPSK" w:hint="cs"/>
-          <w:sz w:val="32"/>
-          <w:szCs w:val="32"/>
-          <w:cs/>
-        </w:rPr>
-        <w:t>ใหญ่ขึ้นหมายถึงจำนวนช่อง (</w:t>
-      </w:r>
-      <w:r>
-        <w:rPr>
-          <w:rFonts w:ascii="TH SarabunPSK" w:hAnsi="TH SarabunPSK" w:cs="TH SarabunPSK" w:hint="cs"/>
-          <w:sz w:val="32"/>
-          <w:szCs w:val="32"/>
-        </w:rPr>
-        <w:t xml:space="preserve">Line) </w:t>
-      </w:r>
-      <w:r>
-        <w:rPr>
-          <w:rFonts w:ascii="TH SarabunPSK" w:hAnsi="TH SarabunPSK" w:cs="TH SarabunPSK" w:hint="cs"/>
-          <w:sz w:val="32"/>
-          <w:szCs w:val="32"/>
-          <w:cs/>
-        </w:rPr>
-        <w:t xml:space="preserve">ใน </w:t>
-      </w:r>
-      <w:r>
-        <w:rPr>
-          <w:rFonts w:ascii="TH SarabunPSK" w:hAnsi="TH SarabunPSK" w:cs="TH SarabunPSK" w:hint="cs"/>
-          <w:sz w:val="32"/>
-          <w:szCs w:val="32"/>
-        </w:rPr>
-        <w:t xml:space="preserve">Cache </w:t>
-      </w:r>
-      <w:r>
-        <w:rPr>
-          <w:rFonts w:ascii="TH SarabunPSK" w:hAnsi="TH SarabunPSK" w:cs="TH SarabunPSK" w:hint="cs"/>
-          <w:sz w:val="32"/>
-          <w:szCs w:val="32"/>
-          <w:cs/>
-        </w:rPr>
-        <w:t>จะน้อยลง ทำให้เสี่ยงเกิด</w:t>
-      </w:r>
-      <w:r>
-        <w:rPr>
-          <w:rFonts w:ascii="TH SarabunPSK" w:hAnsi="TH SarabunPSK" w:cs="TH SarabunPSK" w:hint="cs"/>
-          <w:sz w:val="32"/>
-          <w:szCs w:val="32"/>
-        </w:rPr>
-        <w:t xml:space="preserve"> </w:t>
-      </w:r>
-      <w:r>
-        <w:rPr>
-          <w:rFonts w:ascii="TH SarabunPSK" w:hAnsi="TH SarabunPSK" w:cs="TH SarabunPSK" w:hint="cs"/>
-          <w:b/>
-          <w:bCs/>
-          <w:sz w:val="32"/>
-          <w:szCs w:val="32"/>
-        </w:rPr>
-        <w:t>Conflict Miss</w:t>
-      </w:r>
-      <w:r>
-        <w:rPr>
-          <w:rFonts w:ascii="TH SarabunPSK" w:hAnsi="TH SarabunPSK" w:cs="TH SarabunPSK" w:hint="cs"/>
-          <w:sz w:val="32"/>
-          <w:szCs w:val="32"/>
-        </w:rPr>
-        <w:t xml:space="preserve"> (</w:t>
-      </w:r>
-      <w:r>
-        <w:rPr>
-          <w:rFonts w:ascii="TH SarabunPSK" w:hAnsi="TH SarabunPSK" w:cs="TH SarabunPSK" w:hint="cs"/>
-          <w:sz w:val="32"/>
-          <w:szCs w:val="32"/>
-          <w:cs/>
-        </w:rPr>
-        <w:t>แย่งกันลงหลุม) หรือ</w:t>
-      </w:r>
-      <w:r>
-        <w:rPr>
-          <w:rFonts w:ascii="TH SarabunPSK" w:hAnsi="TH SarabunPSK" w:cs="TH SarabunPSK" w:hint="cs"/>
-          <w:sz w:val="32"/>
-          <w:szCs w:val="32"/>
-        </w:rPr>
-        <w:t xml:space="preserve"> </w:t>
-      </w:r>
-      <w:r>
-        <w:rPr>
-          <w:rFonts w:ascii="TH SarabunPSK" w:hAnsi="TH SarabunPSK" w:cs="TH SarabunPSK" w:hint="cs"/>
-          <w:b/>
-          <w:bCs/>
-          <w:sz w:val="32"/>
-          <w:szCs w:val="32"/>
-        </w:rPr>
-        <w:t>Capacity Miss</w:t>
-      </w:r>
-      <w:r>
-        <w:rPr>
-          <w:rFonts w:ascii="TH SarabunPSK" w:hAnsi="TH SarabunPSK" w:cs="TH SarabunPSK" w:hint="cs"/>
-          <w:sz w:val="32"/>
-          <w:szCs w:val="32"/>
-        </w:rPr>
-        <w:t xml:space="preserve"> (</w:t>
-      </w:r>
-      <w:r>
-        <w:rPr>
-          <w:rFonts w:ascii="TH SarabunPSK" w:hAnsi="TH SarabunPSK" w:cs="TH SarabunPSK" w:hint="cs"/>
-          <w:sz w:val="32"/>
-          <w:szCs w:val="32"/>
-          <w:cs/>
-        </w:rPr>
-        <w:t xml:space="preserve">ที่เต็ม) ได้ง่ายขึ้น และยังทำให้ </w:t>
-      </w:r>
-      <w:r>
-        <w:rPr>
-          <w:rFonts w:ascii="TH SarabunPSK" w:hAnsi="TH SarabunPSK" w:cs="TH SarabunPSK" w:hint="cs"/>
-          <w:sz w:val="32"/>
-          <w:szCs w:val="32"/>
-        </w:rPr>
-        <w:t xml:space="preserve">Miss Penalty </w:t>
-      </w:r>
-      <w:r>
-        <w:rPr>
-          <w:rFonts w:ascii="TH SarabunPSK" w:hAnsi="TH SarabunPSK" w:cs="TH SarabunPSK" w:hint="cs"/>
-          <w:sz w:val="32"/>
-          <w:szCs w:val="32"/>
-          <w:cs/>
-        </w:rPr>
-        <w:t xml:space="preserve">นานขึ้นด้วยเพราะต้องเสียเวลาโหลดข้อมูลก้อนใหญ่จาก </w:t>
-      </w:r>
-      <w:r>
-        <w:rPr>
-          <w:rFonts w:ascii="TH SarabunPSK" w:hAnsi="TH SarabunPSK" w:cs="TH SarabunPSK" w:hint="cs"/>
-          <w:sz w:val="32"/>
-          <w:szCs w:val="32"/>
-        </w:rPr>
-        <w:t>RAM</w:t>
-      </w:r>
-    </w:p>
-    <w:p>
-      <w:pPr>
-        <w:pStyle w:val="af"/>
-        <w:rPr>
-          <w:rFonts w:ascii="TH SarabunPSK" w:hAnsi="TH SarabunPSK" w:cs="TH SarabunPSK" w:hint="cs"/>
-          <w:sz w:val="32"/>
-          <w:szCs w:val="32"/>
-        </w:rPr>
-      </w:pPr>
-      <w:r>
-        <w:rPr>
-          <w:rFonts w:ascii="TH SarabunPSK" w:hAnsi="TH SarabunPSK" w:cs="TH SarabunPSK" w:hint="cs"/>
-          <w:b/>
-          <w:bCs/>
-          <w:sz w:val="32"/>
-          <w:szCs w:val="32"/>
-          <w:cs/>
-        </w:rPr>
-        <w:t xml:space="preserve">เฉลยข้อที่ </w:t>
-      </w:r>
-      <w:r>
-        <w:rPr>
-          <w:rFonts w:ascii="TH SarabunPSK" w:hAnsi="TH SarabunPSK" w:cs="TH SarabunPSK" w:hint="cs"/>
-          <w:b/>
-          <w:bCs/>
-          <w:sz w:val="32"/>
-          <w:szCs w:val="32"/>
-        </w:rPr>
-        <w:t xml:space="preserve">2: </w:t>
-      </w:r>
-      <w:r>
-        <w:rPr>
-          <w:rFonts w:ascii="TH SarabunPSK" w:hAnsi="TH SarabunPSK" w:cs="TH SarabunPSK" w:hint="cs"/>
-          <w:b/>
-          <w:bCs/>
-          <w:sz w:val="32"/>
-          <w:szCs w:val="32"/>
-          <w:cs/>
-        </w:rPr>
-        <w:t xml:space="preserve">วิกฤต </w:t>
-      </w:r>
-      <w:r>
-        <w:rPr>
-          <w:rFonts w:ascii="TH SarabunPSK" w:hAnsi="TH SarabunPSK" w:cs="TH SarabunPSK" w:hint="cs"/>
-          <w:b/>
-          <w:bCs/>
-          <w:sz w:val="32"/>
-          <w:szCs w:val="32"/>
-        </w:rPr>
-        <w:t xml:space="preserve">Thrashing </w:t>
-      </w:r>
-      <w:r>
-        <w:rPr>
-          <w:rFonts w:ascii="TH SarabunPSK" w:hAnsi="TH SarabunPSK" w:cs="TH SarabunPSK" w:hint="cs"/>
-          <w:b/>
-          <w:bCs/>
-          <w:sz w:val="32"/>
-          <w:szCs w:val="32"/>
-          <w:cs/>
-        </w:rPr>
-        <w:t xml:space="preserve">และ </w:t>
-      </w:r>
-      <w:r>
-        <w:rPr>
-          <w:rFonts w:ascii="TH SarabunPSK" w:hAnsi="TH SarabunPSK" w:cs="TH SarabunPSK" w:hint="cs"/>
-          <w:b/>
-          <w:bCs/>
-          <w:sz w:val="32"/>
-          <w:szCs w:val="32"/>
-        </w:rPr>
-        <w:t>Virtual Memory</w:t>
-      </w:r>
-    </w:p>
-    <w:p>
-      <w:pPr>
-        <w:pStyle w:val="af"/>
-        <w:numPr>
-          <w:ilvl w:val="0"/>
-          <w:numId w:val="41"/>
-        </w:numPr>
-        <w:rPr>
-          <w:rFonts w:ascii="TH SarabunPSK" w:hAnsi="TH SarabunPSK" w:cs="TH SarabunPSK" w:hint="cs"/>
-          <w:sz w:val="32"/>
-          <w:szCs w:val="32"/>
-        </w:rPr>
-      </w:pPr>
-      <w:r>
-        <w:rPr>
-          <w:rFonts w:ascii="TH SarabunPSK" w:hAnsi="TH SarabunPSK" w:cs="TH SarabunPSK" w:hint="cs"/>
-          <w:b/>
-          <w:bCs/>
-          <w:sz w:val="32"/>
-          <w:szCs w:val="32"/>
-          <w:cs/>
-        </w:rPr>
-        <w:t>สาเหตุหลัก:</w:t>
-      </w:r>
-      <w:r>
-        <w:rPr>
-          <w:rFonts w:ascii="TH SarabunPSK" w:hAnsi="TH SarabunPSK" w:cs="TH SarabunPSK" w:hint="cs"/>
-          <w:sz w:val="32"/>
-          <w:szCs w:val="32"/>
-        </w:rPr>
-        <w:t xml:space="preserve"> Thrashing </w:t>
-      </w:r>
-      <w:r>
-        <w:rPr>
-          <w:rFonts w:ascii="TH SarabunPSK" w:hAnsi="TH SarabunPSK" w:cs="TH SarabunPSK" w:hint="cs"/>
-          <w:sz w:val="32"/>
-          <w:szCs w:val="32"/>
-          <w:cs/>
-        </w:rPr>
-        <w:t xml:space="preserve">เกิดจากการที่โปรแกรมต้องการใช้พื้นที่ </w:t>
-      </w:r>
-      <w:r>
-        <w:rPr>
-          <w:rFonts w:ascii="TH SarabunPSK" w:hAnsi="TH SarabunPSK" w:cs="TH SarabunPSK" w:hint="cs"/>
-          <w:sz w:val="32"/>
-          <w:szCs w:val="32"/>
-        </w:rPr>
-        <w:t xml:space="preserve">RAM </w:t>
-      </w:r>
-      <w:r>
-        <w:rPr>
-          <w:rFonts w:ascii="TH SarabunPSK" w:hAnsi="TH SarabunPSK" w:cs="TH SarabunPSK" w:hint="cs"/>
-          <w:sz w:val="32"/>
-          <w:szCs w:val="32"/>
-          <w:cs/>
-        </w:rPr>
-        <w:t>มากกว่าความจุจริง (</w:t>
-      </w:r>
-      <w:r>
-        <w:rPr>
-          <w:rFonts w:ascii="TH SarabunPSK" w:hAnsi="TH SarabunPSK" w:cs="TH SarabunPSK" w:hint="cs"/>
-          <w:sz w:val="32"/>
-          <w:szCs w:val="32"/>
-        </w:rPr>
-        <w:t xml:space="preserve">RAM 8 GB </w:t>
-      </w:r>
-      <w:r>
-        <w:rPr>
-          <w:rFonts w:ascii="TH SarabunPSK" w:hAnsi="TH SarabunPSK" w:cs="TH SarabunPSK" w:hint="cs"/>
-          <w:sz w:val="32"/>
-          <w:szCs w:val="32"/>
-          <w:cs/>
-        </w:rPr>
-        <w:t xml:space="preserve">ไม่พอสำหรับ </w:t>
-      </w:r>
-      <w:r>
-        <w:rPr>
-          <w:rFonts w:ascii="TH SarabunPSK" w:hAnsi="TH SarabunPSK" w:cs="TH SarabunPSK" w:hint="cs"/>
-          <w:sz w:val="32"/>
-          <w:szCs w:val="32"/>
-        </w:rPr>
-        <w:t xml:space="preserve">4K + </w:t>
-      </w:r>
-      <w:r>
-        <w:rPr>
-          <w:rFonts w:ascii="TH SarabunPSK" w:hAnsi="TH SarabunPSK" w:cs="TH SarabunPSK" w:hint="cs"/>
-          <w:sz w:val="32"/>
-          <w:szCs w:val="32"/>
-          <w:cs/>
-        </w:rPr>
-        <w:t xml:space="preserve">เกม) </w:t>
-      </w:r>
-      <w:r>
-        <w:rPr>
-          <w:rFonts w:ascii="TH SarabunPSK" w:hAnsi="TH SarabunPSK" w:cs="TH SarabunPSK" w:hint="cs"/>
-          <w:sz w:val="32"/>
-          <w:szCs w:val="32"/>
-        </w:rPr>
-        <w:t xml:space="preserve">OS </w:t>
-      </w:r>
-      <w:r>
-        <w:rPr>
-          <w:rFonts w:ascii="TH SarabunPSK" w:hAnsi="TH SarabunPSK" w:cs="TH SarabunPSK" w:hint="cs"/>
-          <w:sz w:val="32"/>
-          <w:szCs w:val="32"/>
-          <w:cs/>
-        </w:rPr>
-        <w:t xml:space="preserve">จึงพยายามใช้ </w:t>
-      </w:r>
-      <w:r>
-        <w:rPr>
-          <w:rFonts w:ascii="TH SarabunPSK" w:hAnsi="TH SarabunPSK" w:cs="TH SarabunPSK" w:hint="cs"/>
-          <w:sz w:val="32"/>
-          <w:szCs w:val="32"/>
-        </w:rPr>
-        <w:t xml:space="preserve">Hard disk </w:t>
-      </w:r>
-      <w:r>
-        <w:rPr>
-          <w:rFonts w:ascii="TH SarabunPSK" w:hAnsi="TH SarabunPSK" w:cs="TH SarabunPSK" w:hint="cs"/>
-          <w:sz w:val="32"/>
-          <w:szCs w:val="32"/>
-          <w:cs/>
-        </w:rPr>
-        <w:t xml:space="preserve">ทำ </w:t>
-      </w:r>
-      <w:r>
-        <w:rPr>
-          <w:rFonts w:ascii="TH SarabunPSK" w:hAnsi="TH SarabunPSK" w:cs="TH SarabunPSK" w:hint="cs"/>
-          <w:sz w:val="32"/>
-          <w:szCs w:val="32"/>
-        </w:rPr>
-        <w:t>Virtual Memory</w:t>
-      </w:r>
-    </w:p>
-    <w:p>
-      <w:pPr>
-        <w:pStyle w:val="af"/>
-        <w:numPr>
-          <w:ilvl w:val="0"/>
-          <w:numId w:val="41"/>
-        </w:numPr>
-        <w:rPr>
-          <w:rFonts w:ascii="TH SarabunPSK" w:hAnsi="TH SarabunPSK" w:cs="TH SarabunPSK" w:hint="cs"/>
-          <w:sz w:val="32"/>
-          <w:szCs w:val="32"/>
-        </w:rPr>
-      </w:pPr>
-      <w:r>
-        <w:rPr>
-          <w:rFonts w:ascii="TH SarabunPSK" w:hAnsi="TH SarabunPSK" w:cs="TH SarabunPSK" w:hint="cs"/>
-          <w:b/>
-          <w:bCs/>
-          <w:sz w:val="32"/>
-          <w:szCs w:val="32"/>
-          <w:cs/>
-        </w:rPr>
-        <w:t>กลไกที่เกิดขึ้น:</w:t>
-      </w:r>
-      <w:r>
-        <w:rPr>
-          <w:rFonts w:ascii="TH SarabunPSK" w:hAnsi="TH SarabunPSK" w:cs="TH SarabunPSK" w:hint="cs"/>
-          <w:sz w:val="32"/>
-          <w:szCs w:val="32"/>
-        </w:rPr>
-        <w:t xml:space="preserve"> </w:t>
-      </w:r>
-      <w:r>
-        <w:rPr>
-          <w:rFonts w:ascii="TH SarabunPSK" w:hAnsi="TH SarabunPSK" w:cs="TH SarabunPSK" w:hint="cs"/>
-          <w:sz w:val="32"/>
-          <w:szCs w:val="32"/>
-          <w:cs/>
-        </w:rPr>
-        <w:t xml:space="preserve">เมื่อ </w:t>
-      </w:r>
-      <w:r>
-        <w:rPr>
-          <w:rFonts w:ascii="TH SarabunPSK" w:hAnsi="TH SarabunPSK" w:cs="TH SarabunPSK" w:hint="cs"/>
-          <w:sz w:val="32"/>
-          <w:szCs w:val="32"/>
-        </w:rPr>
-        <w:t xml:space="preserve">RAM </w:t>
-      </w:r>
-      <w:r>
-        <w:rPr>
-          <w:rFonts w:ascii="TH SarabunPSK" w:hAnsi="TH SarabunPSK" w:cs="TH SarabunPSK" w:hint="cs"/>
-          <w:sz w:val="32"/>
-          <w:szCs w:val="32"/>
-          <w:cs/>
-        </w:rPr>
-        <w:t xml:space="preserve">เต็ม </w:t>
-      </w:r>
-      <w:r>
-        <w:rPr>
-          <w:rFonts w:ascii="TH SarabunPSK" w:hAnsi="TH SarabunPSK" w:cs="TH SarabunPSK" w:hint="cs"/>
-          <w:sz w:val="32"/>
-          <w:szCs w:val="32"/>
-        </w:rPr>
-        <w:t xml:space="preserve">OS </w:t>
-      </w:r>
-      <w:r>
-        <w:rPr>
-          <w:rFonts w:ascii="TH SarabunPSK" w:hAnsi="TH SarabunPSK" w:cs="TH SarabunPSK" w:hint="cs"/>
-          <w:sz w:val="32"/>
-          <w:szCs w:val="32"/>
-          <w:cs/>
-        </w:rPr>
-        <w:t xml:space="preserve">จะใช้อัลกอริทึม (เช่น </w:t>
-      </w:r>
-      <w:r>
-        <w:rPr>
-          <w:rFonts w:ascii="TH SarabunPSK" w:hAnsi="TH SarabunPSK" w:cs="TH SarabunPSK" w:hint="cs"/>
-          <w:sz w:val="32"/>
-          <w:szCs w:val="32"/>
-        </w:rPr>
-        <w:t xml:space="preserve">LRU) </w:t>
-      </w:r>
-      <w:r>
-        <w:rPr>
-          <w:rFonts w:ascii="TH SarabunPSK" w:hAnsi="TH SarabunPSK" w:cs="TH SarabunPSK" w:hint="cs"/>
-          <w:sz w:val="32"/>
-          <w:szCs w:val="32"/>
-          <w:cs/>
-        </w:rPr>
-        <w:t>เตะข้อมูลบางส่วน (</w:t>
-      </w:r>
-      <w:r>
-        <w:rPr>
-          <w:rFonts w:ascii="TH SarabunPSK" w:hAnsi="TH SarabunPSK" w:cs="TH SarabunPSK" w:hint="cs"/>
-          <w:sz w:val="32"/>
-          <w:szCs w:val="32"/>
-        </w:rPr>
-        <w:t xml:space="preserve">Page Replacement) </w:t>
-      </w:r>
-      <w:r>
-        <w:rPr>
-          <w:rFonts w:ascii="TH SarabunPSK" w:hAnsi="TH SarabunPSK" w:cs="TH SarabunPSK" w:hint="cs"/>
-          <w:sz w:val="32"/>
-          <w:szCs w:val="32"/>
-          <w:cs/>
-        </w:rPr>
-        <w:t xml:space="preserve">ลงดิสก์ แต่เนื่องจากทุกโปรแกรมยัง </w:t>
-      </w:r>
-      <w:r>
-        <w:rPr>
-          <w:rFonts w:ascii="TH SarabunPSK" w:hAnsi="TH SarabunPSK" w:cs="TH SarabunPSK" w:hint="cs"/>
-          <w:sz w:val="32"/>
-          <w:szCs w:val="32"/>
-        </w:rPr>
-        <w:t xml:space="preserve">Active </w:t>
-      </w:r>
-      <w:r>
-        <w:rPr>
-          <w:rFonts w:ascii="TH SarabunPSK" w:hAnsi="TH SarabunPSK" w:cs="TH SarabunPSK" w:hint="cs"/>
-          <w:sz w:val="32"/>
-          <w:szCs w:val="32"/>
-          <w:cs/>
-        </w:rPr>
-        <w:t xml:space="preserve">อยู่ ข้อมูลที่เพิ่งเตะไปจึงถูกเรียกใช้ทันที (เกิด </w:t>
-      </w:r>
-      <w:r>
-        <w:rPr>
-          <w:rFonts w:ascii="TH SarabunPSK" w:hAnsi="TH SarabunPSK" w:cs="TH SarabunPSK" w:hint="cs"/>
-          <w:sz w:val="32"/>
-          <w:szCs w:val="32"/>
-        </w:rPr>
-        <w:t xml:space="preserve">Page Fault </w:t>
-      </w:r>
-      <w:r>
-        <w:rPr>
-          <w:rFonts w:ascii="TH SarabunPSK" w:hAnsi="TH SarabunPSK" w:cs="TH SarabunPSK" w:hint="cs"/>
-          <w:sz w:val="32"/>
-          <w:szCs w:val="32"/>
-          <w:cs/>
-        </w:rPr>
-        <w:t>ต่อเนื่องรุนแรง)</w:t>
-      </w:r>
-    </w:p>
-    <w:p>
-      <w:pPr>
-        <w:pStyle w:val="af"/>
-        <w:numPr>
-          <w:ilvl w:val="0"/>
-          <w:numId w:val="41"/>
-        </w:numPr>
-        <w:rPr>
-          <w:rFonts w:ascii="TH SarabunPSK" w:hAnsi="TH SarabunPSK" w:cs="TH SarabunPSK" w:hint="cs"/>
-          <w:sz w:val="32"/>
-          <w:szCs w:val="32"/>
-        </w:rPr>
-      </w:pPr>
-      <w:r>
-        <w:rPr>
-          <w:rFonts w:ascii="TH SarabunPSK" w:hAnsi="TH SarabunPSK" w:cs="TH SarabunPSK" w:hint="cs"/>
-          <w:b/>
-          <w:bCs/>
-          <w:sz w:val="32"/>
-          <w:szCs w:val="32"/>
-          <w:cs/>
-        </w:rPr>
-        <w:t>ผลลัพธ์:</w:t>
-      </w:r>
-      <w:r>
-        <w:rPr>
-          <w:rFonts w:ascii="TH SarabunPSK" w:hAnsi="TH SarabunPSK" w:cs="TH SarabunPSK" w:hint="cs"/>
-          <w:sz w:val="32"/>
-          <w:szCs w:val="32"/>
-        </w:rPr>
-        <w:t xml:space="preserve"> CPU </w:t>
-      </w:r>
-      <w:r>
-        <w:rPr>
-          <w:rFonts w:ascii="TH SarabunPSK" w:hAnsi="TH SarabunPSK" w:cs="TH SarabunPSK" w:hint="cs"/>
-          <w:sz w:val="32"/>
-          <w:szCs w:val="32"/>
-          <w:cs/>
-        </w:rPr>
-        <w:t xml:space="preserve">และ </w:t>
-      </w:r>
-      <w:r>
-        <w:rPr>
-          <w:rFonts w:ascii="TH SarabunPSK" w:hAnsi="TH SarabunPSK" w:cs="TH SarabunPSK" w:hint="cs"/>
-          <w:sz w:val="32"/>
-          <w:szCs w:val="32"/>
-        </w:rPr>
-        <w:t xml:space="preserve">OS </w:t>
-      </w:r>
-      <w:r>
-        <w:rPr>
-          <w:rFonts w:ascii="TH SarabunPSK" w:hAnsi="TH SarabunPSK" w:cs="TH SarabunPSK" w:hint="cs"/>
-          <w:sz w:val="32"/>
-          <w:szCs w:val="32"/>
-          <w:cs/>
-        </w:rPr>
-        <w:t xml:space="preserve">มัวแต่เสียเวลาไปกับการสลับข้อมูลเข้า/ออกจาก </w:t>
-      </w:r>
-      <w:r>
-        <w:rPr>
-          <w:rFonts w:ascii="TH SarabunPSK" w:hAnsi="TH SarabunPSK" w:cs="TH SarabunPSK" w:hint="cs"/>
-          <w:sz w:val="32"/>
-          <w:szCs w:val="32"/>
-        </w:rPr>
-        <w:t xml:space="preserve">Hard disk (Swapping) </w:t>
-      </w:r>
-      <w:r>
-        <w:rPr>
-          <w:rFonts w:ascii="TH SarabunPSK" w:hAnsi="TH SarabunPSK" w:cs="TH SarabunPSK" w:hint="cs"/>
-          <w:sz w:val="32"/>
-          <w:szCs w:val="32"/>
-          <w:cs/>
-        </w:rPr>
-        <w:t xml:space="preserve">มากกว่าการประมวลผลคำสั่งจริง เครื่องจึงค้าง </w:t>
-      </w:r>
-      <w:r>
-        <w:rPr>
-          <w:rFonts w:ascii="TH SarabunPSK" w:hAnsi="TH SarabunPSK" w:cs="TH SarabunPSK" w:hint="cs"/>
-          <w:sz w:val="32"/>
-          <w:szCs w:val="32"/>
-        </w:rPr>
-        <w:t>100%</w:t>
-      </w:r>
-    </w:p>
-    <w:p>
-      <w:pPr>
-        <w:pStyle w:val="af"/>
-        <w:numPr>
-          <w:ilvl w:val="0"/>
-          <w:numId w:val="41"/>
-        </w:numPr>
-        <w:rPr>
-          <w:rFonts w:ascii="TH SarabunPSK" w:hAnsi="TH SarabunPSK" w:cs="TH SarabunPSK" w:hint="cs"/>
-          <w:sz w:val="32"/>
-          <w:szCs w:val="32"/>
-        </w:rPr>
-      </w:pPr>
-      <w:r>
-        <w:rPr>
-          <w:rFonts w:ascii="TH SarabunPSK" w:hAnsi="TH SarabunPSK" w:cs="TH SarabunPSK" w:hint="cs"/>
-          <w:b/>
-          <w:bCs/>
-          <w:sz w:val="32"/>
-          <w:szCs w:val="32"/>
-          <w:cs/>
-        </w:rPr>
-        <w:t>ทางแก้ไข:</w:t>
-      </w:r>
-      <w:r>
-        <w:rPr>
-          <w:rFonts w:ascii="TH SarabunPSK" w:hAnsi="TH SarabunPSK" w:cs="TH SarabunPSK" w:hint="cs"/>
-          <w:sz w:val="32"/>
-          <w:szCs w:val="32"/>
-        </w:rPr>
-        <w:t xml:space="preserve"> </w:t>
-      </w:r>
-      <w:r>
-        <w:rPr>
-          <w:rFonts w:ascii="TH SarabunPSK" w:hAnsi="TH SarabunPSK" w:cs="TH SarabunPSK" w:hint="cs"/>
-          <w:sz w:val="32"/>
-          <w:szCs w:val="32"/>
-          <w:cs/>
-        </w:rPr>
-        <w:t xml:space="preserve">มุมมอง </w:t>
-      </w:r>
-      <w:r>
-        <w:rPr>
-          <w:rFonts w:ascii="TH SarabunPSK" w:hAnsi="TH SarabunPSK" w:cs="TH SarabunPSK" w:hint="cs"/>
-          <w:sz w:val="32"/>
-          <w:szCs w:val="32"/>
-        </w:rPr>
-        <w:t xml:space="preserve">Hardware </w:t>
-      </w:r>
-      <w:r>
-        <w:rPr>
-          <w:rFonts w:ascii="TH SarabunPSK" w:hAnsi="TH SarabunPSK" w:cs="TH SarabunPSK" w:hint="cs"/>
-          <w:sz w:val="32"/>
-          <w:szCs w:val="32"/>
-          <w:cs/>
-        </w:rPr>
-        <w:t xml:space="preserve">คือ "เพิ่ม </w:t>
-      </w:r>
-      <w:r>
-        <w:rPr>
-          <w:rFonts w:ascii="TH SarabunPSK" w:hAnsi="TH SarabunPSK" w:cs="TH SarabunPSK" w:hint="cs"/>
-          <w:sz w:val="32"/>
-          <w:szCs w:val="32"/>
-        </w:rPr>
-        <w:t xml:space="preserve">RAM" </w:t>
-      </w:r>
-      <w:r>
-        <w:rPr>
-          <w:rFonts w:ascii="TH SarabunPSK" w:hAnsi="TH SarabunPSK" w:cs="TH SarabunPSK" w:hint="cs"/>
-          <w:sz w:val="32"/>
-          <w:szCs w:val="32"/>
-          <w:cs/>
-        </w:rPr>
-        <w:t xml:space="preserve">มุมมอง </w:t>
-      </w:r>
-      <w:r>
-        <w:rPr>
-          <w:rFonts w:ascii="TH SarabunPSK" w:hAnsi="TH SarabunPSK" w:cs="TH SarabunPSK" w:hint="cs"/>
-          <w:sz w:val="32"/>
-          <w:szCs w:val="32"/>
-        </w:rPr>
-        <w:t>OS/</w:t>
-      </w:r>
-      <w:r>
-        <w:rPr>
-          <w:rFonts w:ascii="TH SarabunPSK" w:hAnsi="TH SarabunPSK" w:cs="TH SarabunPSK" w:hint="cs"/>
-          <w:sz w:val="32"/>
-          <w:szCs w:val="32"/>
-          <w:cs/>
-        </w:rPr>
-        <w:t xml:space="preserve">ผู้ใช้ คือ "ปิดโปรแกรมที่ไม่ได้ใช้" เพื่อลด </w:t>
-      </w:r>
-      <w:r>
-        <w:rPr>
-          <w:rFonts w:ascii="TH SarabunPSK" w:hAnsi="TH SarabunPSK" w:cs="TH SarabunPSK" w:hint="cs"/>
-          <w:sz w:val="32"/>
-          <w:szCs w:val="32"/>
-        </w:rPr>
-        <w:t>Working Set Size</w:t>
-      </w:r>
-    </w:p>
-    <w:p>
-      <w:pPr>
-        <w:pStyle w:val="af"/>
-        <w:rPr>
-          <w:rFonts w:ascii="TH SarabunPSK" w:hAnsi="TH SarabunPSK" w:cs="TH SarabunPSK" w:hint="cs"/>
-          <w:sz w:val="32"/>
-          <w:szCs w:val="32"/>
-        </w:rPr>
-      </w:pPr>
-      <w:r>
-        <w:rPr>
-          <w:rFonts w:ascii="TH SarabunPSK" w:hAnsi="TH SarabunPSK" w:cs="TH SarabunPSK" w:hint="cs"/>
-          <w:b/>
-          <w:bCs/>
-          <w:sz w:val="32"/>
-          <w:szCs w:val="32"/>
-          <w:cs/>
-        </w:rPr>
-        <w:t xml:space="preserve">เฉลยข้อที่ </w:t>
-      </w:r>
-      <w:r>
-        <w:rPr>
-          <w:rFonts w:ascii="TH SarabunPSK" w:hAnsi="TH SarabunPSK" w:cs="TH SarabunPSK" w:hint="cs"/>
-          <w:b/>
-          <w:bCs/>
-          <w:sz w:val="32"/>
-          <w:szCs w:val="32"/>
-        </w:rPr>
-        <w:t xml:space="preserve">3: </w:t>
-      </w:r>
-      <w:r>
-        <w:rPr>
-          <w:rFonts w:ascii="TH SarabunPSK" w:hAnsi="TH SarabunPSK" w:cs="TH SarabunPSK" w:hint="cs"/>
-          <w:b/>
-          <w:bCs/>
-          <w:sz w:val="32"/>
-          <w:szCs w:val="32"/>
-          <w:cs/>
-        </w:rPr>
-        <w:t xml:space="preserve">เทคนิค </w:t>
-      </w:r>
-      <w:r>
-        <w:rPr>
-          <w:rFonts w:ascii="TH SarabunPSK" w:hAnsi="TH SarabunPSK" w:cs="TH SarabunPSK" w:hint="cs"/>
-          <w:b/>
-          <w:bCs/>
-          <w:sz w:val="32"/>
-          <w:szCs w:val="32"/>
-        </w:rPr>
-        <w:t>I/O (DMA vs Others)</w:t>
-      </w:r>
-    </w:p>
-    <w:p>
-      <w:pPr>
-        <w:pStyle w:val="af"/>
-        <w:numPr>
-          <w:ilvl w:val="0"/>
-          <w:numId w:val="42"/>
-        </w:numPr>
-        <w:rPr>
-          <w:rFonts w:ascii="TH SarabunPSK" w:hAnsi="TH SarabunPSK" w:cs="TH SarabunPSK" w:hint="cs"/>
-          <w:sz w:val="32"/>
-          <w:szCs w:val="32"/>
-        </w:rPr>
-      </w:pPr>
-      <w:r>
-        <w:rPr>
-          <w:rFonts w:ascii="TH SarabunPSK" w:hAnsi="TH SarabunPSK" w:cs="TH SarabunPSK" w:hint="cs"/>
-          <w:b/>
-          <w:bCs/>
-          <w:sz w:val="32"/>
-          <w:szCs w:val="32"/>
-          <w:cs/>
-        </w:rPr>
-        <w:t>การตัดสินใจ:</w:t>
-      </w:r>
-      <w:r>
-        <w:rPr>
-          <w:rFonts w:ascii="TH SarabunPSK" w:hAnsi="TH SarabunPSK" w:cs="TH SarabunPSK" w:hint="cs"/>
-          <w:sz w:val="32"/>
-          <w:szCs w:val="32"/>
-        </w:rPr>
-        <w:t xml:space="preserve"> </w:t>
-      </w:r>
-      <w:r>
-        <w:rPr>
-          <w:rFonts w:ascii="TH SarabunPSK" w:hAnsi="TH SarabunPSK" w:cs="TH SarabunPSK" w:hint="cs"/>
-          <w:sz w:val="32"/>
-          <w:szCs w:val="32"/>
-          <w:cs/>
-        </w:rPr>
-        <w:t>ต้องเลือกใช้</w:t>
-      </w:r>
-      <w:r>
-        <w:rPr>
-          <w:rFonts w:ascii="TH SarabunPSK" w:hAnsi="TH SarabunPSK" w:cs="TH SarabunPSK" w:hint="cs"/>
-          <w:sz w:val="32"/>
-          <w:szCs w:val="32"/>
-        </w:rPr>
-        <w:t xml:space="preserve"> </w:t>
-      </w:r>
-      <w:r>
-        <w:rPr>
-          <w:rFonts w:ascii="TH SarabunPSK" w:hAnsi="TH SarabunPSK" w:cs="TH SarabunPSK" w:hint="cs"/>
-          <w:b/>
-          <w:bCs/>
-          <w:sz w:val="32"/>
-          <w:szCs w:val="32"/>
-        </w:rPr>
-        <w:t>DMA (Direct Memory Access)</w:t>
-      </w:r>
-    </w:p>
-    <w:p>
-      <w:pPr>
-        <w:pStyle w:val="af"/>
-        <w:numPr>
-          <w:ilvl w:val="0"/>
-          <w:numId w:val="42"/>
-        </w:numPr>
-        <w:rPr>
-          <w:rFonts w:ascii="TH SarabunPSK" w:hAnsi="TH SarabunPSK" w:cs="TH SarabunPSK" w:hint="cs"/>
-          <w:sz w:val="32"/>
-          <w:szCs w:val="32"/>
-        </w:rPr>
-      </w:pPr>
-      <w:r>
-        <w:rPr>
-          <w:rFonts w:ascii="TH SarabunPSK" w:hAnsi="TH SarabunPSK" w:cs="TH SarabunPSK" w:hint="cs"/>
-          <w:b/>
-          <w:bCs/>
-          <w:sz w:val="32"/>
-          <w:szCs w:val="32"/>
-          <w:cs/>
-        </w:rPr>
-        <w:lastRenderedPageBreak/>
-        <w:t>เหตุผล:</w:t>
-      </w:r>
-      <w:r>
-        <w:rPr>
-          <w:rFonts w:ascii="TH SarabunPSK" w:hAnsi="TH SarabunPSK" w:cs="TH SarabunPSK" w:hint="cs"/>
-          <w:sz w:val="32"/>
-          <w:szCs w:val="32"/>
-        </w:rPr>
-        <w:t xml:space="preserve"> DMA </w:t>
-      </w:r>
-      <w:r>
-        <w:rPr>
-          <w:rFonts w:ascii="TH SarabunPSK" w:hAnsi="TH SarabunPSK" w:cs="TH SarabunPSK" w:hint="cs"/>
-          <w:sz w:val="32"/>
-          <w:szCs w:val="32"/>
-          <w:cs/>
-        </w:rPr>
-        <w:t>มีชิปควบคุม (</w:t>
-      </w:r>
-      <w:r>
-        <w:rPr>
-          <w:rFonts w:ascii="TH SarabunPSK" w:hAnsi="TH SarabunPSK" w:cs="TH SarabunPSK" w:hint="cs"/>
-          <w:sz w:val="32"/>
-          <w:szCs w:val="32"/>
-        </w:rPr>
-        <w:t xml:space="preserve">DMA Controller) </w:t>
-      </w:r>
-      <w:r>
-        <w:rPr>
-          <w:rFonts w:ascii="TH SarabunPSK" w:hAnsi="TH SarabunPSK" w:cs="TH SarabunPSK" w:hint="cs"/>
-          <w:sz w:val="32"/>
-          <w:szCs w:val="32"/>
-          <w:cs/>
-        </w:rPr>
-        <w:t xml:space="preserve">ทำหน้าที่จัดการคัดลอกข้อมูล </w:t>
-      </w:r>
-      <w:r>
-        <w:rPr>
-          <w:rFonts w:ascii="TH SarabunPSK" w:hAnsi="TH SarabunPSK" w:cs="TH SarabunPSK" w:hint="cs"/>
-          <w:sz w:val="32"/>
-          <w:szCs w:val="32"/>
-        </w:rPr>
-        <w:t xml:space="preserve">10 GB </w:t>
-      </w:r>
-      <w:r>
-        <w:rPr>
-          <w:rFonts w:ascii="TH SarabunPSK" w:hAnsi="TH SarabunPSK" w:cs="TH SarabunPSK" w:hint="cs"/>
-          <w:sz w:val="32"/>
-          <w:szCs w:val="32"/>
-          <w:cs/>
-        </w:rPr>
-        <w:t xml:space="preserve">จาก </w:t>
-      </w:r>
-      <w:r>
-        <w:rPr>
-          <w:rFonts w:ascii="TH SarabunPSK" w:hAnsi="TH SarabunPSK" w:cs="TH SarabunPSK" w:hint="cs"/>
-          <w:sz w:val="32"/>
-          <w:szCs w:val="32"/>
-        </w:rPr>
-        <w:t xml:space="preserve">SSD </w:t>
-      </w:r>
-      <w:r>
-        <w:rPr>
-          <w:rFonts w:ascii="TH SarabunPSK" w:hAnsi="TH SarabunPSK" w:cs="TH SarabunPSK" w:hint="cs"/>
-          <w:sz w:val="32"/>
-          <w:szCs w:val="32"/>
-          <w:cs/>
-        </w:rPr>
-        <w:t xml:space="preserve">ลง </w:t>
-      </w:r>
-      <w:r>
-        <w:rPr>
-          <w:rFonts w:ascii="TH SarabunPSK" w:hAnsi="TH SarabunPSK" w:cs="TH SarabunPSK" w:hint="cs"/>
-          <w:sz w:val="32"/>
-          <w:szCs w:val="32"/>
-        </w:rPr>
-        <w:t xml:space="preserve">RAM </w:t>
-      </w:r>
-      <w:r>
-        <w:rPr>
-          <w:rFonts w:ascii="TH SarabunPSK" w:hAnsi="TH SarabunPSK" w:cs="TH SarabunPSK" w:hint="cs"/>
-          <w:sz w:val="32"/>
-          <w:szCs w:val="32"/>
-          <w:cs/>
-        </w:rPr>
-        <w:t>ได้โดยตรง เมื่อเสร็จแล้วค่อยส่งสัญญาณ (</w:t>
-      </w:r>
-      <w:r>
-        <w:rPr>
-          <w:rFonts w:ascii="TH SarabunPSK" w:hAnsi="TH SarabunPSK" w:cs="TH SarabunPSK" w:hint="cs"/>
-          <w:sz w:val="32"/>
-          <w:szCs w:val="32"/>
-        </w:rPr>
-        <w:t xml:space="preserve">Interrupt) </w:t>
-      </w:r>
-      <w:r>
-        <w:rPr>
-          <w:rFonts w:ascii="TH SarabunPSK" w:hAnsi="TH SarabunPSK" w:cs="TH SarabunPSK" w:hint="cs"/>
-          <w:sz w:val="32"/>
-          <w:szCs w:val="32"/>
-          <w:cs/>
-        </w:rPr>
-        <w:t xml:space="preserve">ไปบอก </w:t>
-      </w:r>
-      <w:r>
-        <w:rPr>
-          <w:rFonts w:ascii="TH SarabunPSK" w:hAnsi="TH SarabunPSK" w:cs="TH SarabunPSK" w:hint="cs"/>
-          <w:sz w:val="32"/>
-          <w:szCs w:val="32"/>
-        </w:rPr>
-        <w:t xml:space="preserve">CPU </w:t>
-      </w:r>
-      <w:r>
-        <w:rPr>
-          <w:rFonts w:ascii="TH SarabunPSK" w:hAnsi="TH SarabunPSK" w:cs="TH SarabunPSK" w:hint="cs"/>
-          <w:sz w:val="32"/>
-          <w:szCs w:val="32"/>
-          <w:cs/>
-        </w:rPr>
-        <w:t xml:space="preserve">เพียงครั้งเดียว ทำให้ </w:t>
-      </w:r>
-      <w:r>
-        <w:rPr>
-          <w:rFonts w:ascii="TH SarabunPSK" w:hAnsi="TH SarabunPSK" w:cs="TH SarabunPSK" w:hint="cs"/>
-          <w:sz w:val="32"/>
-          <w:szCs w:val="32"/>
-        </w:rPr>
-        <w:t xml:space="preserve">CPU </w:t>
-      </w:r>
-      <w:r>
-        <w:rPr>
-          <w:rFonts w:ascii="TH SarabunPSK" w:hAnsi="TH SarabunPSK" w:cs="TH SarabunPSK" w:hint="cs"/>
-          <w:sz w:val="32"/>
-          <w:szCs w:val="32"/>
-          <w:cs/>
-        </w:rPr>
-        <w:t>เอาเวลาไปรันงานอื่นได้</w:t>
-      </w:r>
-    </w:p>
-    <w:p>
-      <w:pPr>
-        <w:pStyle w:val="af"/>
-        <w:numPr>
-          <w:ilvl w:val="0"/>
-          <w:numId w:val="42"/>
-        </w:numPr>
-        <w:rPr>
-          <w:rFonts w:ascii="TH SarabunPSK" w:hAnsi="TH SarabunPSK" w:cs="TH SarabunPSK" w:hint="cs"/>
-          <w:sz w:val="32"/>
-          <w:szCs w:val="32"/>
-        </w:rPr>
-      </w:pPr>
-      <w:r>
-        <w:rPr>
-          <w:rFonts w:ascii="TH SarabunPSK" w:hAnsi="TH SarabunPSK" w:cs="TH SarabunPSK" w:hint="cs"/>
-          <w:b/>
-          <w:bCs/>
-          <w:sz w:val="32"/>
-          <w:szCs w:val="32"/>
-          <w:cs/>
-        </w:rPr>
-        <w:t>วิเคราะห์ข้อเสียของเทคนิคอื่น:</w:t>
-      </w:r>
-    </w:p>
-    <w:p>
-      <w:pPr>
-        <w:pStyle w:val="af"/>
-        <w:numPr>
-          <w:ilvl w:val="1"/>
-          <w:numId w:val="42"/>
-        </w:numPr>
-        <w:rPr>
-          <w:rFonts w:ascii="TH SarabunPSK" w:hAnsi="TH SarabunPSK" w:cs="TH SarabunPSK" w:hint="cs"/>
-          <w:sz w:val="32"/>
-          <w:szCs w:val="32"/>
-        </w:rPr>
-      </w:pPr>
-      <w:r>
-        <w:rPr>
-          <w:rFonts w:ascii="TH SarabunPSK" w:hAnsi="TH SarabunPSK" w:cs="TH SarabunPSK" w:hint="cs"/>
-          <w:b/>
-          <w:bCs/>
-          <w:sz w:val="32"/>
-          <w:szCs w:val="32"/>
-        </w:rPr>
-        <w:t>Programmed I/O:</w:t>
-      </w:r>
-      <w:r>
-        <w:rPr>
-          <w:rFonts w:ascii="TH SarabunPSK" w:hAnsi="TH SarabunPSK" w:cs="TH SarabunPSK" w:hint="cs"/>
-          <w:sz w:val="32"/>
-          <w:szCs w:val="32"/>
-        </w:rPr>
-        <w:t xml:space="preserve"> CPU </w:t>
-      </w:r>
-      <w:r>
-        <w:rPr>
-          <w:rFonts w:ascii="TH SarabunPSK" w:hAnsi="TH SarabunPSK" w:cs="TH SarabunPSK" w:hint="cs"/>
-          <w:sz w:val="32"/>
-          <w:szCs w:val="32"/>
-          <w:cs/>
-        </w:rPr>
-        <w:t>ต้องมานั่งวนลูป (</w:t>
-      </w:r>
-      <w:r>
-        <w:rPr>
-          <w:rFonts w:ascii="TH SarabunPSK" w:hAnsi="TH SarabunPSK" w:cs="TH SarabunPSK" w:hint="cs"/>
-          <w:sz w:val="32"/>
-          <w:szCs w:val="32"/>
-        </w:rPr>
-        <w:t xml:space="preserve">Polling) </w:t>
-      </w:r>
-      <w:r>
-        <w:rPr>
-          <w:rFonts w:ascii="TH SarabunPSK" w:hAnsi="TH SarabunPSK" w:cs="TH SarabunPSK" w:hint="cs"/>
-          <w:sz w:val="32"/>
-          <w:szCs w:val="32"/>
-          <w:cs/>
-        </w:rPr>
-        <w:t xml:space="preserve">เช็คสถานะการส่งข้อมูลตลอดเวลา </w:t>
-      </w:r>
-      <w:r>
-        <w:rPr>
-          <w:rFonts w:ascii="TH SarabunPSK" w:hAnsi="TH SarabunPSK" w:cs="TH SarabunPSK" w:hint="cs"/>
-          <w:sz w:val="32"/>
-          <w:szCs w:val="32"/>
-        </w:rPr>
-        <w:t xml:space="preserve">10 GB </w:t>
-      </w:r>
-      <w:r>
-        <w:rPr>
-          <w:rFonts w:ascii="TH SarabunPSK" w:hAnsi="TH SarabunPSK" w:cs="TH SarabunPSK" w:hint="cs"/>
-          <w:sz w:val="32"/>
-          <w:szCs w:val="32"/>
-          <w:cs/>
-        </w:rPr>
-        <w:t xml:space="preserve">จะทำให้ </w:t>
-      </w:r>
-      <w:r>
-        <w:rPr>
-          <w:rFonts w:ascii="TH SarabunPSK" w:hAnsi="TH SarabunPSK" w:cs="TH SarabunPSK" w:hint="cs"/>
-          <w:sz w:val="32"/>
-          <w:szCs w:val="32"/>
-        </w:rPr>
-        <w:t xml:space="preserve">CPU </w:t>
-      </w:r>
-      <w:r>
-        <w:rPr>
-          <w:rFonts w:ascii="TH SarabunPSK" w:hAnsi="TH SarabunPSK" w:cs="TH SarabunPSK" w:hint="cs"/>
-          <w:sz w:val="32"/>
-          <w:szCs w:val="32"/>
-          <w:cs/>
-        </w:rPr>
-        <w:t xml:space="preserve">วิ่ง </w:t>
-      </w:r>
-      <w:r>
-        <w:rPr>
-          <w:rFonts w:ascii="TH SarabunPSK" w:hAnsi="TH SarabunPSK" w:cs="TH SarabunPSK" w:hint="cs"/>
-          <w:sz w:val="32"/>
-          <w:szCs w:val="32"/>
-        </w:rPr>
-        <w:t xml:space="preserve">100% </w:t>
-      </w:r>
-      <w:r>
-        <w:rPr>
-          <w:rFonts w:ascii="TH SarabunPSK" w:hAnsi="TH SarabunPSK" w:cs="TH SarabunPSK" w:hint="cs"/>
-          <w:sz w:val="32"/>
-          <w:szCs w:val="32"/>
-          <w:cs/>
-        </w:rPr>
-        <w:t>และทำอะไรไม่ได้เลย</w:t>
-      </w:r>
-    </w:p>
-    <w:p>
-      <w:pPr>
-        <w:pStyle w:val="af"/>
-        <w:numPr>
-          <w:ilvl w:val="1"/>
-          <w:numId w:val="42"/>
-        </w:numPr>
-        <w:rPr>
-          <w:rFonts w:ascii="TH SarabunPSK" w:hAnsi="TH SarabunPSK" w:cs="TH SarabunPSK" w:hint="cs"/>
-          <w:sz w:val="32"/>
-          <w:szCs w:val="32"/>
-        </w:rPr>
-      </w:pPr>
-      <w:r>
-        <w:rPr>
-          <w:rFonts w:ascii="TH SarabunPSK" w:hAnsi="TH SarabunPSK" w:cs="TH SarabunPSK" w:hint="cs"/>
-          <w:b/>
-          <w:bCs/>
-          <w:sz w:val="32"/>
-          <w:szCs w:val="32"/>
-        </w:rPr>
-        <w:t>Interrupt-driven I/O:</w:t>
-      </w:r>
-      <w:r>
-        <w:rPr>
-          <w:rFonts w:ascii="TH SarabunPSK" w:hAnsi="TH SarabunPSK" w:cs="TH SarabunPSK" w:hint="cs"/>
-          <w:sz w:val="32"/>
-          <w:szCs w:val="32"/>
-        </w:rPr>
-        <w:t xml:space="preserve"> </w:t>
-      </w:r>
-      <w:r>
-        <w:rPr>
-          <w:rFonts w:ascii="TH SarabunPSK" w:hAnsi="TH SarabunPSK" w:cs="TH SarabunPSK" w:hint="cs"/>
-          <w:sz w:val="32"/>
-          <w:szCs w:val="32"/>
-          <w:cs/>
-        </w:rPr>
-        <w:t xml:space="preserve">ถึง </w:t>
-      </w:r>
-      <w:r>
-        <w:rPr>
-          <w:rFonts w:ascii="TH SarabunPSK" w:hAnsi="TH SarabunPSK" w:cs="TH SarabunPSK" w:hint="cs"/>
-          <w:sz w:val="32"/>
-          <w:szCs w:val="32"/>
-        </w:rPr>
-        <w:t xml:space="preserve">CPU </w:t>
-      </w:r>
-      <w:r>
-        <w:rPr>
-          <w:rFonts w:ascii="TH SarabunPSK" w:hAnsi="TH SarabunPSK" w:cs="TH SarabunPSK" w:hint="cs"/>
-          <w:sz w:val="32"/>
-          <w:szCs w:val="32"/>
-          <w:cs/>
-        </w:rPr>
-        <w:t xml:space="preserve">จะไปทำอย่างอื่นได้ แต่ทุกครั้งที่ข้อมูลส่งมาทีละ </w:t>
-      </w:r>
-      <w:r>
-        <w:rPr>
-          <w:rFonts w:ascii="TH SarabunPSK" w:hAnsi="TH SarabunPSK" w:cs="TH SarabunPSK" w:hint="cs"/>
-          <w:sz w:val="32"/>
-          <w:szCs w:val="32"/>
-        </w:rPr>
-        <w:t xml:space="preserve">Word/Block </w:t>
-      </w:r>
-      <w:r>
-        <w:rPr>
-          <w:rFonts w:ascii="TH SarabunPSK" w:hAnsi="TH SarabunPSK" w:cs="TH SarabunPSK" w:hint="cs"/>
-          <w:sz w:val="32"/>
-          <w:szCs w:val="32"/>
-          <w:cs/>
-        </w:rPr>
-        <w:t xml:space="preserve">จะเกิด </w:t>
-      </w:r>
-      <w:r>
-        <w:rPr>
-          <w:rFonts w:ascii="TH SarabunPSK" w:hAnsi="TH SarabunPSK" w:cs="TH SarabunPSK" w:hint="cs"/>
-          <w:sz w:val="32"/>
-          <w:szCs w:val="32"/>
-        </w:rPr>
-        <w:t xml:space="preserve">Interrupt 1 </w:t>
-      </w:r>
-      <w:r>
-        <w:rPr>
-          <w:rFonts w:ascii="TH SarabunPSK" w:hAnsi="TH SarabunPSK" w:cs="TH SarabunPSK" w:hint="cs"/>
-          <w:sz w:val="32"/>
-          <w:szCs w:val="32"/>
-          <w:cs/>
-        </w:rPr>
-        <w:t xml:space="preserve">ครั้ง ไฟล์ </w:t>
-      </w:r>
-      <w:r>
-        <w:rPr>
-          <w:rFonts w:ascii="TH SarabunPSK" w:hAnsi="TH SarabunPSK" w:cs="TH SarabunPSK" w:hint="cs"/>
-          <w:sz w:val="32"/>
-          <w:szCs w:val="32"/>
-        </w:rPr>
-        <w:t xml:space="preserve">10 GB </w:t>
-      </w:r>
-      <w:r>
-        <w:rPr>
-          <w:rFonts w:ascii="TH SarabunPSK" w:hAnsi="TH SarabunPSK" w:cs="TH SarabunPSK" w:hint="cs"/>
-          <w:sz w:val="32"/>
-          <w:szCs w:val="32"/>
-          <w:cs/>
-        </w:rPr>
-        <w:t xml:space="preserve">จะเกิด </w:t>
-      </w:r>
-      <w:r>
-        <w:rPr>
-          <w:rFonts w:ascii="TH SarabunPSK" w:hAnsi="TH SarabunPSK" w:cs="TH SarabunPSK" w:hint="cs"/>
-          <w:sz w:val="32"/>
-          <w:szCs w:val="32"/>
-        </w:rPr>
-        <w:t xml:space="preserve">Interrupt </w:t>
-      </w:r>
-      <w:r>
-        <w:rPr>
-          <w:rFonts w:ascii="TH SarabunPSK" w:hAnsi="TH SarabunPSK" w:cs="TH SarabunPSK" w:hint="cs"/>
-          <w:sz w:val="32"/>
-          <w:szCs w:val="32"/>
-          <w:cs/>
-        </w:rPr>
-        <w:t>หลายล้านครั้ง (</w:t>
-      </w:r>
-      <w:r>
-        <w:rPr>
-          <w:rFonts w:ascii="TH SarabunPSK" w:hAnsi="TH SarabunPSK" w:cs="TH SarabunPSK" w:hint="cs"/>
-          <w:sz w:val="32"/>
-          <w:szCs w:val="32"/>
-        </w:rPr>
-        <w:t xml:space="preserve">Context Switching Overhead) </w:t>
-      </w:r>
-      <w:r>
-        <w:rPr>
-          <w:rFonts w:ascii="TH SarabunPSK" w:hAnsi="TH SarabunPSK" w:cs="TH SarabunPSK" w:hint="cs"/>
-          <w:sz w:val="32"/>
-          <w:szCs w:val="32"/>
-          <w:cs/>
-        </w:rPr>
-        <w:t>ซึ่งทำให้ระบบทำงานช้ามาก</w:t>
-      </w:r>
-    </w:p>
-    <w:p>
-      <w:pPr>
-        <w:pStyle w:val="af"/>
-        <w:rPr>
-          <w:rFonts w:ascii="TH SarabunPSK" w:hAnsi="TH SarabunPSK" w:cs="TH SarabunPSK" w:hint="cs"/>
-          <w:sz w:val="32"/>
-          <w:szCs w:val="32"/>
-        </w:rPr>
-      </w:pPr>
-      <w:r>
-        <w:rPr>
-          <w:rFonts w:ascii="TH SarabunPSK" w:hAnsi="TH SarabunPSK" w:cs="TH SarabunPSK" w:hint="cs"/>
-          <w:b/>
-          <w:bCs/>
-          <w:sz w:val="32"/>
-          <w:szCs w:val="32"/>
-          <w:cs/>
-        </w:rPr>
-        <w:t xml:space="preserve">เฉลยข้อที่ </w:t>
-      </w:r>
-      <w:r>
-        <w:rPr>
-          <w:rFonts w:ascii="TH SarabunPSK" w:hAnsi="TH SarabunPSK" w:cs="TH SarabunPSK" w:hint="cs"/>
-          <w:b/>
-          <w:bCs/>
-          <w:sz w:val="32"/>
-          <w:szCs w:val="32"/>
-        </w:rPr>
-        <w:t xml:space="preserve">4: </w:t>
-      </w:r>
-      <w:r>
-        <w:rPr>
-          <w:rFonts w:ascii="TH SarabunPSK" w:hAnsi="TH SarabunPSK" w:cs="TH SarabunPSK" w:hint="cs"/>
-          <w:b/>
-          <w:bCs/>
-          <w:sz w:val="32"/>
-          <w:szCs w:val="32"/>
-          <w:cs/>
-        </w:rPr>
-        <w:t xml:space="preserve">คอขวดของ </w:t>
-      </w:r>
-      <w:r>
-        <w:rPr>
-          <w:rFonts w:ascii="TH SarabunPSK" w:hAnsi="TH SarabunPSK" w:cs="TH SarabunPSK" w:hint="cs"/>
-          <w:b/>
-          <w:bCs/>
-          <w:sz w:val="32"/>
-          <w:szCs w:val="32"/>
-        </w:rPr>
-        <w:t xml:space="preserve">Paging </w:t>
-      </w:r>
-      <w:r>
-        <w:rPr>
-          <w:rFonts w:ascii="TH SarabunPSK" w:hAnsi="TH SarabunPSK" w:cs="TH SarabunPSK" w:hint="cs"/>
-          <w:b/>
-          <w:bCs/>
-          <w:sz w:val="32"/>
-          <w:szCs w:val="32"/>
-          <w:cs/>
-        </w:rPr>
-        <w:t xml:space="preserve">และ </w:t>
-      </w:r>
-      <w:r>
-        <w:rPr>
-          <w:rFonts w:ascii="TH SarabunPSK" w:hAnsi="TH SarabunPSK" w:cs="TH SarabunPSK" w:hint="cs"/>
-          <w:b/>
-          <w:bCs/>
-          <w:sz w:val="32"/>
-          <w:szCs w:val="32"/>
-        </w:rPr>
-        <w:t>TLB</w:t>
-      </w:r>
-    </w:p>
-    <w:p>
-      <w:pPr>
-        <w:pStyle w:val="af"/>
-        <w:numPr>
-          <w:ilvl w:val="0"/>
-          <w:numId w:val="43"/>
-        </w:numPr>
-        <w:rPr>
-          <w:rFonts w:ascii="TH SarabunPSK" w:hAnsi="TH SarabunPSK" w:cs="TH SarabunPSK" w:hint="cs"/>
-          <w:sz w:val="32"/>
-          <w:szCs w:val="32"/>
-        </w:rPr>
-      </w:pPr>
-      <w:r>
-        <w:rPr>
-          <w:rFonts w:ascii="TH SarabunPSK" w:hAnsi="TH SarabunPSK" w:cs="TH SarabunPSK" w:hint="cs"/>
-          <w:b/>
-          <w:bCs/>
-          <w:sz w:val="32"/>
-          <w:szCs w:val="32"/>
-          <w:cs/>
-        </w:rPr>
-        <w:t>ฮาร์ดแวร์ที่แก้ปัญหา:</w:t>
-      </w:r>
-      <w:r>
-        <w:rPr>
-          <w:rFonts w:ascii="TH SarabunPSK" w:hAnsi="TH SarabunPSK" w:cs="TH SarabunPSK" w:hint="cs"/>
-          <w:sz w:val="32"/>
-          <w:szCs w:val="32"/>
-        </w:rPr>
-        <w:t xml:space="preserve"> </w:t>
-      </w:r>
-      <w:r>
-        <w:rPr>
-          <w:rFonts w:ascii="TH SarabunPSK" w:hAnsi="TH SarabunPSK" w:cs="TH SarabunPSK" w:hint="cs"/>
-          <w:b/>
-          <w:bCs/>
-          <w:sz w:val="32"/>
-          <w:szCs w:val="32"/>
-        </w:rPr>
-        <w:t>TLB (Translation Lookaside Buffer)</w:t>
-      </w:r>
-      <w:r>
-        <w:rPr>
-          <w:rFonts w:ascii="TH SarabunPSK" w:hAnsi="TH SarabunPSK" w:cs="TH SarabunPSK" w:hint="cs"/>
-          <w:sz w:val="32"/>
-          <w:szCs w:val="32"/>
-        </w:rPr>
-        <w:t xml:space="preserve"> </w:t>
-      </w:r>
-      <w:r>
-        <w:rPr>
-          <w:rFonts w:ascii="TH SarabunPSK" w:hAnsi="TH SarabunPSK" w:cs="TH SarabunPSK" w:hint="cs"/>
-          <w:sz w:val="32"/>
-          <w:szCs w:val="32"/>
-          <w:cs/>
-        </w:rPr>
-        <w:t xml:space="preserve">ซึ่งทำหน้าที่เป็น </w:t>
-      </w:r>
-      <w:r>
-        <w:rPr>
-          <w:rFonts w:ascii="TH SarabunPSK" w:hAnsi="TH SarabunPSK" w:cs="TH SarabunPSK" w:hint="cs"/>
-          <w:sz w:val="32"/>
-          <w:szCs w:val="32"/>
-        </w:rPr>
-        <w:t xml:space="preserve">Cache </w:t>
-      </w:r>
-      <w:r>
-        <w:rPr>
-          <w:rFonts w:ascii="TH SarabunPSK" w:hAnsi="TH SarabunPSK" w:cs="TH SarabunPSK" w:hint="cs"/>
-          <w:sz w:val="32"/>
-          <w:szCs w:val="32"/>
-          <w:cs/>
-        </w:rPr>
-        <w:t xml:space="preserve">ขนาดเล็กความเร็วสูงสำหรับเก็บประวัติการแปลง </w:t>
-      </w:r>
-      <w:r>
-        <w:rPr>
-          <w:rFonts w:ascii="TH SarabunPSK" w:hAnsi="TH SarabunPSK" w:cs="TH SarabunPSK" w:hint="cs"/>
-          <w:sz w:val="32"/>
-          <w:szCs w:val="32"/>
-        </w:rPr>
-        <w:t>Page Table</w:t>
-      </w:r>
-    </w:p>
-    <w:p>
-      <w:pPr>
-        <w:pStyle w:val="af"/>
-        <w:numPr>
-          <w:ilvl w:val="0"/>
-          <w:numId w:val="43"/>
-        </w:numPr>
-        <w:rPr>
-          <w:rFonts w:ascii="TH SarabunPSK" w:hAnsi="TH SarabunPSK" w:cs="TH SarabunPSK" w:hint="cs"/>
-          <w:sz w:val="32"/>
-          <w:szCs w:val="32"/>
-        </w:rPr>
-      </w:pPr>
-      <w:r>
-        <w:rPr>
-          <w:rFonts w:ascii="TH SarabunPSK" w:hAnsi="TH SarabunPSK" w:cs="TH SarabunPSK" w:hint="cs"/>
-          <w:b/>
-          <w:bCs/>
-          <w:sz w:val="32"/>
-          <w:szCs w:val="32"/>
-          <w:cs/>
-        </w:rPr>
-        <w:t xml:space="preserve">การใช้ประโยชน์จาก </w:t>
-      </w:r>
-      <w:r>
-        <w:rPr>
-          <w:rFonts w:ascii="TH SarabunPSK" w:hAnsi="TH SarabunPSK" w:cs="TH SarabunPSK" w:hint="cs"/>
-          <w:b/>
-          <w:bCs/>
-          <w:sz w:val="32"/>
-          <w:szCs w:val="32"/>
-        </w:rPr>
-        <w:t>Locality:</w:t>
-      </w:r>
-    </w:p>
-    <w:p>
-      <w:pPr>
-        <w:pStyle w:val="af"/>
-        <w:numPr>
-          <w:ilvl w:val="1"/>
-          <w:numId w:val="43"/>
-        </w:numPr>
-        <w:rPr>
-          <w:rFonts w:ascii="TH SarabunPSK" w:hAnsi="TH SarabunPSK" w:cs="TH SarabunPSK" w:hint="cs"/>
-          <w:sz w:val="32"/>
-          <w:szCs w:val="32"/>
-        </w:rPr>
-      </w:pPr>
-      <w:r>
-        <w:rPr>
-          <w:rFonts w:ascii="TH SarabunPSK" w:hAnsi="TH SarabunPSK" w:cs="TH SarabunPSK" w:hint="cs"/>
-          <w:b/>
-          <w:bCs/>
-          <w:sz w:val="32"/>
-          <w:szCs w:val="32"/>
-        </w:rPr>
-        <w:t>Temporal Locality:</w:t>
-      </w:r>
-      <w:r>
-        <w:rPr>
-          <w:rFonts w:ascii="TH SarabunPSK" w:hAnsi="TH SarabunPSK" w:cs="TH SarabunPSK" w:hint="cs"/>
-          <w:sz w:val="32"/>
-          <w:szCs w:val="32"/>
-        </w:rPr>
-        <w:t xml:space="preserve"> </w:t>
-      </w:r>
-      <w:r>
-        <w:rPr>
-          <w:rFonts w:ascii="TH SarabunPSK" w:hAnsi="TH SarabunPSK" w:cs="TH SarabunPSK" w:hint="cs"/>
-          <w:sz w:val="32"/>
-          <w:szCs w:val="32"/>
-          <w:cs/>
-        </w:rPr>
-        <w:t xml:space="preserve">ถ้า </w:t>
-      </w:r>
-      <w:r>
-        <w:rPr>
-          <w:rFonts w:ascii="TH SarabunPSK" w:hAnsi="TH SarabunPSK" w:cs="TH SarabunPSK" w:hint="cs"/>
-          <w:sz w:val="32"/>
-          <w:szCs w:val="32"/>
-        </w:rPr>
-        <w:t xml:space="preserve">CPU </w:t>
-      </w:r>
-      <w:r>
-        <w:rPr>
-          <w:rFonts w:ascii="TH SarabunPSK" w:hAnsi="TH SarabunPSK" w:cs="TH SarabunPSK" w:hint="cs"/>
-          <w:sz w:val="32"/>
-          <w:szCs w:val="32"/>
-          <w:cs/>
-        </w:rPr>
-        <w:t>เพิ่งดึงข้อมูลจากหน้าต่างเพจ (</w:t>
-      </w:r>
-      <w:r>
-        <w:rPr>
-          <w:rFonts w:ascii="TH SarabunPSK" w:hAnsi="TH SarabunPSK" w:cs="TH SarabunPSK" w:hint="cs"/>
-          <w:sz w:val="32"/>
-          <w:szCs w:val="32"/>
-        </w:rPr>
-        <w:t xml:space="preserve">Page) </w:t>
-      </w:r>
-      <w:r>
-        <w:rPr>
-          <w:rFonts w:ascii="TH SarabunPSK" w:hAnsi="TH SarabunPSK" w:cs="TH SarabunPSK" w:hint="cs"/>
-          <w:sz w:val="32"/>
-          <w:szCs w:val="32"/>
-          <w:cs/>
-        </w:rPr>
-        <w:t xml:space="preserve">เบอร์ </w:t>
-      </w:r>
-      <w:r>
-        <w:rPr>
-          <w:rFonts w:ascii="TH SarabunPSK" w:hAnsi="TH SarabunPSK" w:cs="TH SarabunPSK" w:hint="cs"/>
-          <w:sz w:val="32"/>
-          <w:szCs w:val="32"/>
-        </w:rPr>
-        <w:t xml:space="preserve">1 </w:t>
-      </w:r>
-      <w:r>
-        <w:rPr>
-          <w:rFonts w:ascii="TH SarabunPSK" w:hAnsi="TH SarabunPSK" w:cs="TH SarabunPSK" w:hint="cs"/>
-          <w:sz w:val="32"/>
-          <w:szCs w:val="32"/>
-          <w:cs/>
-        </w:rPr>
-        <w:t xml:space="preserve">ไป มีแนวโน้มสูงมากที่จะดึงข้อมูลจากเพจเบอร์ </w:t>
-      </w:r>
-      <w:r>
-        <w:rPr>
-          <w:rFonts w:ascii="TH SarabunPSK" w:hAnsi="TH SarabunPSK" w:cs="TH SarabunPSK" w:hint="cs"/>
-          <w:sz w:val="32"/>
-          <w:szCs w:val="32"/>
-        </w:rPr>
-        <w:t xml:space="preserve">1 </w:t>
-      </w:r>
-      <w:r>
-        <w:rPr>
-          <w:rFonts w:ascii="TH SarabunPSK" w:hAnsi="TH SarabunPSK" w:cs="TH SarabunPSK" w:hint="cs"/>
-          <w:sz w:val="32"/>
-          <w:szCs w:val="32"/>
-          <w:cs/>
-        </w:rPr>
-        <w:t xml:space="preserve">อีกในวินาทีถัดมา </w:t>
-      </w:r>
-      <w:r>
-        <w:rPr>
-          <w:rFonts w:ascii="TH SarabunPSK" w:hAnsi="TH SarabunPSK" w:cs="TH SarabunPSK" w:hint="cs"/>
-          <w:sz w:val="32"/>
-          <w:szCs w:val="32"/>
-        </w:rPr>
-        <w:t xml:space="preserve">TLB </w:t>
-      </w:r>
-      <w:r>
-        <w:rPr>
-          <w:rFonts w:ascii="TH SarabunPSK" w:hAnsi="TH SarabunPSK" w:cs="TH SarabunPSK" w:hint="cs"/>
-          <w:sz w:val="32"/>
-          <w:szCs w:val="32"/>
-          <w:cs/>
-        </w:rPr>
-        <w:t xml:space="preserve">จึงเก็บประวัติการแปลงที่อยู่ของเพจ </w:t>
-      </w:r>
-      <w:r>
-        <w:rPr>
-          <w:rFonts w:ascii="TH SarabunPSK" w:hAnsi="TH SarabunPSK" w:cs="TH SarabunPSK" w:hint="cs"/>
-          <w:sz w:val="32"/>
-          <w:szCs w:val="32"/>
-        </w:rPr>
-        <w:t xml:space="preserve">1 </w:t>
-      </w:r>
-      <w:r>
-        <w:rPr>
-          <w:rFonts w:ascii="TH SarabunPSK" w:hAnsi="TH SarabunPSK" w:cs="TH SarabunPSK" w:hint="cs"/>
-          <w:sz w:val="32"/>
-          <w:szCs w:val="32"/>
-          <w:cs/>
-        </w:rPr>
-        <w:t xml:space="preserve">ไว้ เมื่ออ้างอิงรอบหน้าก็จะได้ </w:t>
-      </w:r>
-      <w:r>
-        <w:rPr>
-          <w:rFonts w:ascii="TH SarabunPSK" w:hAnsi="TH SarabunPSK" w:cs="TH SarabunPSK" w:hint="cs"/>
-          <w:sz w:val="32"/>
-          <w:szCs w:val="32"/>
-        </w:rPr>
-        <w:t xml:space="preserve">Physical Address </w:t>
-      </w:r>
-      <w:r>
-        <w:rPr>
-          <w:rFonts w:ascii="TH SarabunPSK" w:hAnsi="TH SarabunPSK" w:cs="TH SarabunPSK" w:hint="cs"/>
-          <w:sz w:val="32"/>
-          <w:szCs w:val="32"/>
-          <w:cs/>
-        </w:rPr>
-        <w:t>ทันที (</w:t>
-      </w:r>
-      <w:proofErr w:type="gramStart"/>
-      <w:r>
-        <w:rPr>
-          <w:rFonts w:ascii="TH SarabunPSK" w:hAnsi="TH SarabunPSK" w:cs="TH SarabunPSK" w:hint="cs"/>
-          <w:sz w:val="32"/>
-          <w:szCs w:val="32"/>
-        </w:rPr>
-        <w:t>O(</w:t>
-      </w:r>
-      <w:proofErr w:type="gramEnd"/>
-      <w:r>
-        <w:rPr>
-          <w:rFonts w:ascii="TH SarabunPSK" w:hAnsi="TH SarabunPSK" w:cs="TH SarabunPSK" w:hint="cs"/>
-          <w:sz w:val="32"/>
-          <w:szCs w:val="32"/>
-        </w:rPr>
-        <w:t xml:space="preserve">1)) </w:t>
-      </w:r>
-      <w:r>
-        <w:rPr>
-          <w:rFonts w:ascii="TH SarabunPSK" w:hAnsi="TH SarabunPSK" w:cs="TH SarabunPSK" w:hint="cs"/>
-          <w:sz w:val="32"/>
-          <w:szCs w:val="32"/>
-          <w:cs/>
-        </w:rPr>
-        <w:t xml:space="preserve">ไม่ต้องไปเปิดตารางใน </w:t>
-      </w:r>
-      <w:r>
-        <w:rPr>
-          <w:rFonts w:ascii="TH SarabunPSK" w:hAnsi="TH SarabunPSK" w:cs="TH SarabunPSK" w:hint="cs"/>
-          <w:sz w:val="32"/>
-          <w:szCs w:val="32"/>
-        </w:rPr>
-        <w:t xml:space="preserve">RAM </w:t>
-      </w:r>
-      <w:r>
-        <w:rPr>
-          <w:rFonts w:ascii="TH SarabunPSK" w:hAnsi="TH SarabunPSK" w:cs="TH SarabunPSK" w:hint="cs"/>
-          <w:sz w:val="32"/>
-          <w:szCs w:val="32"/>
-          <w:cs/>
-        </w:rPr>
-        <w:t>ใหม่</w:t>
-      </w:r>
-    </w:p>
-    <w:p>
-      <w:pPr>
-        <w:pStyle w:val="af"/>
-        <w:numPr>
-          <w:ilvl w:val="1"/>
-          <w:numId w:val="43"/>
-        </w:numPr>
-        <w:rPr>
-          <w:rFonts w:ascii="TH SarabunPSK" w:hAnsi="TH SarabunPSK" w:cs="TH SarabunPSK" w:hint="cs"/>
-          <w:sz w:val="32"/>
-          <w:szCs w:val="32"/>
-        </w:rPr>
-      </w:pPr>
-      <w:r>
-        <w:rPr>
-          <w:rFonts w:ascii="TH SarabunPSK" w:hAnsi="TH SarabunPSK" w:cs="TH SarabunPSK" w:hint="cs"/>
-          <w:b/>
-          <w:bCs/>
-          <w:sz w:val="32"/>
-          <w:szCs w:val="32"/>
-        </w:rPr>
-        <w:t>Spatial Locality:</w:t>
-      </w:r>
-      <w:r>
-        <w:rPr>
-          <w:rFonts w:ascii="TH SarabunPSK" w:hAnsi="TH SarabunPSK" w:cs="TH SarabunPSK" w:hint="cs"/>
-          <w:sz w:val="32"/>
-          <w:szCs w:val="32"/>
-        </w:rPr>
-        <w:t xml:space="preserve"> </w:t>
-      </w:r>
-      <w:r>
-        <w:rPr>
-          <w:rFonts w:ascii="TH SarabunPSK" w:hAnsi="TH SarabunPSK" w:cs="TH SarabunPSK" w:hint="cs"/>
-          <w:sz w:val="32"/>
-          <w:szCs w:val="32"/>
-          <w:cs/>
-        </w:rPr>
-        <w:t>คำสั่งของโปรแกรมมักเรียงต่อกัน การดึงคำสั่งที่อยู่ติดๆ กันมักจะยังตกอยู่ในกรอบหน้าต่าง (</w:t>
-      </w:r>
-      <w:r>
-        <w:rPr>
-          <w:rFonts w:ascii="TH SarabunPSK" w:hAnsi="TH SarabunPSK" w:cs="TH SarabunPSK" w:hint="cs"/>
-          <w:sz w:val="32"/>
-          <w:szCs w:val="32"/>
-        </w:rPr>
-        <w:t xml:space="preserve">Page) </w:t>
-      </w:r>
-      <w:r>
-        <w:rPr>
-          <w:rFonts w:ascii="TH SarabunPSK" w:hAnsi="TH SarabunPSK" w:cs="TH SarabunPSK" w:hint="cs"/>
-          <w:sz w:val="32"/>
-          <w:szCs w:val="32"/>
-          <w:cs/>
-        </w:rPr>
-        <w:t xml:space="preserve">เดิมเสมอ </w:t>
-      </w:r>
-      <w:r>
-        <w:rPr>
-          <w:rFonts w:ascii="TH SarabunPSK" w:hAnsi="TH SarabunPSK" w:cs="TH SarabunPSK" w:hint="cs"/>
-          <w:sz w:val="32"/>
-          <w:szCs w:val="32"/>
-        </w:rPr>
-        <w:t xml:space="preserve">TLB </w:t>
-      </w:r>
-      <w:r>
-        <w:rPr>
-          <w:rFonts w:ascii="TH SarabunPSK" w:hAnsi="TH SarabunPSK" w:cs="TH SarabunPSK" w:hint="cs"/>
-          <w:sz w:val="32"/>
-          <w:szCs w:val="32"/>
-          <w:cs/>
-        </w:rPr>
-        <w:t>ตัวเดียวจึงครอบคลุมการรันคำสั่งได้ต่อเนื่องหลายร้อยคำสั่ง</w:t>
-      </w:r>
-    </w:p>
-    <w:p>
-      <w:pPr>
-        <w:pStyle w:val="af"/>
-        <w:rPr>
-          <w:rFonts w:ascii="TH SarabunPSK" w:hAnsi="TH SarabunPSK" w:cs="TH SarabunPSK" w:hint="cs"/>
-          <w:sz w:val="32"/>
-          <w:szCs w:val="32"/>
-        </w:rPr>
-      </w:pPr>
-      <w:r>
-        <w:rPr>
-          <w:rFonts w:ascii="TH SarabunPSK" w:hAnsi="TH SarabunPSK" w:cs="TH SarabunPSK" w:hint="cs"/>
-          <w:b/>
-          <w:bCs/>
-          <w:sz w:val="32"/>
-          <w:szCs w:val="32"/>
-          <w:cs/>
-        </w:rPr>
-        <w:t xml:space="preserve">เฉลยข้อที่ </w:t>
-      </w:r>
-      <w:r>
-        <w:rPr>
-          <w:rFonts w:ascii="TH SarabunPSK" w:hAnsi="TH SarabunPSK" w:cs="TH SarabunPSK" w:hint="cs"/>
-          <w:b/>
-          <w:bCs/>
-          <w:sz w:val="32"/>
-          <w:szCs w:val="32"/>
-        </w:rPr>
-        <w:t xml:space="preserve">5: </w:t>
-      </w:r>
-      <w:r>
-        <w:rPr>
-          <w:rFonts w:ascii="TH SarabunPSK" w:hAnsi="TH SarabunPSK" w:cs="TH SarabunPSK" w:hint="cs"/>
-          <w:b/>
-          <w:bCs/>
-          <w:sz w:val="32"/>
-          <w:szCs w:val="32"/>
-          <w:cs/>
-        </w:rPr>
-        <w:t xml:space="preserve">พื้นฐาน </w:t>
-      </w:r>
-      <w:r>
-        <w:rPr>
-          <w:rFonts w:ascii="TH SarabunPSK" w:hAnsi="TH SarabunPSK" w:cs="TH SarabunPSK" w:hint="cs"/>
-          <w:b/>
-          <w:bCs/>
-          <w:sz w:val="32"/>
-          <w:szCs w:val="32"/>
-        </w:rPr>
-        <w:t>SRAM vs DRAM (</w:t>
-      </w:r>
-      <w:r>
-        <w:rPr>
-          <w:rFonts w:ascii="TH SarabunPSK" w:hAnsi="TH SarabunPSK" w:cs="TH SarabunPSK" w:hint="cs"/>
-          <w:b/>
-          <w:bCs/>
-          <w:sz w:val="32"/>
-          <w:szCs w:val="32"/>
-          <w:cs/>
-        </w:rPr>
-        <w:t>ข้อแจกคะแนน)</w:t>
-      </w:r>
-    </w:p>
-    <w:p>
-      <w:pPr>
-        <w:pStyle w:val="af"/>
-        <w:numPr>
-          <w:ilvl w:val="0"/>
-          <w:numId w:val="44"/>
-        </w:numPr>
-        <w:rPr>
-          <w:rFonts w:ascii="TH SarabunPSK" w:hAnsi="TH SarabunPSK" w:cs="TH SarabunPSK" w:hint="cs"/>
-          <w:sz w:val="32"/>
-          <w:szCs w:val="32"/>
-        </w:rPr>
-      </w:pPr>
-      <w:r>
-        <w:rPr>
-          <w:rFonts w:ascii="TH SarabunPSK" w:hAnsi="TH SarabunPSK" w:cs="TH SarabunPSK" w:hint="cs"/>
-          <w:b/>
-          <w:bCs/>
-          <w:sz w:val="32"/>
-          <w:szCs w:val="32"/>
-          <w:cs/>
-        </w:rPr>
-        <w:t>เปรียบเทียบความเร็วและหน้าที่:</w:t>
-      </w:r>
-    </w:p>
-    <w:p>
-      <w:pPr>
-        <w:pStyle w:val="af"/>
-        <w:numPr>
-          <w:ilvl w:val="1"/>
-          <w:numId w:val="44"/>
-        </w:numPr>
-        <w:rPr>
-          <w:rFonts w:ascii="TH SarabunPSK" w:hAnsi="TH SarabunPSK" w:cs="TH SarabunPSK" w:hint="cs"/>
-          <w:sz w:val="32"/>
-          <w:szCs w:val="32"/>
-        </w:rPr>
-      </w:pPr>
-      <w:r>
-        <w:rPr>
-          <w:rFonts w:ascii="TH SarabunPSK" w:hAnsi="TH SarabunPSK" w:cs="TH SarabunPSK" w:hint="cs"/>
-          <w:b/>
-          <w:bCs/>
-          <w:sz w:val="32"/>
-          <w:szCs w:val="32"/>
-        </w:rPr>
-        <w:t>SRAM:</w:t>
-      </w:r>
-      <w:r>
-        <w:rPr>
-          <w:rFonts w:ascii="TH SarabunPSK" w:hAnsi="TH SarabunPSK" w:cs="TH SarabunPSK" w:hint="cs"/>
-          <w:sz w:val="32"/>
-          <w:szCs w:val="32"/>
-        </w:rPr>
-        <w:t xml:space="preserve"> </w:t>
-      </w:r>
-      <w:r>
-        <w:rPr>
-          <w:rFonts w:ascii="TH SarabunPSK" w:hAnsi="TH SarabunPSK" w:cs="TH SarabunPSK" w:hint="cs"/>
-          <w:sz w:val="32"/>
-          <w:szCs w:val="32"/>
-          <w:cs/>
-        </w:rPr>
-        <w:t>เร็วมาก (</w:t>
-      </w:r>
-      <w:r>
-        <w:rPr>
-          <w:rFonts w:ascii="TH SarabunPSK" w:hAnsi="TH SarabunPSK" w:cs="TH SarabunPSK" w:hint="cs"/>
-          <w:sz w:val="32"/>
-          <w:szCs w:val="32"/>
-        </w:rPr>
-        <w:t xml:space="preserve">Fastest) </w:t>
-      </w:r>
-      <w:r>
-        <w:rPr>
-          <w:rFonts w:ascii="TH SarabunPSK" w:hAnsi="TH SarabunPSK" w:cs="TH SarabunPSK" w:hint="cs"/>
-          <w:sz w:val="32"/>
-          <w:szCs w:val="32"/>
-          <w:cs/>
-        </w:rPr>
-        <w:t>แต่โครงสร้างซับซ้อน นำไปใช้ทำเป็นหน่วยความจำระดับ</w:t>
-      </w:r>
-      <w:r>
-        <w:rPr>
-          <w:rFonts w:ascii="TH SarabunPSK" w:hAnsi="TH SarabunPSK" w:cs="TH SarabunPSK" w:hint="cs"/>
-          <w:sz w:val="32"/>
-          <w:szCs w:val="32"/>
-        </w:rPr>
-        <w:t xml:space="preserve"> </w:t>
-      </w:r>
-      <w:r>
-        <w:rPr>
-          <w:rFonts w:ascii="TH SarabunPSK" w:hAnsi="TH SarabunPSK" w:cs="TH SarabunPSK" w:hint="cs"/>
-          <w:b/>
-          <w:bCs/>
-          <w:sz w:val="32"/>
-          <w:szCs w:val="32"/>
-        </w:rPr>
-        <w:t>Cache (L1/L2/L3)</w:t>
-      </w:r>
-      <w:r>
-        <w:rPr>
-          <w:rFonts w:ascii="TH SarabunPSK" w:hAnsi="TH SarabunPSK" w:cs="TH SarabunPSK" w:hint="cs"/>
-          <w:sz w:val="32"/>
-          <w:szCs w:val="32"/>
-        </w:rPr>
-        <w:t xml:space="preserve"> </w:t>
-      </w:r>
-      <w:r>
-        <w:rPr>
-          <w:rFonts w:ascii="TH SarabunPSK" w:hAnsi="TH SarabunPSK" w:cs="TH SarabunPSK" w:hint="cs"/>
-          <w:sz w:val="32"/>
-          <w:szCs w:val="32"/>
-          <w:cs/>
-        </w:rPr>
-        <w:t xml:space="preserve">ที่ฝังตัวอยู่ใกล้/ใน </w:t>
-      </w:r>
-      <w:r>
-        <w:rPr>
-          <w:rFonts w:ascii="TH SarabunPSK" w:hAnsi="TH SarabunPSK" w:cs="TH SarabunPSK" w:hint="cs"/>
-          <w:sz w:val="32"/>
-          <w:szCs w:val="32"/>
-        </w:rPr>
-        <w:t>CPU</w:t>
-      </w:r>
-    </w:p>
-    <w:p>
-      <w:pPr>
-        <w:pStyle w:val="af"/>
-        <w:numPr>
-          <w:ilvl w:val="1"/>
-          <w:numId w:val="44"/>
-        </w:numPr>
-        <w:rPr>
-          <w:rFonts w:ascii="TH SarabunPSK" w:hAnsi="TH SarabunPSK" w:cs="TH SarabunPSK" w:hint="cs"/>
-          <w:sz w:val="32"/>
-          <w:szCs w:val="32"/>
-        </w:rPr>
-      </w:pPr>
-      <w:r>
-        <w:rPr>
-          <w:rFonts w:ascii="TH SarabunPSK" w:hAnsi="TH SarabunPSK" w:cs="TH SarabunPSK" w:hint="cs"/>
-          <w:b/>
-          <w:bCs/>
-          <w:sz w:val="32"/>
-          <w:szCs w:val="32"/>
-        </w:rPr>
-        <w:t>DRAM:</w:t>
-      </w:r>
-      <w:r>
-        <w:rPr>
-          <w:rFonts w:ascii="TH SarabunPSK" w:hAnsi="TH SarabunPSK" w:cs="TH SarabunPSK" w:hint="cs"/>
-          <w:sz w:val="32"/>
-          <w:szCs w:val="32"/>
-        </w:rPr>
-        <w:t xml:space="preserve"> </w:t>
-      </w:r>
-      <w:r>
-        <w:rPr>
-          <w:rFonts w:ascii="TH SarabunPSK" w:hAnsi="TH SarabunPSK" w:cs="TH SarabunPSK" w:hint="cs"/>
-          <w:sz w:val="32"/>
-          <w:szCs w:val="32"/>
-          <w:cs/>
-        </w:rPr>
-        <w:t xml:space="preserve">ทำงานช้ากว่า (ต้องคอย </w:t>
-      </w:r>
-      <w:r>
-        <w:rPr>
-          <w:rFonts w:ascii="TH SarabunPSK" w:hAnsi="TH SarabunPSK" w:cs="TH SarabunPSK" w:hint="cs"/>
-          <w:sz w:val="32"/>
-          <w:szCs w:val="32"/>
-        </w:rPr>
-        <w:t xml:space="preserve">Refresh </w:t>
-      </w:r>
-      <w:r>
-        <w:rPr>
-          <w:rFonts w:ascii="TH SarabunPSK" w:hAnsi="TH SarabunPSK" w:cs="TH SarabunPSK" w:hint="cs"/>
-          <w:sz w:val="32"/>
-          <w:szCs w:val="32"/>
-          <w:cs/>
-        </w:rPr>
-        <w:t>ประจุไฟ) แต่วงจรเล็กและจุได้เยอะ นำไปใช้เป็น</w:t>
-      </w:r>
-      <w:r>
-        <w:rPr>
-          <w:rFonts w:ascii="TH SarabunPSK" w:hAnsi="TH SarabunPSK" w:cs="TH SarabunPSK" w:hint="cs"/>
-          <w:sz w:val="32"/>
-          <w:szCs w:val="32"/>
-        </w:rPr>
-        <w:t xml:space="preserve"> </w:t>
-      </w:r>
-      <w:r>
-        <w:rPr>
-          <w:rFonts w:ascii="TH SarabunPSK" w:hAnsi="TH SarabunPSK" w:cs="TH SarabunPSK" w:hint="cs"/>
-          <w:b/>
-          <w:bCs/>
-          <w:sz w:val="32"/>
-          <w:szCs w:val="32"/>
-        </w:rPr>
-        <w:t>Main Memory (RAM)</w:t>
-      </w:r>
-    </w:p>
-    <w:p>
-      <w:pPr>
-        <w:pStyle w:val="af"/>
-        <w:numPr>
-          <w:ilvl w:val="0"/>
-          <w:numId w:val="44"/>
-        </w:numPr>
-        <w:rPr>
-          <w:rFonts w:ascii="TH SarabunPSK" w:hAnsi="TH SarabunPSK" w:cs="TH SarabunPSK" w:hint="cs"/>
-          <w:sz w:val="32"/>
-          <w:szCs w:val="32"/>
-        </w:rPr>
-      </w:pPr>
-      <w:r>
-        <w:rPr>
-          <w:rFonts w:ascii="TH SarabunPSK" w:hAnsi="TH SarabunPSK" w:cs="TH SarabunPSK" w:hint="cs"/>
-          <w:b/>
-          <w:bCs/>
-          <w:sz w:val="32"/>
-          <w:szCs w:val="32"/>
-          <w:cs/>
-        </w:rPr>
-        <w:t xml:space="preserve">เหตุผลที่ไม่ใช้ </w:t>
-      </w:r>
-      <w:r>
-        <w:rPr>
-          <w:rFonts w:ascii="TH SarabunPSK" w:hAnsi="TH SarabunPSK" w:cs="TH SarabunPSK" w:hint="cs"/>
-          <w:b/>
-          <w:bCs/>
-          <w:sz w:val="32"/>
-          <w:szCs w:val="32"/>
-        </w:rPr>
-        <w:t xml:space="preserve">SRAM </w:t>
-      </w:r>
-      <w:r>
-        <w:rPr>
-          <w:rFonts w:ascii="TH SarabunPSK" w:hAnsi="TH SarabunPSK" w:cs="TH SarabunPSK" w:hint="cs"/>
-          <w:b/>
-          <w:bCs/>
-          <w:sz w:val="32"/>
-          <w:szCs w:val="32"/>
-          <w:cs/>
-        </w:rPr>
-        <w:t xml:space="preserve">ทำ </w:t>
-      </w:r>
-      <w:r>
-        <w:rPr>
-          <w:rFonts w:ascii="TH SarabunPSK" w:hAnsi="TH SarabunPSK" w:cs="TH SarabunPSK" w:hint="cs"/>
-          <w:b/>
-          <w:bCs/>
-          <w:sz w:val="32"/>
-          <w:szCs w:val="32"/>
-        </w:rPr>
-        <w:t>Main Memory:</w:t>
-      </w:r>
-      <w:r>
-        <w:rPr>
-          <w:rFonts w:ascii="TH SarabunPSK" w:hAnsi="TH SarabunPSK" w:cs="TH SarabunPSK" w:hint="cs"/>
-          <w:sz w:val="32"/>
-          <w:szCs w:val="32"/>
-        </w:rPr>
-        <w:t xml:space="preserve"> (</w:t>
-      </w:r>
-      <w:r>
-        <w:rPr>
-          <w:rFonts w:ascii="TH SarabunPSK" w:hAnsi="TH SarabunPSK" w:cs="TH SarabunPSK" w:hint="cs"/>
-          <w:sz w:val="32"/>
-          <w:szCs w:val="32"/>
-          <w:cs/>
-        </w:rPr>
-        <w:t>ตอบข้อใดข้อหนึ่ง)</w:t>
-      </w:r>
-    </w:p>
-    <w:p>
-      <w:pPr>
-        <w:pStyle w:val="af"/>
-        <w:numPr>
-          <w:ilvl w:val="1"/>
-          <w:numId w:val="44"/>
-        </w:numPr>
-        <w:rPr>
-          <w:rFonts w:ascii="TH SarabunPSK" w:hAnsi="TH SarabunPSK" w:cs="TH SarabunPSK" w:hint="cs"/>
-          <w:sz w:val="32"/>
-          <w:szCs w:val="32"/>
-        </w:rPr>
-      </w:pPr>
-      <w:r>
-        <w:rPr>
-          <w:rFonts w:ascii="TH SarabunPSK" w:hAnsi="TH SarabunPSK" w:cs="TH SarabunPSK" w:hint="cs"/>
-          <w:sz w:val="32"/>
-          <w:szCs w:val="32"/>
-          <w:cs/>
-        </w:rPr>
-        <w:t>ต้นทุนราคาแพงมาก (</w:t>
-      </w:r>
-      <w:r>
-        <w:rPr>
-          <w:rFonts w:ascii="TH SarabunPSK" w:hAnsi="TH SarabunPSK" w:cs="TH SarabunPSK" w:hint="cs"/>
-          <w:sz w:val="32"/>
-          <w:szCs w:val="32"/>
-        </w:rPr>
-        <w:t xml:space="preserve">Cost per bit </w:t>
-      </w:r>
-      <w:r>
-        <w:rPr>
-          <w:rFonts w:ascii="TH SarabunPSK" w:hAnsi="TH SarabunPSK" w:cs="TH SarabunPSK" w:hint="cs"/>
-          <w:sz w:val="32"/>
-          <w:szCs w:val="32"/>
-          <w:cs/>
-        </w:rPr>
-        <w:t>สูง)</w:t>
-      </w:r>
-    </w:p>
-    <w:p>
-      <w:pPr>
-        <w:pStyle w:val="af"/>
-        <w:numPr>
-          <w:ilvl w:val="1"/>
-          <w:numId w:val="44"/>
-        </w:numPr>
-        <w:rPr>
-          <w:rFonts w:ascii="TH SarabunPSK" w:hAnsi="TH SarabunPSK" w:cs="TH SarabunPSK" w:hint="cs"/>
-          <w:sz w:val="32"/>
-          <w:szCs w:val="32"/>
-        </w:rPr>
-      </w:pPr>
-      <w:r>
-        <w:rPr>
-          <w:rFonts w:ascii="TH SarabunPSK" w:hAnsi="TH SarabunPSK" w:cs="TH SarabunPSK" w:hint="cs"/>
-          <w:sz w:val="32"/>
-          <w:szCs w:val="32"/>
-          <w:cs/>
-        </w:rPr>
-        <w:lastRenderedPageBreak/>
-        <w:t>ใช้ทรานซิสเตอร์เยอะ (</w:t>
-      </w:r>
-      <w:r>
-        <w:rPr>
-          <w:rFonts w:ascii="TH SarabunPSK" w:hAnsi="TH SarabunPSK" w:cs="TH SarabunPSK" w:hint="cs"/>
-          <w:sz w:val="32"/>
-          <w:szCs w:val="32"/>
-        </w:rPr>
-        <w:t xml:space="preserve">6 </w:t>
-      </w:r>
-      <w:r>
-        <w:rPr>
-          <w:rFonts w:ascii="TH SarabunPSK" w:hAnsi="TH SarabunPSK" w:cs="TH SarabunPSK" w:hint="cs"/>
-          <w:sz w:val="32"/>
-          <w:szCs w:val="32"/>
-          <w:cs/>
-        </w:rPr>
-        <w:t xml:space="preserve">ตัวต่อ </w:t>
-      </w:r>
-      <w:r>
-        <w:rPr>
-          <w:rFonts w:ascii="TH SarabunPSK" w:hAnsi="TH SarabunPSK" w:cs="TH SarabunPSK" w:hint="cs"/>
-          <w:sz w:val="32"/>
-          <w:szCs w:val="32"/>
-        </w:rPr>
-        <w:t xml:space="preserve">1 </w:t>
-      </w:r>
-      <w:r>
-        <w:rPr>
-          <w:rFonts w:ascii="TH SarabunPSK" w:hAnsi="TH SarabunPSK" w:cs="TH SarabunPSK" w:hint="cs"/>
-          <w:sz w:val="32"/>
-          <w:szCs w:val="32"/>
-          <w:cs/>
-        </w:rPr>
-        <w:t xml:space="preserve">บิต) ทำให้ขนาดทางกายภาพใหญ่ ไม่สามารถยัดความจุ </w:t>
-      </w:r>
-      <w:r>
-        <w:rPr>
-          <w:rFonts w:ascii="TH SarabunPSK" w:hAnsi="TH SarabunPSK" w:cs="TH SarabunPSK" w:hint="cs"/>
-          <w:sz w:val="32"/>
-          <w:szCs w:val="32"/>
-        </w:rPr>
-        <w:t xml:space="preserve">16 GB </w:t>
-      </w:r>
-      <w:r>
-        <w:rPr>
-          <w:rFonts w:ascii="TH SarabunPSK" w:hAnsi="TH SarabunPSK" w:cs="TH SarabunPSK" w:hint="cs"/>
-          <w:sz w:val="32"/>
-          <w:szCs w:val="32"/>
-          <w:cs/>
-        </w:rPr>
-        <w:t>ลงบนแผงวงจรขนาดปกติได้</w:t>
-      </w:r>
-    </w:p>
-    <w:p>
-      <w:pPr>
-        <w:pStyle w:val="af"/>
-        <w:numPr>
-          <w:ilvl w:val="1"/>
-          <w:numId w:val="44"/>
-        </w:numPr>
-        <w:rPr>
-          <w:rFonts w:ascii="TH SarabunPSK" w:hAnsi="TH SarabunPSK" w:cs="TH SarabunPSK" w:hint="cs"/>
-          <w:sz w:val="32"/>
-          <w:szCs w:val="32"/>
-        </w:rPr>
-      </w:pPr>
-      <w:r>
-        <w:rPr>
-          <w:rFonts w:ascii="TH SarabunPSK" w:hAnsi="TH SarabunPSK" w:cs="TH SarabunPSK" w:hint="cs"/>
-          <w:sz w:val="32"/>
-          <w:szCs w:val="32"/>
-          <w:cs/>
-        </w:rPr>
-        <w:t>กินพลังงานหรือปล่อยความร้อนมากหากมีขนาดใหญ่เกินไป</w:t>
-      </w:r>
-    </w:p>
-    <w:p>
-      <w:pPr>
-        <w:rPr>
-          <w:rFonts w:ascii="TH SarabunPSK" w:hAnsi="TH SarabunPSK" w:cs="TH SarabunPSK" w:hint="cs"/>
+          <w:rFonts w:ascii="TH SarabunPSK" w:hAnsi="TH SarabunPSK" w:cs="TH SarabunPSK"/>
           <w:sz w:val="32"/>
           <w:szCs w:val="32"/>
           <w:cs/>

--- a/RMUTL_WORK/Teaching work/2025/เทอม_02/ENGCE117_Computer Programming for Computer Engineer/FINAL/FINAL_เฉลย.docx
+++ b/RMUTL_WORK/Teaching work/2025/เทอม_02/ENGCE117_Computer Programming for Computer Engineer/FINAL/FINAL_เฉลย.docx
@@ -4,8 +4,4078 @@
   <w:body>
     <w:p>
       <w:pPr>
-        <w:rPr>
-          <w:rFonts w:ascii="TH SarabunPSK" w:hAnsi="TH SarabunPSK" w:cs="TH SarabunPSK"/>
+        <w:pStyle w:val="1"/>
+        <w:rPr>
+          <w:rFonts w:ascii="TH SarabunPSK" w:eastAsia="Times New Roman" w:hAnsi="TH SarabunPSK" w:cs="TH SarabunPSK" w:hint="cs"/>
+          <w:sz w:val="32"/>
+          <w:szCs w:val="32"/>
+          <w:lang w:bidi="th-TH"/>
+        </w:rPr>
+      </w:pPr>
+      <w:r>
+        <w:rPr>
+          <w:rFonts w:ascii="TH SarabunPSK" w:hAnsi="TH SarabunPSK" w:cs="TH SarabunPSK" w:hint="cs"/>
+          <w:sz w:val="32"/>
+          <w:szCs w:val="32"/>
+          <w:cs/>
+        </w:rPr>
+        <w:t xml:space="preserve">เฉลยข้อสอบปลายภาค: </w:t>
+      </w:r>
+      <w:r>
+        <w:rPr>
+          <w:rFonts w:ascii="TH SarabunPSK" w:hAnsi="TH SarabunPSK" w:cs="TH SarabunPSK" w:hint="cs"/>
+          <w:sz w:val="32"/>
+          <w:szCs w:val="32"/>
+        </w:rPr>
+        <w:t>ENGCE117 Computer Programming for Computer Engineer</w:t>
+      </w:r>
+    </w:p>
+    <w:p>
+      <w:pPr>
+        <w:pStyle w:val="2"/>
+        <w:rPr>
+          <w:rFonts w:ascii="TH SarabunPSK" w:hAnsi="TH SarabunPSK" w:cs="TH SarabunPSK" w:hint="cs"/>
+          <w:szCs w:val="32"/>
+        </w:rPr>
+      </w:pPr>
+      <w:r>
+        <w:rPr>
+          <w:rFonts w:ascii="TH SarabunPSK" w:hAnsi="TH SarabunPSK" w:cs="TH SarabunPSK" w:hint="cs"/>
+          <w:szCs w:val="32"/>
+          <w:cs/>
+        </w:rPr>
+        <w:t xml:space="preserve">ข้อ </w:t>
+      </w:r>
+      <w:r>
+        <w:rPr>
+          <w:rFonts w:ascii="TH SarabunPSK" w:hAnsi="TH SarabunPSK" w:cs="TH SarabunPSK" w:hint="cs"/>
+          <w:szCs w:val="32"/>
+        </w:rPr>
+        <w:t xml:space="preserve">1: Duck Typing vs Abstract Base Classes (50 </w:t>
+      </w:r>
+      <w:r>
+        <w:rPr>
+          <w:rFonts w:ascii="TH SarabunPSK" w:hAnsi="TH SarabunPSK" w:cs="TH SarabunPSK" w:hint="cs"/>
+          <w:szCs w:val="32"/>
+          <w:cs/>
+        </w:rPr>
+        <w:t>คะแนน)</w:t>
+      </w:r>
+    </w:p>
+    <w:p>
+      <w:pPr>
+        <w:pStyle w:val="af"/>
+        <w:rPr>
+          <w:rFonts w:ascii="TH SarabunPSK" w:hAnsi="TH SarabunPSK" w:cs="TH SarabunPSK" w:hint="cs"/>
+          <w:sz w:val="32"/>
+          <w:szCs w:val="32"/>
+        </w:rPr>
+      </w:pPr>
+      <w:r>
+        <w:rPr>
+          <w:rStyle w:val="af1"/>
+          <w:rFonts w:ascii="TH SarabunPSK" w:eastAsiaTheme="majorEastAsia" w:hAnsi="TH SarabunPSK" w:cs="TH SarabunPSK" w:hint="cs"/>
+          <w:sz w:val="32"/>
+          <w:szCs w:val="32"/>
+          <w:cs/>
+        </w:rPr>
+        <w:t>ธงคำตอบ:</w:t>
+      </w:r>
+      <w:r>
+        <w:rPr>
+          <w:rFonts w:ascii="TH SarabunPSK" w:hAnsi="TH SarabunPSK" w:cs="TH SarabunPSK" w:hint="cs"/>
+          <w:sz w:val="32"/>
+          <w:szCs w:val="32"/>
+        </w:rPr>
+        <w:t xml:space="preserve"> </w:t>
+      </w:r>
+      <w:r>
+        <w:rPr>
+          <w:rFonts w:ascii="TH SarabunPSK" w:hAnsi="TH SarabunPSK" w:cs="TH SarabunPSK" w:hint="cs"/>
+          <w:sz w:val="32"/>
+          <w:szCs w:val="32"/>
+          <w:cs/>
+        </w:rPr>
+        <w:t>เลือกใช้</w:t>
+      </w:r>
+      <w:r>
+        <w:rPr>
+          <w:rFonts w:ascii="TH SarabunPSK" w:hAnsi="TH SarabunPSK" w:cs="TH SarabunPSK" w:hint="cs"/>
+          <w:sz w:val="32"/>
+          <w:szCs w:val="32"/>
+        </w:rPr>
+        <w:t xml:space="preserve"> </w:t>
+      </w:r>
+      <w:r>
+        <w:rPr>
+          <w:rStyle w:val="af1"/>
+          <w:rFonts w:ascii="TH SarabunPSK" w:eastAsiaTheme="majorEastAsia" w:hAnsi="TH SarabunPSK" w:cs="TH SarabunPSK" w:hint="cs"/>
+          <w:sz w:val="32"/>
+          <w:szCs w:val="32"/>
+        </w:rPr>
+        <w:t>Abstract Base Classes (Formal)</w:t>
+      </w:r>
+    </w:p>
+    <w:p>
+      <w:pPr>
+        <w:pStyle w:val="af"/>
+        <w:rPr>
+          <w:rFonts w:ascii="TH SarabunPSK" w:hAnsi="TH SarabunPSK" w:cs="TH SarabunPSK" w:hint="cs"/>
+          <w:sz w:val="32"/>
+          <w:szCs w:val="32"/>
+        </w:rPr>
+      </w:pPr>
+      <w:r>
+        <w:rPr>
+          <w:rStyle w:val="af1"/>
+          <w:rFonts w:ascii="TH SarabunPSK" w:eastAsiaTheme="majorEastAsia" w:hAnsi="TH SarabunPSK" w:cs="TH SarabunPSK" w:hint="cs"/>
+          <w:sz w:val="32"/>
+          <w:szCs w:val="32"/>
+          <w:cs/>
+        </w:rPr>
+        <w:t>การวิเคราะห์ข้อดี-ข้อเสีย:</w:t>
+      </w:r>
+    </w:p>
+    <w:p>
+      <w:pPr>
+        <w:pStyle w:val="af"/>
+        <w:numPr>
+          <w:ilvl w:val="0"/>
+          <w:numId w:val="45"/>
+        </w:numPr>
+        <w:rPr>
+          <w:rFonts w:ascii="TH SarabunPSK" w:hAnsi="TH SarabunPSK" w:cs="TH SarabunPSK" w:hint="cs"/>
+          <w:sz w:val="32"/>
+          <w:szCs w:val="32"/>
+        </w:rPr>
+      </w:pPr>
+      <w:r>
+        <w:rPr>
+          <w:rStyle w:val="af1"/>
+          <w:rFonts w:ascii="TH SarabunPSK" w:eastAsiaTheme="majorEastAsia" w:hAnsi="TH SarabunPSK" w:cs="TH SarabunPSK" w:hint="cs"/>
+          <w:sz w:val="32"/>
+          <w:szCs w:val="32"/>
+        </w:rPr>
+        <w:t>Duck Typing (Dynamic)</w:t>
+      </w:r>
+    </w:p>
+    <w:p>
+      <w:pPr>
+        <w:pStyle w:val="af"/>
+        <w:numPr>
+          <w:ilvl w:val="1"/>
+          <w:numId w:val="45"/>
+        </w:numPr>
+        <w:rPr>
+          <w:rFonts w:ascii="TH SarabunPSK" w:hAnsi="TH SarabunPSK" w:cs="TH SarabunPSK" w:hint="cs"/>
+          <w:sz w:val="32"/>
+          <w:szCs w:val="32"/>
+        </w:rPr>
+      </w:pPr>
+      <w:r>
+        <w:rPr>
+          <w:rStyle w:val="af1"/>
+          <w:rFonts w:ascii="TH SarabunPSK" w:eastAsiaTheme="majorEastAsia" w:hAnsi="TH SarabunPSK" w:cs="TH SarabunPSK" w:hint="cs"/>
+          <w:sz w:val="32"/>
+          <w:szCs w:val="32"/>
+          <w:cs/>
+        </w:rPr>
+        <w:t>ข้อดี:</w:t>
+      </w:r>
+      <w:r>
+        <w:rPr>
+          <w:rFonts w:ascii="TH SarabunPSK" w:hAnsi="TH SarabunPSK" w:cs="TH SarabunPSK" w:hint="cs"/>
+          <w:sz w:val="32"/>
+          <w:szCs w:val="32"/>
+        </w:rPr>
+        <w:t xml:space="preserve"> </w:t>
+      </w:r>
+      <w:r>
+        <w:rPr>
+          <w:rFonts w:ascii="TH SarabunPSK" w:hAnsi="TH SarabunPSK" w:cs="TH SarabunPSK" w:hint="cs"/>
+          <w:sz w:val="32"/>
+          <w:szCs w:val="32"/>
+          <w:cs/>
+        </w:rPr>
+        <w:t>เขียนโค้ดได้รวดเร็ว ยืดหยุ่นสูง (</w:t>
+      </w:r>
+      <w:r>
+        <w:rPr>
+          <w:rFonts w:ascii="TH SarabunPSK" w:hAnsi="TH SarabunPSK" w:cs="TH SarabunPSK" w:hint="cs"/>
+          <w:sz w:val="32"/>
+          <w:szCs w:val="32"/>
+        </w:rPr>
+        <w:t xml:space="preserve">Flexible) </w:t>
+      </w:r>
+      <w:r>
+        <w:rPr>
+          <w:rFonts w:ascii="TH SarabunPSK" w:hAnsi="TH SarabunPSK" w:cs="TH SarabunPSK" w:hint="cs"/>
+          <w:sz w:val="32"/>
+          <w:szCs w:val="32"/>
+          <w:cs/>
+        </w:rPr>
+        <w:t>ไม่ต้องเขียนโค้ดโครงสร้าง (</w:t>
+      </w:r>
+      <w:r>
+        <w:rPr>
+          <w:rFonts w:ascii="TH SarabunPSK" w:hAnsi="TH SarabunPSK" w:cs="TH SarabunPSK" w:hint="cs"/>
+          <w:sz w:val="32"/>
+          <w:szCs w:val="32"/>
+        </w:rPr>
+        <w:t xml:space="preserve">Boilerplate) </w:t>
+      </w:r>
+      <w:r>
+        <w:rPr>
+          <w:rFonts w:ascii="TH SarabunPSK" w:hAnsi="TH SarabunPSK" w:cs="TH SarabunPSK" w:hint="cs"/>
+          <w:sz w:val="32"/>
+          <w:szCs w:val="32"/>
+          <w:cs/>
+        </w:rPr>
+        <w:t xml:space="preserve">เยอะ เป็นธรรมชาติของภาษา </w:t>
+      </w:r>
+      <w:r>
+        <w:rPr>
+          <w:rFonts w:ascii="TH SarabunPSK" w:hAnsi="TH SarabunPSK" w:cs="TH SarabunPSK" w:hint="cs"/>
+          <w:sz w:val="32"/>
+          <w:szCs w:val="32"/>
+        </w:rPr>
+        <w:t>Python</w:t>
+      </w:r>
+    </w:p>
+    <w:p>
+      <w:pPr>
+        <w:pStyle w:val="af"/>
+        <w:numPr>
+          <w:ilvl w:val="1"/>
+          <w:numId w:val="45"/>
+        </w:numPr>
+        <w:rPr>
+          <w:rFonts w:ascii="TH SarabunPSK" w:hAnsi="TH SarabunPSK" w:cs="TH SarabunPSK" w:hint="cs"/>
+          <w:sz w:val="32"/>
+          <w:szCs w:val="32"/>
+        </w:rPr>
+      </w:pPr>
+      <w:r>
+        <w:rPr>
+          <w:rStyle w:val="af1"/>
+          <w:rFonts w:ascii="TH SarabunPSK" w:eastAsiaTheme="majorEastAsia" w:hAnsi="TH SarabunPSK" w:cs="TH SarabunPSK" w:hint="cs"/>
+          <w:sz w:val="32"/>
+          <w:szCs w:val="32"/>
+          <w:cs/>
+        </w:rPr>
+        <w:t>ข้อเสีย:</w:t>
+      </w:r>
+      <w:r>
+        <w:rPr>
+          <w:rFonts w:ascii="TH SarabunPSK" w:hAnsi="TH SarabunPSK" w:cs="TH SarabunPSK" w:hint="cs"/>
+          <w:sz w:val="32"/>
+          <w:szCs w:val="32"/>
+        </w:rPr>
+        <w:t xml:space="preserve"> </w:t>
+      </w:r>
+      <w:r>
+        <w:rPr>
+          <w:rFonts w:ascii="TH SarabunPSK" w:hAnsi="TH SarabunPSK" w:cs="TH SarabunPSK" w:hint="cs"/>
+          <w:sz w:val="32"/>
+          <w:szCs w:val="32"/>
+          <w:cs/>
+        </w:rPr>
+        <w:t>ไม่มีการรับประกันว่าออบเจ็กต์นั้นจะมีเมธอดที่ต้องการครบถ้วนจนกว่าจะรันโปรแกรม (</w:t>
+      </w:r>
+      <w:r>
+        <w:rPr>
+          <w:rFonts w:ascii="TH SarabunPSK" w:hAnsi="TH SarabunPSK" w:cs="TH SarabunPSK" w:hint="cs"/>
+          <w:sz w:val="32"/>
+          <w:szCs w:val="32"/>
+        </w:rPr>
+        <w:t xml:space="preserve">Runtime Error) </w:t>
+      </w:r>
+      <w:r>
+        <w:rPr>
+          <w:rFonts w:ascii="TH SarabunPSK" w:hAnsi="TH SarabunPSK" w:cs="TH SarabunPSK" w:hint="cs"/>
+          <w:sz w:val="32"/>
+          <w:szCs w:val="32"/>
+          <w:cs/>
+        </w:rPr>
+        <w:t>ตรวจสอบข้อผิดพลาดได้ยากเมื่อโปรแกรมมีขนาดใหญ่ และทำให้การทำงานร่วมกันในทีมยากขึ้นเพราะไม่มีโครงสร้างที่ชัดเจน</w:t>
+      </w:r>
+    </w:p>
+    <w:p>
+      <w:pPr>
+        <w:pStyle w:val="af"/>
+        <w:numPr>
+          <w:ilvl w:val="0"/>
+          <w:numId w:val="45"/>
+        </w:numPr>
+        <w:rPr>
+          <w:rFonts w:ascii="TH SarabunPSK" w:hAnsi="TH SarabunPSK" w:cs="TH SarabunPSK" w:hint="cs"/>
+          <w:sz w:val="32"/>
+          <w:szCs w:val="32"/>
+        </w:rPr>
+      </w:pPr>
+      <w:r>
+        <w:rPr>
+          <w:rStyle w:val="af1"/>
+          <w:rFonts w:ascii="TH SarabunPSK" w:eastAsiaTheme="majorEastAsia" w:hAnsi="TH SarabunPSK" w:cs="TH SarabunPSK" w:hint="cs"/>
+          <w:sz w:val="32"/>
+          <w:szCs w:val="32"/>
+        </w:rPr>
+        <w:t>Abstract Base Classes - ABCs (Formal)</w:t>
+      </w:r>
+    </w:p>
+    <w:p>
+      <w:pPr>
+        <w:pStyle w:val="af"/>
+        <w:numPr>
+          <w:ilvl w:val="1"/>
+          <w:numId w:val="45"/>
+        </w:numPr>
+        <w:rPr>
+          <w:rFonts w:ascii="TH SarabunPSK" w:hAnsi="TH SarabunPSK" w:cs="TH SarabunPSK" w:hint="cs"/>
+          <w:sz w:val="32"/>
+          <w:szCs w:val="32"/>
+        </w:rPr>
+      </w:pPr>
+      <w:r>
+        <w:rPr>
+          <w:rStyle w:val="af1"/>
+          <w:rFonts w:ascii="TH SarabunPSK" w:eastAsiaTheme="majorEastAsia" w:hAnsi="TH SarabunPSK" w:cs="TH SarabunPSK" w:hint="cs"/>
+          <w:sz w:val="32"/>
+          <w:szCs w:val="32"/>
+          <w:cs/>
+        </w:rPr>
+        <w:t>ข้อดี:</w:t>
+      </w:r>
+      <w:r>
+        <w:rPr>
+          <w:rFonts w:ascii="TH SarabunPSK" w:hAnsi="TH SarabunPSK" w:cs="TH SarabunPSK" w:hint="cs"/>
+          <w:sz w:val="32"/>
+          <w:szCs w:val="32"/>
+        </w:rPr>
+        <w:t xml:space="preserve"> </w:t>
+      </w:r>
+      <w:r>
+        <w:rPr>
+          <w:rFonts w:ascii="TH SarabunPSK" w:hAnsi="TH SarabunPSK" w:cs="TH SarabunPSK" w:hint="cs"/>
+          <w:sz w:val="32"/>
+          <w:szCs w:val="32"/>
+          <w:cs/>
+        </w:rPr>
+        <w:t>สร้าง "ข้อตกลง" (</w:t>
+      </w:r>
+      <w:r>
+        <w:rPr>
+          <w:rFonts w:ascii="TH SarabunPSK" w:hAnsi="TH SarabunPSK" w:cs="TH SarabunPSK" w:hint="cs"/>
+          <w:sz w:val="32"/>
+          <w:szCs w:val="32"/>
+        </w:rPr>
+        <w:t xml:space="preserve">Contract) </w:t>
+      </w:r>
+      <w:r>
+        <w:rPr>
+          <w:rFonts w:ascii="TH SarabunPSK" w:hAnsi="TH SarabunPSK" w:cs="TH SarabunPSK" w:hint="cs"/>
+          <w:sz w:val="32"/>
+          <w:szCs w:val="32"/>
+          <w:cs/>
+        </w:rPr>
+        <w:t xml:space="preserve">หรืออินเทอร์เฟซที่ชัดเจน บังคับให้คลาสลูกต้องสร้างเมธอดตามที่กำหนดไว้ หากทำไม่ครบโปรแกรมจะแจ้ง </w:t>
+      </w:r>
+      <w:r>
+        <w:rPr>
+          <w:rFonts w:ascii="TH SarabunPSK" w:hAnsi="TH SarabunPSK" w:cs="TH SarabunPSK" w:hint="cs"/>
+          <w:sz w:val="32"/>
+          <w:szCs w:val="32"/>
+        </w:rPr>
+        <w:t xml:space="preserve">Error </w:t>
+      </w:r>
+      <w:r>
+        <w:rPr>
+          <w:rFonts w:ascii="TH SarabunPSK" w:hAnsi="TH SarabunPSK" w:cs="TH SarabunPSK" w:hint="cs"/>
+          <w:sz w:val="32"/>
+          <w:szCs w:val="32"/>
+          <w:cs/>
+        </w:rPr>
+        <w:t>ตั้งแต่ตอนสร้างออบเจ็กต์ (</w:t>
+      </w:r>
+      <w:r>
+        <w:rPr>
+          <w:rFonts w:ascii="TH SarabunPSK" w:hAnsi="TH SarabunPSK" w:cs="TH SarabunPSK" w:hint="cs"/>
+          <w:sz w:val="32"/>
+          <w:szCs w:val="32"/>
+        </w:rPr>
+        <w:t xml:space="preserve">Instantiation) </w:t>
+      </w:r>
+      <w:r>
+        <w:rPr>
+          <w:rFonts w:ascii="TH SarabunPSK" w:hAnsi="TH SarabunPSK" w:cs="TH SarabunPSK" w:hint="cs"/>
+          <w:sz w:val="32"/>
+          <w:szCs w:val="32"/>
+          <w:cs/>
+        </w:rPr>
+        <w:t>ทำให้ตรวจจับบั๊กได้เร็วขึ้น นอกจากนี้ยังช่วยให้โปรแกรมเมอร์คนอื่นเข้าใจโครงสร้างได้ทันที (</w:t>
+      </w:r>
+      <w:r>
+        <w:rPr>
+          <w:rFonts w:ascii="TH SarabunPSK" w:hAnsi="TH SarabunPSK" w:cs="TH SarabunPSK" w:hint="cs"/>
+          <w:sz w:val="32"/>
+          <w:szCs w:val="32"/>
+        </w:rPr>
+        <w:t xml:space="preserve">Self-documenting) </w:t>
+      </w:r>
+      <w:r>
+        <w:rPr>
+          <w:rFonts w:ascii="TH SarabunPSK" w:hAnsi="TH SarabunPSK" w:cs="TH SarabunPSK" w:hint="cs"/>
+          <w:sz w:val="32"/>
+          <w:szCs w:val="32"/>
+          <w:cs/>
+        </w:rPr>
+        <w:t xml:space="preserve">และทำงานร่วมกับ </w:t>
+      </w:r>
+      <w:r>
+        <w:rPr>
+          <w:rFonts w:ascii="TH SarabunPSK" w:hAnsi="TH SarabunPSK" w:cs="TH SarabunPSK" w:hint="cs"/>
+          <w:sz w:val="32"/>
+          <w:szCs w:val="32"/>
+        </w:rPr>
+        <w:t xml:space="preserve">IDE (Auto-complete) </w:t>
+      </w:r>
+      <w:r>
+        <w:rPr>
+          <w:rFonts w:ascii="TH SarabunPSK" w:hAnsi="TH SarabunPSK" w:cs="TH SarabunPSK" w:hint="cs"/>
+          <w:sz w:val="32"/>
+          <w:szCs w:val="32"/>
+          <w:cs/>
+        </w:rPr>
+        <w:t>ได้ดีเยี่ยม</w:t>
+      </w:r>
+    </w:p>
+    <w:p>
+      <w:pPr>
+        <w:pStyle w:val="af"/>
+        <w:numPr>
+          <w:ilvl w:val="1"/>
+          <w:numId w:val="45"/>
+        </w:numPr>
+        <w:rPr>
+          <w:rFonts w:ascii="TH SarabunPSK" w:hAnsi="TH SarabunPSK" w:cs="TH SarabunPSK" w:hint="cs"/>
+          <w:sz w:val="32"/>
+          <w:szCs w:val="32"/>
+        </w:rPr>
+      </w:pPr>
+      <w:r>
+        <w:rPr>
+          <w:rStyle w:val="af1"/>
+          <w:rFonts w:ascii="TH SarabunPSK" w:eastAsiaTheme="majorEastAsia" w:hAnsi="TH SarabunPSK" w:cs="TH SarabunPSK" w:hint="cs"/>
+          <w:sz w:val="32"/>
+          <w:szCs w:val="32"/>
+          <w:cs/>
+        </w:rPr>
+        <w:t>ข้อเสีย:</w:t>
+      </w:r>
+      <w:r>
+        <w:rPr>
+          <w:rFonts w:ascii="TH SarabunPSK" w:hAnsi="TH SarabunPSK" w:cs="TH SarabunPSK" w:hint="cs"/>
+          <w:sz w:val="32"/>
+          <w:szCs w:val="32"/>
+        </w:rPr>
+        <w:t xml:space="preserve"> </w:t>
+      </w:r>
+      <w:r>
+        <w:rPr>
+          <w:rFonts w:ascii="TH SarabunPSK" w:hAnsi="TH SarabunPSK" w:cs="TH SarabunPSK" w:hint="cs"/>
+          <w:sz w:val="32"/>
+          <w:szCs w:val="32"/>
+          <w:cs/>
+        </w:rPr>
+        <w:t>ต้องเสียเวลาออกแบบล่วงหน้าและเขียนโค้ดโครงสร้างเพิ่มขึ้น ลดความยืดหยุ่นลงเล็กน้อย</w:t>
+      </w:r>
+    </w:p>
+    <w:p>
+      <w:pPr>
+        <w:pStyle w:val="af"/>
+        <w:rPr>
+          <w:rFonts w:ascii="TH SarabunPSK" w:hAnsi="TH SarabunPSK" w:cs="TH SarabunPSK" w:hint="cs"/>
+          <w:sz w:val="32"/>
+          <w:szCs w:val="32"/>
+        </w:rPr>
+      </w:pPr>
+      <w:r>
+        <w:rPr>
+          <w:rStyle w:val="af1"/>
+          <w:rFonts w:ascii="TH SarabunPSK" w:eastAsiaTheme="majorEastAsia" w:hAnsi="TH SarabunPSK" w:cs="TH SarabunPSK" w:hint="cs"/>
+          <w:sz w:val="32"/>
+          <w:szCs w:val="32"/>
+          <w:cs/>
+        </w:rPr>
+        <w:t>เหตุผลประกอบการตัดสินใจ (มุมมองวิศวกรรมซอฟต์แวร์):</w:t>
+      </w:r>
+      <w:r>
+        <w:rPr>
+          <w:rFonts w:ascii="TH SarabunPSK" w:hAnsi="TH SarabunPSK" w:cs="TH SarabunPSK" w:hint="cs"/>
+          <w:sz w:val="32"/>
+          <w:szCs w:val="32"/>
+        </w:rPr>
+        <w:t xml:space="preserve"> </w:t>
+      </w:r>
+      <w:r>
+        <w:rPr>
+          <w:rFonts w:ascii="TH SarabunPSK" w:hAnsi="TH SarabunPSK" w:cs="TH SarabunPSK" w:hint="cs"/>
+          <w:sz w:val="32"/>
+          <w:szCs w:val="32"/>
+          <w:cs/>
+        </w:rPr>
+        <w:t>ในสถานการณ์ที่เป็น</w:t>
+      </w:r>
+      <w:r>
+        <w:rPr>
+          <w:rFonts w:ascii="TH SarabunPSK" w:hAnsi="TH SarabunPSK" w:cs="TH SarabunPSK" w:hint="cs"/>
+          <w:sz w:val="32"/>
+          <w:szCs w:val="32"/>
+        </w:rPr>
+        <w:t xml:space="preserve"> </w:t>
+      </w:r>
+      <w:r>
+        <w:rPr>
+          <w:rStyle w:val="af1"/>
+          <w:rFonts w:ascii="TH SarabunPSK" w:eastAsiaTheme="majorEastAsia" w:hAnsi="TH SarabunPSK" w:cs="TH SarabunPSK" w:hint="cs"/>
+          <w:sz w:val="32"/>
+          <w:szCs w:val="32"/>
+        </w:rPr>
+        <w:t>"</w:t>
+      </w:r>
+      <w:r>
+        <w:rPr>
+          <w:rStyle w:val="af1"/>
+          <w:rFonts w:ascii="TH SarabunPSK" w:eastAsiaTheme="majorEastAsia" w:hAnsi="TH SarabunPSK" w:cs="TH SarabunPSK" w:hint="cs"/>
+          <w:sz w:val="32"/>
+          <w:szCs w:val="32"/>
+          <w:cs/>
+        </w:rPr>
+        <w:t>ระบบขนาดใหญ่ (</w:t>
+      </w:r>
+      <w:r>
+        <w:rPr>
+          <w:rStyle w:val="af1"/>
+          <w:rFonts w:ascii="TH SarabunPSK" w:eastAsiaTheme="majorEastAsia" w:hAnsi="TH SarabunPSK" w:cs="TH SarabunPSK" w:hint="cs"/>
+          <w:sz w:val="32"/>
+          <w:szCs w:val="32"/>
+        </w:rPr>
+        <w:t xml:space="preserve">Enterprise System) </w:t>
+      </w:r>
+      <w:r>
+        <w:rPr>
+          <w:rStyle w:val="af1"/>
+          <w:rFonts w:ascii="TH SarabunPSK" w:eastAsiaTheme="majorEastAsia" w:hAnsi="TH SarabunPSK" w:cs="TH SarabunPSK" w:hint="cs"/>
+          <w:sz w:val="32"/>
+          <w:szCs w:val="32"/>
+          <w:cs/>
+        </w:rPr>
+        <w:t>และทำงานร่วมกันหลายคน"</w:t>
+      </w:r>
+      <w:r>
+        <w:rPr>
+          <w:rFonts w:ascii="TH SarabunPSK" w:hAnsi="TH SarabunPSK" w:cs="TH SarabunPSK" w:hint="cs"/>
+          <w:sz w:val="32"/>
+          <w:szCs w:val="32"/>
+        </w:rPr>
+        <w:t xml:space="preserve"> </w:t>
+      </w:r>
+      <w:r>
+        <w:rPr>
+          <w:rFonts w:ascii="TH SarabunPSK" w:hAnsi="TH SarabunPSK" w:cs="TH SarabunPSK" w:hint="cs"/>
+          <w:sz w:val="32"/>
+          <w:szCs w:val="32"/>
+          <w:cs/>
+        </w:rPr>
+        <w:t>ความเสถียรภาพ (</w:t>
+      </w:r>
+      <w:r>
+        <w:rPr>
+          <w:rFonts w:ascii="TH SarabunPSK" w:hAnsi="TH SarabunPSK" w:cs="TH SarabunPSK" w:hint="cs"/>
+          <w:sz w:val="32"/>
+          <w:szCs w:val="32"/>
+        </w:rPr>
+        <w:t xml:space="preserve">Stability) </w:t>
+      </w:r>
+      <w:r>
+        <w:rPr>
+          <w:rFonts w:ascii="TH SarabunPSK" w:hAnsi="TH SarabunPSK" w:cs="TH SarabunPSK" w:hint="cs"/>
+          <w:sz w:val="32"/>
+          <w:szCs w:val="32"/>
+          <w:cs/>
+        </w:rPr>
+        <w:t>และการบำรุงรักษา (</w:t>
+      </w:r>
+      <w:r>
+        <w:rPr>
+          <w:rFonts w:ascii="TH SarabunPSK" w:hAnsi="TH SarabunPSK" w:cs="TH SarabunPSK" w:hint="cs"/>
+          <w:sz w:val="32"/>
+          <w:szCs w:val="32"/>
+        </w:rPr>
+        <w:t xml:space="preserve">Maintainability) </w:t>
+      </w:r>
+      <w:r>
+        <w:rPr>
+          <w:rFonts w:ascii="TH SarabunPSK" w:hAnsi="TH SarabunPSK" w:cs="TH SarabunPSK" w:hint="cs"/>
+          <w:sz w:val="32"/>
+          <w:szCs w:val="32"/>
+          <w:cs/>
+        </w:rPr>
+        <w:t>สำคัญกว่าความรวดเร็วในการเขียนโค้ด การใช้</w:t>
+      </w:r>
+      <w:r>
+        <w:rPr>
+          <w:rFonts w:ascii="TH SarabunPSK" w:hAnsi="TH SarabunPSK" w:cs="TH SarabunPSK" w:hint="cs"/>
+          <w:sz w:val="32"/>
+          <w:szCs w:val="32"/>
+        </w:rPr>
+        <w:t xml:space="preserve"> </w:t>
+      </w:r>
+      <w:r>
+        <w:rPr>
+          <w:rStyle w:val="af1"/>
+          <w:rFonts w:ascii="TH SarabunPSK" w:eastAsiaTheme="majorEastAsia" w:hAnsi="TH SarabunPSK" w:cs="TH SarabunPSK" w:hint="cs"/>
+          <w:sz w:val="32"/>
+          <w:szCs w:val="32"/>
+        </w:rPr>
+        <w:t>Abstract Base Classes</w:t>
+      </w:r>
+      <w:r>
+        <w:rPr>
+          <w:rFonts w:ascii="TH SarabunPSK" w:hAnsi="TH SarabunPSK" w:cs="TH SarabunPSK" w:hint="cs"/>
+          <w:sz w:val="32"/>
+          <w:szCs w:val="32"/>
+        </w:rPr>
+        <w:t xml:space="preserve"> </w:t>
+      </w:r>
+      <w:r>
+        <w:rPr>
+          <w:rFonts w:ascii="TH SarabunPSK" w:hAnsi="TH SarabunPSK" w:cs="TH SarabunPSK" w:hint="cs"/>
+          <w:sz w:val="32"/>
+          <w:szCs w:val="32"/>
+          <w:cs/>
+        </w:rPr>
+        <w:t xml:space="preserve">จะช่วยกำหนดมาตรฐานของโครงสร้างข้อมูลให้โปรแกรมเมอร์ทุกคนในทีมทำงานบนพื้นฐานเดียวกัน ป้องกันข้อผิดพลาดจากการเรียกใช้เมธอดที่ไม่มีอยู่จริง ซึ่งช่วยลดเวลาในการ </w:t>
+      </w:r>
+      <w:r>
+        <w:rPr>
+          <w:rFonts w:ascii="TH SarabunPSK" w:hAnsi="TH SarabunPSK" w:cs="TH SarabunPSK" w:hint="cs"/>
+          <w:sz w:val="32"/>
+          <w:szCs w:val="32"/>
+        </w:rPr>
+        <w:t xml:space="preserve">Debug </w:t>
+      </w:r>
+      <w:r>
+        <w:rPr>
+          <w:rFonts w:ascii="TH SarabunPSK" w:hAnsi="TH SarabunPSK" w:cs="TH SarabunPSK" w:hint="cs"/>
+          <w:sz w:val="32"/>
+          <w:szCs w:val="32"/>
+          <w:cs/>
+        </w:rPr>
+        <w:t xml:space="preserve">และลดความเสี่ยงที่ระบบจะล่มบน </w:t>
+      </w:r>
+      <w:r>
+        <w:rPr>
+          <w:rFonts w:ascii="TH SarabunPSK" w:hAnsi="TH SarabunPSK" w:cs="TH SarabunPSK" w:hint="cs"/>
+          <w:sz w:val="32"/>
+          <w:szCs w:val="32"/>
+        </w:rPr>
+        <w:t xml:space="preserve">Production </w:t>
+      </w:r>
+      <w:r>
+        <w:rPr>
+          <w:rFonts w:ascii="TH SarabunPSK" w:hAnsi="TH SarabunPSK" w:cs="TH SarabunPSK" w:hint="cs"/>
+          <w:sz w:val="32"/>
+          <w:szCs w:val="32"/>
+          <w:cs/>
+        </w:rPr>
+        <w:t>ได้อย่างมีนัยสำคัญ</w:t>
+      </w:r>
+    </w:p>
+    <w:p>
+      <w:pPr>
+        <w:pStyle w:val="2"/>
+        <w:rPr>
+          <w:rFonts w:ascii="TH SarabunPSK" w:hAnsi="TH SarabunPSK" w:cs="TH SarabunPSK" w:hint="cs"/>
+          <w:szCs w:val="32"/>
+        </w:rPr>
+      </w:pPr>
+      <w:r>
+        <w:rPr>
+          <w:rFonts w:ascii="TH SarabunPSK" w:hAnsi="TH SarabunPSK" w:cs="TH SarabunPSK" w:hint="cs"/>
+          <w:szCs w:val="32"/>
+          <w:cs/>
+        </w:rPr>
+        <w:t xml:space="preserve">ข้อ </w:t>
+      </w:r>
+      <w:r>
+        <w:rPr>
+          <w:rFonts w:ascii="TH SarabunPSK" w:hAnsi="TH SarabunPSK" w:cs="TH SarabunPSK" w:hint="cs"/>
+          <w:szCs w:val="32"/>
+        </w:rPr>
+        <w:t xml:space="preserve">2: </w:t>
+      </w:r>
+      <w:r>
+        <w:rPr>
+          <w:rFonts w:ascii="TH SarabunPSK" w:hAnsi="TH SarabunPSK" w:cs="TH SarabunPSK" w:hint="cs"/>
+          <w:szCs w:val="32"/>
+          <w:cs/>
+        </w:rPr>
+        <w:t>เมธอด</w:t>
+      </w:r>
+      <w:r>
+        <w:rPr>
+          <w:rFonts w:ascii="TH SarabunPSK" w:hAnsi="TH SarabunPSK" w:cs="TH SarabunPSK" w:hint="cs"/>
+          <w:szCs w:val="32"/>
+        </w:rPr>
+        <w:t xml:space="preserve"> </w:t>
+      </w:r>
+      <w:r>
+        <w:rPr>
+          <w:rStyle w:val="HTML"/>
+          <w:rFonts w:ascii="TH SarabunPSK" w:eastAsiaTheme="majorEastAsia" w:hAnsi="TH SarabunPSK" w:cs="TH SarabunPSK" w:hint="cs"/>
+          <w:sz w:val="32"/>
+          <w:szCs w:val="32"/>
+        </w:rPr>
+        <w:t>__str__</w:t>
+      </w:r>
+      <w:r>
+        <w:rPr>
+          <w:rFonts w:ascii="TH SarabunPSK" w:hAnsi="TH SarabunPSK" w:cs="TH SarabunPSK" w:hint="cs"/>
+          <w:szCs w:val="32"/>
+        </w:rPr>
+        <w:t xml:space="preserve"> </w:t>
+      </w:r>
+      <w:r>
+        <w:rPr>
+          <w:rFonts w:ascii="TH SarabunPSK" w:hAnsi="TH SarabunPSK" w:cs="TH SarabunPSK" w:hint="cs"/>
+          <w:szCs w:val="32"/>
+          <w:cs/>
+        </w:rPr>
+        <w:t>และ</w:t>
+      </w:r>
+      <w:r>
+        <w:rPr>
+          <w:rFonts w:ascii="TH SarabunPSK" w:hAnsi="TH SarabunPSK" w:cs="TH SarabunPSK" w:hint="cs"/>
+          <w:szCs w:val="32"/>
+        </w:rPr>
+        <w:t xml:space="preserve"> </w:t>
+      </w:r>
+      <w:r>
+        <w:rPr>
+          <w:rStyle w:val="HTML"/>
+          <w:rFonts w:ascii="TH SarabunPSK" w:eastAsiaTheme="majorEastAsia" w:hAnsi="TH SarabunPSK" w:cs="TH SarabunPSK" w:hint="cs"/>
+          <w:sz w:val="32"/>
+          <w:szCs w:val="32"/>
+        </w:rPr>
+        <w:t>__</w:t>
+      </w:r>
+      <w:proofErr w:type="spellStart"/>
+      <w:r>
+        <w:rPr>
+          <w:rStyle w:val="HTML"/>
+          <w:rFonts w:ascii="TH SarabunPSK" w:eastAsiaTheme="majorEastAsia" w:hAnsi="TH SarabunPSK" w:cs="TH SarabunPSK" w:hint="cs"/>
+          <w:sz w:val="32"/>
+          <w:szCs w:val="32"/>
+        </w:rPr>
+        <w:t>repr</w:t>
+      </w:r>
+      <w:proofErr w:type="spellEnd"/>
+      <w:r>
+        <w:rPr>
+          <w:rStyle w:val="HTML"/>
+          <w:rFonts w:ascii="TH SarabunPSK" w:eastAsiaTheme="majorEastAsia" w:hAnsi="TH SarabunPSK" w:cs="TH SarabunPSK" w:hint="cs"/>
+          <w:sz w:val="32"/>
+          <w:szCs w:val="32"/>
+        </w:rPr>
+        <w:t>__</w:t>
+      </w:r>
+      <w:r>
+        <w:rPr>
+          <w:rFonts w:ascii="TH SarabunPSK" w:hAnsi="TH SarabunPSK" w:cs="TH SarabunPSK" w:hint="cs"/>
+          <w:szCs w:val="32"/>
+        </w:rPr>
+        <w:t xml:space="preserve"> (50 </w:t>
+      </w:r>
+      <w:r>
+        <w:rPr>
+          <w:rFonts w:ascii="TH SarabunPSK" w:hAnsi="TH SarabunPSK" w:cs="TH SarabunPSK" w:hint="cs"/>
+          <w:szCs w:val="32"/>
+          <w:cs/>
+        </w:rPr>
+        <w:t>คะแนน)</w:t>
+      </w:r>
+    </w:p>
+    <w:p>
+      <w:pPr>
+        <w:pStyle w:val="af"/>
+        <w:rPr>
+          <w:rFonts w:ascii="TH SarabunPSK" w:hAnsi="TH SarabunPSK" w:cs="TH SarabunPSK" w:hint="cs"/>
+          <w:sz w:val="32"/>
+          <w:szCs w:val="32"/>
+        </w:rPr>
+      </w:pPr>
+      <w:r>
+        <w:rPr>
+          <w:rStyle w:val="af1"/>
+          <w:rFonts w:ascii="TH SarabunPSK" w:eastAsiaTheme="majorEastAsia" w:hAnsi="TH SarabunPSK" w:cs="TH SarabunPSK" w:hint="cs"/>
+          <w:sz w:val="32"/>
+          <w:szCs w:val="32"/>
+          <w:cs/>
+        </w:rPr>
+        <w:t>เปรียบเทียบความแตกต่าง:</w:t>
+      </w:r>
+    </w:p>
+    <w:p>
+      <w:pPr>
+        <w:pStyle w:val="af"/>
+        <w:numPr>
+          <w:ilvl w:val="0"/>
+          <w:numId w:val="46"/>
+        </w:numPr>
+        <w:rPr>
+          <w:rFonts w:ascii="TH SarabunPSK" w:hAnsi="TH SarabunPSK" w:cs="TH SarabunPSK" w:hint="cs"/>
+          <w:sz w:val="32"/>
+          <w:szCs w:val="32"/>
+        </w:rPr>
+      </w:pPr>
+      <w:r>
+        <w:rPr>
+          <w:rStyle w:val="HTML"/>
+          <w:rFonts w:ascii="TH SarabunPSK" w:eastAsiaTheme="majorEastAsia" w:hAnsi="TH SarabunPSK" w:cs="TH SarabunPSK" w:hint="cs"/>
+          <w:b/>
+          <w:bCs/>
+          <w:sz w:val="32"/>
+          <w:szCs w:val="32"/>
+        </w:rPr>
+        <w:lastRenderedPageBreak/>
+        <w:t>__str__</w:t>
+      </w:r>
+      <w:r>
+        <w:rPr>
+          <w:rStyle w:val="af1"/>
+          <w:rFonts w:ascii="TH SarabunPSK" w:eastAsiaTheme="majorEastAsia" w:hAnsi="TH SarabunPSK" w:cs="TH SarabunPSK" w:hint="cs"/>
+          <w:sz w:val="32"/>
+          <w:szCs w:val="32"/>
+        </w:rPr>
+        <w:t xml:space="preserve"> (String Representation):</w:t>
+      </w:r>
+      <w:r>
+        <w:rPr>
+          <w:rFonts w:ascii="TH SarabunPSK" w:hAnsi="TH SarabunPSK" w:cs="TH SarabunPSK" w:hint="cs"/>
+          <w:sz w:val="32"/>
+          <w:szCs w:val="32"/>
+        </w:rPr>
+        <w:t xml:space="preserve"> </w:t>
+      </w:r>
+      <w:r>
+        <w:rPr>
+          <w:rFonts w:ascii="TH SarabunPSK" w:hAnsi="TH SarabunPSK" w:cs="TH SarabunPSK" w:hint="cs"/>
+          <w:sz w:val="32"/>
+          <w:szCs w:val="32"/>
+          <w:cs/>
+        </w:rPr>
+        <w:t>มีจุดประสงค์เพื่อ</w:t>
+      </w:r>
+      <w:r>
+        <w:rPr>
+          <w:rFonts w:ascii="TH SarabunPSK" w:hAnsi="TH SarabunPSK" w:cs="TH SarabunPSK" w:hint="cs"/>
+          <w:sz w:val="32"/>
+          <w:szCs w:val="32"/>
+        </w:rPr>
+        <w:t xml:space="preserve"> </w:t>
+      </w:r>
+      <w:r>
+        <w:rPr>
+          <w:rStyle w:val="af1"/>
+          <w:rFonts w:ascii="TH SarabunPSK" w:eastAsiaTheme="majorEastAsia" w:hAnsi="TH SarabunPSK" w:cs="TH SarabunPSK" w:hint="cs"/>
+          <w:sz w:val="32"/>
+          <w:szCs w:val="32"/>
+        </w:rPr>
+        <w:t>"</w:t>
+      </w:r>
+      <w:r>
+        <w:rPr>
+          <w:rStyle w:val="af1"/>
+          <w:rFonts w:ascii="TH SarabunPSK" w:eastAsiaTheme="majorEastAsia" w:hAnsi="TH SarabunPSK" w:cs="TH SarabunPSK" w:hint="cs"/>
+          <w:sz w:val="32"/>
+          <w:szCs w:val="32"/>
+          <w:cs/>
+        </w:rPr>
+        <w:t>ผู้ใช้งานทั่วไป (</w:t>
+      </w:r>
+      <w:r>
+        <w:rPr>
+          <w:rStyle w:val="af1"/>
+          <w:rFonts w:ascii="TH SarabunPSK" w:eastAsiaTheme="majorEastAsia" w:hAnsi="TH SarabunPSK" w:cs="TH SarabunPSK" w:hint="cs"/>
+          <w:sz w:val="32"/>
+          <w:szCs w:val="32"/>
+        </w:rPr>
+        <w:t>End-User)"</w:t>
+      </w:r>
+      <w:r>
+        <w:rPr>
+          <w:rFonts w:ascii="TH SarabunPSK" w:hAnsi="TH SarabunPSK" w:cs="TH SarabunPSK" w:hint="cs"/>
+          <w:sz w:val="32"/>
+          <w:szCs w:val="32"/>
+        </w:rPr>
+        <w:t xml:space="preserve"> </w:t>
+      </w:r>
+      <w:r>
+        <w:rPr>
+          <w:rFonts w:ascii="TH SarabunPSK" w:hAnsi="TH SarabunPSK" w:cs="TH SarabunPSK" w:hint="cs"/>
+          <w:sz w:val="32"/>
+          <w:szCs w:val="32"/>
+          <w:cs/>
+        </w:rPr>
+        <w:t>ผลลัพธ์ที่ได้ควรอ่านง่าย เข้าใจง่าย มีการจัดรูปแบบที่สวยงาม (</w:t>
+      </w:r>
+      <w:r>
+        <w:rPr>
+          <w:rFonts w:ascii="TH SarabunPSK" w:hAnsi="TH SarabunPSK" w:cs="TH SarabunPSK" w:hint="cs"/>
+          <w:sz w:val="32"/>
+          <w:szCs w:val="32"/>
+        </w:rPr>
+        <w:t xml:space="preserve">Readable) </w:t>
+      </w:r>
+      <w:r>
+        <w:rPr>
+          <w:rFonts w:ascii="TH SarabunPSK" w:hAnsi="TH SarabunPSK" w:cs="TH SarabunPSK" w:hint="cs"/>
+          <w:sz w:val="32"/>
+          <w:szCs w:val="32"/>
+          <w:cs/>
+        </w:rPr>
+        <w:t>มักถูกเรียกใช้เมื่อเราใช้คำสั่ง</w:t>
+      </w:r>
+      <w:r>
+        <w:rPr>
+          <w:rFonts w:ascii="TH SarabunPSK" w:hAnsi="TH SarabunPSK" w:cs="TH SarabunPSK" w:hint="cs"/>
+          <w:sz w:val="32"/>
+          <w:szCs w:val="32"/>
+        </w:rPr>
+        <w:t xml:space="preserve"> </w:t>
+      </w:r>
+      <w:proofErr w:type="gramStart"/>
+      <w:r>
+        <w:rPr>
+          <w:rStyle w:val="HTML"/>
+          <w:rFonts w:ascii="TH SarabunPSK" w:eastAsiaTheme="majorEastAsia" w:hAnsi="TH SarabunPSK" w:cs="TH SarabunPSK" w:hint="cs"/>
+          <w:sz w:val="32"/>
+          <w:szCs w:val="32"/>
+        </w:rPr>
+        <w:t>print(</w:t>
+      </w:r>
+      <w:proofErr w:type="gramEnd"/>
+      <w:r>
+        <w:rPr>
+          <w:rStyle w:val="HTML"/>
+          <w:rFonts w:ascii="TH SarabunPSK" w:eastAsiaTheme="majorEastAsia" w:hAnsi="TH SarabunPSK" w:cs="TH SarabunPSK" w:hint="cs"/>
+          <w:sz w:val="32"/>
+          <w:szCs w:val="32"/>
+        </w:rPr>
+        <w:t>)</w:t>
+      </w:r>
+      <w:r>
+        <w:rPr>
+          <w:rFonts w:ascii="TH SarabunPSK" w:hAnsi="TH SarabunPSK" w:cs="TH SarabunPSK" w:hint="cs"/>
+          <w:sz w:val="32"/>
+          <w:szCs w:val="32"/>
+        </w:rPr>
+        <w:t xml:space="preserve"> </w:t>
+      </w:r>
+      <w:r>
+        <w:rPr>
+          <w:rFonts w:ascii="TH SarabunPSK" w:hAnsi="TH SarabunPSK" w:cs="TH SarabunPSK" w:hint="cs"/>
+          <w:sz w:val="32"/>
+          <w:szCs w:val="32"/>
+          <w:cs/>
+        </w:rPr>
+        <w:t>หรือ</w:t>
+      </w:r>
+      <w:r>
+        <w:rPr>
+          <w:rFonts w:ascii="TH SarabunPSK" w:hAnsi="TH SarabunPSK" w:cs="TH SarabunPSK" w:hint="cs"/>
+          <w:sz w:val="32"/>
+          <w:szCs w:val="32"/>
+        </w:rPr>
+        <w:t xml:space="preserve"> </w:t>
+      </w:r>
+      <w:r>
+        <w:rPr>
+          <w:rStyle w:val="HTML"/>
+          <w:rFonts w:ascii="TH SarabunPSK" w:eastAsiaTheme="majorEastAsia" w:hAnsi="TH SarabunPSK" w:cs="TH SarabunPSK" w:hint="cs"/>
+          <w:sz w:val="32"/>
+          <w:szCs w:val="32"/>
+        </w:rPr>
+        <w:t>str()</w:t>
+      </w:r>
+    </w:p>
+    <w:p>
+      <w:pPr>
+        <w:pStyle w:val="af"/>
+        <w:numPr>
+          <w:ilvl w:val="0"/>
+          <w:numId w:val="46"/>
+        </w:numPr>
+        <w:rPr>
+          <w:rFonts w:ascii="TH SarabunPSK" w:hAnsi="TH SarabunPSK" w:cs="TH SarabunPSK" w:hint="cs"/>
+          <w:sz w:val="32"/>
+          <w:szCs w:val="32"/>
+        </w:rPr>
+      </w:pPr>
+      <w:r>
+        <w:rPr>
+          <w:rStyle w:val="HTML"/>
+          <w:rFonts w:ascii="TH SarabunPSK" w:eastAsiaTheme="majorEastAsia" w:hAnsi="TH SarabunPSK" w:cs="TH SarabunPSK" w:hint="cs"/>
+          <w:b/>
+          <w:bCs/>
+          <w:sz w:val="32"/>
+          <w:szCs w:val="32"/>
+        </w:rPr>
+        <w:t>__</w:t>
+      </w:r>
+      <w:proofErr w:type="spellStart"/>
+      <w:r>
+        <w:rPr>
+          <w:rStyle w:val="HTML"/>
+          <w:rFonts w:ascii="TH SarabunPSK" w:eastAsiaTheme="majorEastAsia" w:hAnsi="TH SarabunPSK" w:cs="TH SarabunPSK" w:hint="cs"/>
+          <w:b/>
+          <w:bCs/>
+          <w:sz w:val="32"/>
+          <w:szCs w:val="32"/>
+        </w:rPr>
+        <w:t>repr</w:t>
+      </w:r>
+      <w:proofErr w:type="spellEnd"/>
+      <w:r>
+        <w:rPr>
+          <w:rStyle w:val="HTML"/>
+          <w:rFonts w:ascii="TH SarabunPSK" w:eastAsiaTheme="majorEastAsia" w:hAnsi="TH SarabunPSK" w:cs="TH SarabunPSK" w:hint="cs"/>
+          <w:b/>
+          <w:bCs/>
+          <w:sz w:val="32"/>
+          <w:szCs w:val="32"/>
+        </w:rPr>
+        <w:t>__</w:t>
+      </w:r>
+      <w:r>
+        <w:rPr>
+          <w:rStyle w:val="af1"/>
+          <w:rFonts w:ascii="TH SarabunPSK" w:eastAsiaTheme="majorEastAsia" w:hAnsi="TH SarabunPSK" w:cs="TH SarabunPSK" w:hint="cs"/>
+          <w:sz w:val="32"/>
+          <w:szCs w:val="32"/>
+        </w:rPr>
+        <w:t xml:space="preserve"> (Official String Representation):</w:t>
+      </w:r>
+      <w:r>
+        <w:rPr>
+          <w:rFonts w:ascii="TH SarabunPSK" w:hAnsi="TH SarabunPSK" w:cs="TH SarabunPSK" w:hint="cs"/>
+          <w:sz w:val="32"/>
+          <w:szCs w:val="32"/>
+        </w:rPr>
+        <w:t xml:space="preserve"> </w:t>
+      </w:r>
+      <w:r>
+        <w:rPr>
+          <w:rFonts w:ascii="TH SarabunPSK" w:hAnsi="TH SarabunPSK" w:cs="TH SarabunPSK" w:hint="cs"/>
+          <w:sz w:val="32"/>
+          <w:szCs w:val="32"/>
+          <w:cs/>
+        </w:rPr>
+        <w:t>มีจุดประสงค์เพื่อ</w:t>
+      </w:r>
+      <w:r>
+        <w:rPr>
+          <w:rFonts w:ascii="TH SarabunPSK" w:hAnsi="TH SarabunPSK" w:cs="TH SarabunPSK" w:hint="cs"/>
+          <w:sz w:val="32"/>
+          <w:szCs w:val="32"/>
+        </w:rPr>
+        <w:t xml:space="preserve"> </w:t>
+      </w:r>
+      <w:r>
+        <w:rPr>
+          <w:rStyle w:val="af1"/>
+          <w:rFonts w:ascii="TH SarabunPSK" w:eastAsiaTheme="majorEastAsia" w:hAnsi="TH SarabunPSK" w:cs="TH SarabunPSK" w:hint="cs"/>
+          <w:sz w:val="32"/>
+          <w:szCs w:val="32"/>
+        </w:rPr>
+        <w:t>"</w:t>
+      </w:r>
+      <w:r>
+        <w:rPr>
+          <w:rStyle w:val="af1"/>
+          <w:rFonts w:ascii="TH SarabunPSK" w:eastAsiaTheme="majorEastAsia" w:hAnsi="TH SarabunPSK" w:cs="TH SarabunPSK" w:hint="cs"/>
+          <w:sz w:val="32"/>
+          <w:szCs w:val="32"/>
+          <w:cs/>
+        </w:rPr>
+        <w:t>นักพัฒนา (</w:t>
+      </w:r>
+      <w:r>
+        <w:rPr>
+          <w:rStyle w:val="af1"/>
+          <w:rFonts w:ascii="TH SarabunPSK" w:eastAsiaTheme="majorEastAsia" w:hAnsi="TH SarabunPSK" w:cs="TH SarabunPSK" w:hint="cs"/>
+          <w:sz w:val="32"/>
+          <w:szCs w:val="32"/>
+        </w:rPr>
+        <w:t>Developer)"</w:t>
+      </w:r>
+      <w:r>
+        <w:rPr>
+          <w:rFonts w:ascii="TH SarabunPSK" w:hAnsi="TH SarabunPSK" w:cs="TH SarabunPSK" w:hint="cs"/>
+          <w:sz w:val="32"/>
+          <w:szCs w:val="32"/>
+        </w:rPr>
+        <w:t xml:space="preserve"> </w:t>
+      </w:r>
+      <w:r>
+        <w:rPr>
+          <w:rFonts w:ascii="TH SarabunPSK" w:hAnsi="TH SarabunPSK" w:cs="TH SarabunPSK" w:hint="cs"/>
+          <w:sz w:val="32"/>
+          <w:szCs w:val="32"/>
+          <w:cs/>
+        </w:rPr>
+        <w:t>ผลลัพธ์ที่ได้ต้องชัดเจน ไม่กำกวม (</w:t>
+      </w:r>
+      <w:r>
+        <w:rPr>
+          <w:rFonts w:ascii="TH SarabunPSK" w:hAnsi="TH SarabunPSK" w:cs="TH SarabunPSK" w:hint="cs"/>
+          <w:sz w:val="32"/>
+          <w:szCs w:val="32"/>
+        </w:rPr>
+        <w:t xml:space="preserve">Unambiguous) </w:t>
+      </w:r>
+      <w:r>
+        <w:rPr>
+          <w:rFonts w:ascii="TH SarabunPSK" w:hAnsi="TH SarabunPSK" w:cs="TH SarabunPSK" w:hint="cs"/>
+          <w:sz w:val="32"/>
+          <w:szCs w:val="32"/>
+          <w:cs/>
+        </w:rPr>
+        <w:t xml:space="preserve">และโดยอุดมคติควรเป็นข้อความที่สามารถนำไปก็อปปี้วางเป็นโค้ด </w:t>
+      </w:r>
+      <w:r>
+        <w:rPr>
+          <w:rFonts w:ascii="TH SarabunPSK" w:hAnsi="TH SarabunPSK" w:cs="TH SarabunPSK" w:hint="cs"/>
+          <w:sz w:val="32"/>
+          <w:szCs w:val="32"/>
+        </w:rPr>
+        <w:t xml:space="preserve">Python </w:t>
+      </w:r>
+      <w:r>
+        <w:rPr>
+          <w:rFonts w:ascii="TH SarabunPSK" w:hAnsi="TH SarabunPSK" w:cs="TH SarabunPSK" w:hint="cs"/>
+          <w:sz w:val="32"/>
+          <w:szCs w:val="32"/>
+          <w:cs/>
+        </w:rPr>
+        <w:t xml:space="preserve">เพื่อสร้างออบเจ็กต์นั้นกลับขึ้นมาใหม่ได้ มักถูกเรียกใช้ใน </w:t>
+      </w:r>
+      <w:r>
+        <w:rPr>
+          <w:rFonts w:ascii="TH SarabunPSK" w:hAnsi="TH SarabunPSK" w:cs="TH SarabunPSK" w:hint="cs"/>
+          <w:sz w:val="32"/>
+          <w:szCs w:val="32"/>
+        </w:rPr>
+        <w:t xml:space="preserve">Interactive Console, </w:t>
+      </w:r>
+      <w:r>
+        <w:rPr>
+          <w:rFonts w:ascii="TH SarabunPSK" w:hAnsi="TH SarabunPSK" w:cs="TH SarabunPSK" w:hint="cs"/>
+          <w:sz w:val="32"/>
+          <w:szCs w:val="32"/>
+          <w:cs/>
+        </w:rPr>
+        <w:t xml:space="preserve">การ </w:t>
+      </w:r>
+      <w:r>
+        <w:rPr>
+          <w:rFonts w:ascii="TH SarabunPSK" w:hAnsi="TH SarabunPSK" w:cs="TH SarabunPSK" w:hint="cs"/>
+          <w:sz w:val="32"/>
+          <w:szCs w:val="32"/>
+        </w:rPr>
+        <w:t xml:space="preserve">Debug </w:t>
+      </w:r>
+      <w:r>
+        <w:rPr>
+          <w:rFonts w:ascii="TH SarabunPSK" w:hAnsi="TH SarabunPSK" w:cs="TH SarabunPSK" w:hint="cs"/>
+          <w:sz w:val="32"/>
+          <w:szCs w:val="32"/>
+          <w:cs/>
+        </w:rPr>
+        <w:t>หรือเมื่อเรียก</w:t>
+      </w:r>
+      <w:r>
+        <w:rPr>
+          <w:rFonts w:ascii="TH SarabunPSK" w:hAnsi="TH SarabunPSK" w:cs="TH SarabunPSK" w:hint="cs"/>
+          <w:sz w:val="32"/>
+          <w:szCs w:val="32"/>
+        </w:rPr>
+        <w:t xml:space="preserve"> </w:t>
+      </w:r>
+      <w:proofErr w:type="spellStart"/>
+      <w:proofErr w:type="gramStart"/>
+      <w:r>
+        <w:rPr>
+          <w:rStyle w:val="HTML"/>
+          <w:rFonts w:ascii="TH SarabunPSK" w:eastAsiaTheme="majorEastAsia" w:hAnsi="TH SarabunPSK" w:cs="TH SarabunPSK" w:hint="cs"/>
+          <w:sz w:val="32"/>
+          <w:szCs w:val="32"/>
+        </w:rPr>
+        <w:t>repr</w:t>
+      </w:r>
+      <w:proofErr w:type="spellEnd"/>
+      <w:r>
+        <w:rPr>
+          <w:rStyle w:val="HTML"/>
+          <w:rFonts w:ascii="TH SarabunPSK" w:eastAsiaTheme="majorEastAsia" w:hAnsi="TH SarabunPSK" w:cs="TH SarabunPSK" w:hint="cs"/>
+          <w:sz w:val="32"/>
+          <w:szCs w:val="32"/>
+        </w:rPr>
+        <w:t>(</w:t>
+      </w:r>
+      <w:proofErr w:type="gramEnd"/>
+      <w:r>
+        <w:rPr>
+          <w:rStyle w:val="HTML"/>
+          <w:rFonts w:ascii="TH SarabunPSK" w:eastAsiaTheme="majorEastAsia" w:hAnsi="TH SarabunPSK" w:cs="TH SarabunPSK" w:hint="cs"/>
+          <w:sz w:val="32"/>
+          <w:szCs w:val="32"/>
+        </w:rPr>
+        <w:t>)</w:t>
+      </w:r>
+    </w:p>
+    <w:p>
+      <w:pPr>
+        <w:pStyle w:val="af"/>
+        <w:rPr>
+          <w:rFonts w:ascii="TH SarabunPSK" w:hAnsi="TH SarabunPSK" w:cs="TH SarabunPSK" w:hint="cs"/>
+          <w:sz w:val="32"/>
+          <w:szCs w:val="32"/>
+        </w:rPr>
+      </w:pPr>
+      <w:r>
+        <w:rPr>
+          <w:rStyle w:val="af1"/>
+          <w:rFonts w:ascii="TH SarabunPSK" w:eastAsiaTheme="majorEastAsia" w:hAnsi="TH SarabunPSK" w:cs="TH SarabunPSK" w:hint="cs"/>
+          <w:sz w:val="32"/>
+          <w:szCs w:val="32"/>
+          <w:cs/>
+        </w:rPr>
+        <w:t>ตัวอย่างสถานการณ์ที่ควรให้ความสำคัญกับ</w:t>
+      </w:r>
+      <w:r>
+        <w:rPr>
+          <w:rStyle w:val="af1"/>
+          <w:rFonts w:ascii="TH SarabunPSK" w:eastAsiaTheme="majorEastAsia" w:hAnsi="TH SarabunPSK" w:cs="TH SarabunPSK" w:hint="cs"/>
+          <w:sz w:val="32"/>
+          <w:szCs w:val="32"/>
+        </w:rPr>
+        <w:t xml:space="preserve"> </w:t>
+      </w:r>
+      <w:r>
+        <w:rPr>
+          <w:rStyle w:val="HTML"/>
+          <w:rFonts w:ascii="TH SarabunPSK" w:eastAsiaTheme="majorEastAsia" w:hAnsi="TH SarabunPSK" w:cs="TH SarabunPSK" w:hint="cs"/>
+          <w:b/>
+          <w:bCs/>
+          <w:sz w:val="32"/>
+          <w:szCs w:val="32"/>
+        </w:rPr>
+        <w:t>__</w:t>
+      </w:r>
+      <w:proofErr w:type="spellStart"/>
+      <w:r>
+        <w:rPr>
+          <w:rStyle w:val="HTML"/>
+          <w:rFonts w:ascii="TH SarabunPSK" w:eastAsiaTheme="majorEastAsia" w:hAnsi="TH SarabunPSK" w:cs="TH SarabunPSK" w:hint="cs"/>
+          <w:b/>
+          <w:bCs/>
+          <w:sz w:val="32"/>
+          <w:szCs w:val="32"/>
+        </w:rPr>
+        <w:t>repr</w:t>
+      </w:r>
+      <w:proofErr w:type="spellEnd"/>
+      <w:r>
+        <w:rPr>
+          <w:rStyle w:val="HTML"/>
+          <w:rFonts w:ascii="TH SarabunPSK" w:eastAsiaTheme="majorEastAsia" w:hAnsi="TH SarabunPSK" w:cs="TH SarabunPSK" w:hint="cs"/>
+          <w:b/>
+          <w:bCs/>
+          <w:sz w:val="32"/>
+          <w:szCs w:val="32"/>
+        </w:rPr>
+        <w:t>__</w:t>
+      </w:r>
+      <w:r>
+        <w:rPr>
+          <w:rStyle w:val="af1"/>
+          <w:rFonts w:ascii="TH SarabunPSK" w:eastAsiaTheme="majorEastAsia" w:hAnsi="TH SarabunPSK" w:cs="TH SarabunPSK" w:hint="cs"/>
+          <w:sz w:val="32"/>
+          <w:szCs w:val="32"/>
+        </w:rPr>
+        <w:t>:</w:t>
+      </w:r>
+      <w:r>
+        <w:rPr>
+          <w:rFonts w:ascii="TH SarabunPSK" w:hAnsi="TH SarabunPSK" w:cs="TH SarabunPSK" w:hint="cs"/>
+          <w:sz w:val="32"/>
+          <w:szCs w:val="32"/>
+        </w:rPr>
+        <w:t xml:space="preserve"> </w:t>
+      </w:r>
+      <w:r>
+        <w:rPr>
+          <w:rFonts w:ascii="TH SarabunPSK" w:hAnsi="TH SarabunPSK" w:cs="TH SarabunPSK" w:hint="cs"/>
+          <w:sz w:val="32"/>
+          <w:szCs w:val="32"/>
+          <w:cs/>
+        </w:rPr>
+        <w:t>สถานการณ์ที่ระบบต้องการ</w:t>
+      </w:r>
+      <w:r>
+        <w:rPr>
+          <w:rFonts w:ascii="TH SarabunPSK" w:hAnsi="TH SarabunPSK" w:cs="TH SarabunPSK" w:hint="cs"/>
+          <w:sz w:val="32"/>
+          <w:szCs w:val="32"/>
+        </w:rPr>
+        <w:t xml:space="preserve"> </w:t>
+      </w:r>
+      <w:r>
+        <w:rPr>
+          <w:rStyle w:val="af1"/>
+          <w:rFonts w:ascii="TH SarabunPSK" w:eastAsiaTheme="majorEastAsia" w:hAnsi="TH SarabunPSK" w:cs="TH SarabunPSK" w:hint="cs"/>
+          <w:sz w:val="32"/>
+          <w:szCs w:val="32"/>
+        </w:rPr>
+        <w:t>"</w:t>
+      </w:r>
+      <w:r>
+        <w:rPr>
+          <w:rStyle w:val="af1"/>
+          <w:rFonts w:ascii="TH SarabunPSK" w:eastAsiaTheme="majorEastAsia" w:hAnsi="TH SarabunPSK" w:cs="TH SarabunPSK" w:hint="cs"/>
+          <w:sz w:val="32"/>
+          <w:szCs w:val="32"/>
+          <w:cs/>
+        </w:rPr>
+        <w:t>การบันทึกข้อผิดพลาด (</w:t>
+      </w:r>
+      <w:r>
+        <w:rPr>
+          <w:rStyle w:val="af1"/>
+          <w:rFonts w:ascii="TH SarabunPSK" w:eastAsiaTheme="majorEastAsia" w:hAnsi="TH SarabunPSK" w:cs="TH SarabunPSK" w:hint="cs"/>
+          <w:sz w:val="32"/>
+          <w:szCs w:val="32"/>
+        </w:rPr>
+        <w:t>Error Logging)"</w:t>
+      </w:r>
+      <w:r>
+        <w:rPr>
+          <w:rFonts w:ascii="TH SarabunPSK" w:hAnsi="TH SarabunPSK" w:cs="TH SarabunPSK" w:hint="cs"/>
+          <w:sz w:val="32"/>
+          <w:szCs w:val="32"/>
+        </w:rPr>
+        <w:t xml:space="preserve"> </w:t>
+      </w:r>
+      <w:r>
+        <w:rPr>
+          <w:rFonts w:ascii="TH SarabunPSK" w:hAnsi="TH SarabunPSK" w:cs="TH SarabunPSK" w:hint="cs"/>
+          <w:sz w:val="32"/>
+          <w:szCs w:val="32"/>
+          <w:cs/>
+        </w:rPr>
+        <w:t>หรือ</w:t>
+      </w:r>
+      <w:r>
+        <w:rPr>
+          <w:rFonts w:ascii="TH SarabunPSK" w:hAnsi="TH SarabunPSK" w:cs="TH SarabunPSK" w:hint="cs"/>
+          <w:sz w:val="32"/>
+          <w:szCs w:val="32"/>
+        </w:rPr>
+        <w:t xml:space="preserve"> </w:t>
+      </w:r>
+      <w:r>
+        <w:rPr>
+          <w:rStyle w:val="af1"/>
+          <w:rFonts w:ascii="TH SarabunPSK" w:eastAsiaTheme="majorEastAsia" w:hAnsi="TH SarabunPSK" w:cs="TH SarabunPSK" w:hint="cs"/>
+          <w:sz w:val="32"/>
+          <w:szCs w:val="32"/>
+        </w:rPr>
+        <w:t>"</w:t>
+      </w:r>
+      <w:r>
+        <w:rPr>
+          <w:rStyle w:val="af1"/>
+          <w:rFonts w:ascii="TH SarabunPSK" w:eastAsiaTheme="majorEastAsia" w:hAnsi="TH SarabunPSK" w:cs="TH SarabunPSK" w:hint="cs"/>
+          <w:sz w:val="32"/>
+          <w:szCs w:val="32"/>
+          <w:cs/>
+        </w:rPr>
+        <w:t xml:space="preserve">การทำ </w:t>
+      </w:r>
+      <w:r>
+        <w:rPr>
+          <w:rStyle w:val="af1"/>
+          <w:rFonts w:ascii="TH SarabunPSK" w:eastAsiaTheme="majorEastAsia" w:hAnsi="TH SarabunPSK" w:cs="TH SarabunPSK" w:hint="cs"/>
+          <w:sz w:val="32"/>
+          <w:szCs w:val="32"/>
+        </w:rPr>
+        <w:t>Debugging"</w:t>
+      </w:r>
+      <w:r>
+        <w:rPr>
+          <w:rFonts w:ascii="TH SarabunPSK" w:hAnsi="TH SarabunPSK" w:cs="TH SarabunPSK" w:hint="cs"/>
+          <w:sz w:val="32"/>
+          <w:szCs w:val="32"/>
+        </w:rPr>
+        <w:t xml:space="preserve"> </w:t>
+      </w:r>
+      <w:r>
+        <w:rPr>
+          <w:rFonts w:ascii="TH SarabunPSK" w:hAnsi="TH SarabunPSK" w:cs="TH SarabunPSK" w:hint="cs"/>
+          <w:sz w:val="32"/>
+          <w:szCs w:val="32"/>
+          <w:cs/>
+        </w:rPr>
+        <w:t xml:space="preserve">บนระบบ </w:t>
+      </w:r>
+      <w:r>
+        <w:rPr>
+          <w:rFonts w:ascii="TH SarabunPSK" w:hAnsi="TH SarabunPSK" w:cs="TH SarabunPSK" w:hint="cs"/>
+          <w:sz w:val="32"/>
+          <w:szCs w:val="32"/>
+        </w:rPr>
+        <w:t>Production</w:t>
+      </w:r>
+    </w:p>
+    <w:p>
+      <w:pPr>
+        <w:pStyle w:val="af"/>
+        <w:numPr>
+          <w:ilvl w:val="0"/>
+          <w:numId w:val="47"/>
+        </w:numPr>
+        <w:rPr>
+          <w:rFonts w:ascii="TH SarabunPSK" w:hAnsi="TH SarabunPSK" w:cs="TH SarabunPSK" w:hint="cs"/>
+          <w:sz w:val="32"/>
+          <w:szCs w:val="32"/>
+        </w:rPr>
+      </w:pPr>
+      <w:r>
+        <w:rPr>
+          <w:rStyle w:val="af2"/>
+          <w:rFonts w:ascii="TH SarabunPSK" w:eastAsiaTheme="majorEastAsia" w:hAnsi="TH SarabunPSK" w:cs="TH SarabunPSK" w:hint="cs"/>
+          <w:sz w:val="32"/>
+          <w:szCs w:val="32"/>
+          <w:cs/>
+        </w:rPr>
+        <w:t>ตัวอย่าง:</w:t>
+      </w:r>
+      <w:r>
+        <w:rPr>
+          <w:rFonts w:ascii="TH SarabunPSK" w:hAnsi="TH SarabunPSK" w:cs="TH SarabunPSK" w:hint="cs"/>
+          <w:sz w:val="32"/>
+          <w:szCs w:val="32"/>
+        </w:rPr>
+        <w:t xml:space="preserve"> </w:t>
+      </w:r>
+      <w:r>
+        <w:rPr>
+          <w:rFonts w:ascii="TH SarabunPSK" w:hAnsi="TH SarabunPSK" w:cs="TH SarabunPSK" w:hint="cs"/>
+          <w:sz w:val="32"/>
+          <w:szCs w:val="32"/>
+          <w:cs/>
+        </w:rPr>
+        <w:t>สมมติว่ามีระบบจัดการบัญชีผู้ใช้ เกิดบั๊กเวลาผู้ใช้ทำธุรกรรม หากใช้</w:t>
+      </w:r>
+      <w:r>
+        <w:rPr>
+          <w:rFonts w:ascii="TH SarabunPSK" w:hAnsi="TH SarabunPSK" w:cs="TH SarabunPSK" w:hint="cs"/>
+          <w:sz w:val="32"/>
+          <w:szCs w:val="32"/>
+        </w:rPr>
+        <w:t xml:space="preserve"> </w:t>
+      </w:r>
+      <w:r>
+        <w:rPr>
+          <w:rStyle w:val="HTML"/>
+          <w:rFonts w:ascii="TH SarabunPSK" w:eastAsiaTheme="majorEastAsia" w:hAnsi="TH SarabunPSK" w:cs="TH SarabunPSK" w:hint="cs"/>
+          <w:sz w:val="32"/>
+          <w:szCs w:val="32"/>
+        </w:rPr>
+        <w:t>__str__</w:t>
+      </w:r>
+      <w:r>
+        <w:rPr>
+          <w:rFonts w:ascii="TH SarabunPSK" w:hAnsi="TH SarabunPSK" w:cs="TH SarabunPSK" w:hint="cs"/>
+          <w:sz w:val="32"/>
+          <w:szCs w:val="32"/>
+        </w:rPr>
+        <w:t xml:space="preserve"> Log </w:t>
+      </w:r>
+      <w:r>
+        <w:rPr>
+          <w:rFonts w:ascii="TH SarabunPSK" w:hAnsi="TH SarabunPSK" w:cs="TH SarabunPSK" w:hint="cs"/>
+          <w:sz w:val="32"/>
+          <w:szCs w:val="32"/>
+          <w:cs/>
+        </w:rPr>
+        <w:t>อาจจะโชว์แค่</w:t>
+      </w:r>
+      <w:r>
+        <w:rPr>
+          <w:rFonts w:ascii="TH SarabunPSK" w:hAnsi="TH SarabunPSK" w:cs="TH SarabunPSK" w:hint="cs"/>
+          <w:sz w:val="32"/>
+          <w:szCs w:val="32"/>
+        </w:rPr>
+        <w:t xml:space="preserve"> </w:t>
+      </w:r>
+      <w:r>
+        <w:rPr>
+          <w:rStyle w:val="HTML"/>
+          <w:rFonts w:ascii="TH SarabunPSK" w:eastAsiaTheme="majorEastAsia" w:hAnsi="TH SarabunPSK" w:cs="TH SarabunPSK" w:hint="cs"/>
+          <w:sz w:val="32"/>
+          <w:szCs w:val="32"/>
+        </w:rPr>
+        <w:t>"User: Somchai"</w:t>
+      </w:r>
+      <w:r>
+        <w:rPr>
+          <w:rFonts w:ascii="TH SarabunPSK" w:hAnsi="TH SarabunPSK" w:cs="TH SarabunPSK" w:hint="cs"/>
+          <w:sz w:val="32"/>
+          <w:szCs w:val="32"/>
+        </w:rPr>
+        <w:t xml:space="preserve"> </w:t>
+      </w:r>
+      <w:r>
+        <w:rPr>
+          <w:rFonts w:ascii="TH SarabunPSK" w:hAnsi="TH SarabunPSK" w:cs="TH SarabunPSK" w:hint="cs"/>
+          <w:sz w:val="32"/>
+          <w:szCs w:val="32"/>
+          <w:cs/>
+        </w:rPr>
+        <w:t>ซึ่งไม่เพียงพอต่อการหาสาเหตุ แต่หากเราเขียน</w:t>
+      </w:r>
+      <w:r>
+        <w:rPr>
+          <w:rFonts w:ascii="TH SarabunPSK" w:hAnsi="TH SarabunPSK" w:cs="TH SarabunPSK" w:hint="cs"/>
+          <w:sz w:val="32"/>
+          <w:szCs w:val="32"/>
+        </w:rPr>
+        <w:t xml:space="preserve"> </w:t>
+      </w:r>
+      <w:r>
+        <w:rPr>
+          <w:rStyle w:val="HTML"/>
+          <w:rFonts w:ascii="TH SarabunPSK" w:eastAsiaTheme="majorEastAsia" w:hAnsi="TH SarabunPSK" w:cs="TH SarabunPSK" w:hint="cs"/>
+          <w:sz w:val="32"/>
+          <w:szCs w:val="32"/>
+        </w:rPr>
+        <w:t>__</w:t>
+      </w:r>
+      <w:proofErr w:type="spellStart"/>
+      <w:r>
+        <w:rPr>
+          <w:rStyle w:val="HTML"/>
+          <w:rFonts w:ascii="TH SarabunPSK" w:eastAsiaTheme="majorEastAsia" w:hAnsi="TH SarabunPSK" w:cs="TH SarabunPSK" w:hint="cs"/>
+          <w:sz w:val="32"/>
+          <w:szCs w:val="32"/>
+        </w:rPr>
+        <w:t>repr</w:t>
+      </w:r>
+      <w:proofErr w:type="spellEnd"/>
+      <w:r>
+        <w:rPr>
+          <w:rStyle w:val="HTML"/>
+          <w:rFonts w:ascii="TH SarabunPSK" w:eastAsiaTheme="majorEastAsia" w:hAnsi="TH SarabunPSK" w:cs="TH SarabunPSK" w:hint="cs"/>
+          <w:sz w:val="32"/>
+          <w:szCs w:val="32"/>
+        </w:rPr>
+        <w:t>__</w:t>
+      </w:r>
+      <w:r>
+        <w:rPr>
+          <w:rFonts w:ascii="TH SarabunPSK" w:hAnsi="TH SarabunPSK" w:cs="TH SarabunPSK" w:hint="cs"/>
+          <w:sz w:val="32"/>
+          <w:szCs w:val="32"/>
+        </w:rPr>
+        <w:t xml:space="preserve"> </w:t>
+      </w:r>
+      <w:r>
+        <w:rPr>
+          <w:rFonts w:ascii="TH SarabunPSK" w:hAnsi="TH SarabunPSK" w:cs="TH SarabunPSK" w:hint="cs"/>
+          <w:sz w:val="32"/>
+          <w:szCs w:val="32"/>
+          <w:cs/>
+        </w:rPr>
+        <w:t xml:space="preserve">ให้ดี </w:t>
+      </w:r>
+      <w:r>
+        <w:rPr>
+          <w:rFonts w:ascii="TH SarabunPSK" w:hAnsi="TH SarabunPSK" w:cs="TH SarabunPSK" w:hint="cs"/>
+          <w:sz w:val="32"/>
+          <w:szCs w:val="32"/>
+        </w:rPr>
+        <w:t xml:space="preserve">Log </w:t>
+      </w:r>
+      <w:r>
+        <w:rPr>
+          <w:rFonts w:ascii="TH SarabunPSK" w:hAnsi="TH SarabunPSK" w:cs="TH SarabunPSK" w:hint="cs"/>
+          <w:sz w:val="32"/>
+          <w:szCs w:val="32"/>
+          <w:cs/>
+        </w:rPr>
+        <w:t>จะบันทึกเป็น</w:t>
+      </w:r>
+      <w:r>
+        <w:rPr>
+          <w:rFonts w:ascii="TH SarabunPSK" w:hAnsi="TH SarabunPSK" w:cs="TH SarabunPSK" w:hint="cs"/>
+          <w:sz w:val="32"/>
+          <w:szCs w:val="32"/>
+        </w:rPr>
+        <w:t xml:space="preserve"> </w:t>
+      </w:r>
+      <w:r>
+        <w:rPr>
+          <w:rStyle w:val="HTML"/>
+          <w:rFonts w:ascii="TH SarabunPSK" w:eastAsiaTheme="majorEastAsia" w:hAnsi="TH SarabunPSK" w:cs="TH SarabunPSK" w:hint="cs"/>
+          <w:sz w:val="32"/>
+          <w:szCs w:val="32"/>
+        </w:rPr>
+        <w:t>"User(id=9412, username='Somchai', active=False, balance=0.0)"</w:t>
+      </w:r>
+      <w:r>
+        <w:rPr>
+          <w:rFonts w:ascii="TH SarabunPSK" w:hAnsi="TH SarabunPSK" w:cs="TH SarabunPSK" w:hint="cs"/>
+          <w:sz w:val="32"/>
+          <w:szCs w:val="32"/>
+        </w:rPr>
+        <w:t xml:space="preserve"> </w:t>
+      </w:r>
+      <w:r>
+        <w:rPr>
+          <w:rFonts w:ascii="TH SarabunPSK" w:hAnsi="TH SarabunPSK" w:cs="TH SarabunPSK" w:hint="cs"/>
+          <w:sz w:val="32"/>
+          <w:szCs w:val="32"/>
+          <w:cs/>
+        </w:rPr>
+        <w:t xml:space="preserve">ซึ่งจะทำให้นักพัฒนาเห็น </w:t>
+      </w:r>
+      <w:r>
+        <w:rPr>
+          <w:rFonts w:ascii="TH SarabunPSK" w:hAnsi="TH SarabunPSK" w:cs="TH SarabunPSK" w:hint="cs"/>
+          <w:sz w:val="32"/>
+          <w:szCs w:val="32"/>
+        </w:rPr>
+        <w:t>State (</w:t>
+      </w:r>
+      <w:r>
+        <w:rPr>
+          <w:rFonts w:ascii="TH SarabunPSK" w:hAnsi="TH SarabunPSK" w:cs="TH SarabunPSK" w:hint="cs"/>
+          <w:sz w:val="32"/>
+          <w:szCs w:val="32"/>
+          <w:cs/>
+        </w:rPr>
+        <w:t>สถานะ) ที่แท้จริงของออบเจ็กต์ในวินาทีที่โปรแกรมพัง และสามารถวิเคราะห์แก้ปัญหาได้อย่างรวดเร็ว</w:t>
+      </w:r>
+    </w:p>
+    <w:p>
+      <w:pPr>
+        <w:pStyle w:val="2"/>
+        <w:rPr>
+          <w:rFonts w:ascii="TH SarabunPSK" w:hAnsi="TH SarabunPSK" w:cs="TH SarabunPSK" w:hint="cs"/>
+          <w:szCs w:val="32"/>
+        </w:rPr>
+      </w:pPr>
+      <w:r>
+        <w:rPr>
+          <w:rFonts w:ascii="TH SarabunPSK" w:hAnsi="TH SarabunPSK" w:cs="TH SarabunPSK" w:hint="cs"/>
+          <w:szCs w:val="32"/>
+          <w:cs/>
+        </w:rPr>
+        <w:t xml:space="preserve">ข้อ </w:t>
+      </w:r>
+      <w:r>
+        <w:rPr>
+          <w:rFonts w:ascii="TH SarabunPSK" w:hAnsi="TH SarabunPSK" w:cs="TH SarabunPSK" w:hint="cs"/>
+          <w:szCs w:val="32"/>
+        </w:rPr>
+        <w:t xml:space="preserve">3: Decorator </w:t>
+      </w:r>
+      <w:r>
+        <w:rPr>
+          <w:rFonts w:ascii="TH SarabunPSK" w:hAnsi="TH SarabunPSK" w:cs="TH SarabunPSK" w:hint="cs"/>
+          <w:szCs w:val="32"/>
+          <w:cs/>
+        </w:rPr>
+        <w:t xml:space="preserve">กับ </w:t>
+      </w:r>
+      <w:r>
+        <w:rPr>
+          <w:rFonts w:ascii="TH SarabunPSK" w:hAnsi="TH SarabunPSK" w:cs="TH SarabunPSK" w:hint="cs"/>
+          <w:szCs w:val="32"/>
+        </w:rPr>
+        <w:t xml:space="preserve">Open-Closed Principle </w:t>
+      </w:r>
+      <w:r>
+        <w:rPr>
+          <w:rFonts w:ascii="TH SarabunPSK" w:hAnsi="TH SarabunPSK" w:cs="TH SarabunPSK" w:hint="cs"/>
+          <w:szCs w:val="32"/>
+          <w:cs/>
+        </w:rPr>
+        <w:t>และการใช้</w:t>
+      </w:r>
+      <w:r>
+        <w:rPr>
+          <w:rFonts w:ascii="TH SarabunPSK" w:hAnsi="TH SarabunPSK" w:cs="TH SarabunPSK" w:hint="cs"/>
+          <w:szCs w:val="32"/>
+        </w:rPr>
+        <w:t xml:space="preserve"> </w:t>
+      </w:r>
+      <w:r>
+        <w:rPr>
+          <w:rStyle w:val="HTML"/>
+          <w:rFonts w:ascii="TH SarabunPSK" w:eastAsiaTheme="majorEastAsia" w:hAnsi="TH SarabunPSK" w:cs="TH SarabunPSK" w:hint="cs"/>
+          <w:sz w:val="32"/>
+          <w:szCs w:val="32"/>
+        </w:rPr>
+        <w:t>@functools.wraps</w:t>
+      </w:r>
+      <w:r>
+        <w:rPr>
+          <w:rFonts w:ascii="TH SarabunPSK" w:hAnsi="TH SarabunPSK" w:cs="TH SarabunPSK" w:hint="cs"/>
+          <w:szCs w:val="32"/>
+        </w:rPr>
+        <w:t xml:space="preserve"> (50 </w:t>
+      </w:r>
+      <w:r>
+        <w:rPr>
+          <w:rFonts w:ascii="TH SarabunPSK" w:hAnsi="TH SarabunPSK" w:cs="TH SarabunPSK" w:hint="cs"/>
+          <w:szCs w:val="32"/>
+          <w:cs/>
+        </w:rPr>
+        <w:t>คะแนน)</w:t>
+      </w:r>
+    </w:p>
+    <w:p>
+      <w:pPr>
+        <w:pStyle w:val="af"/>
+        <w:rPr>
+          <w:rFonts w:ascii="TH SarabunPSK" w:hAnsi="TH SarabunPSK" w:cs="TH SarabunPSK" w:hint="cs"/>
+          <w:sz w:val="32"/>
+          <w:szCs w:val="32"/>
+        </w:rPr>
+      </w:pPr>
+      <w:r>
+        <w:rPr>
+          <w:rStyle w:val="af1"/>
+          <w:rFonts w:ascii="TH SarabunPSK" w:eastAsiaTheme="majorEastAsia" w:hAnsi="TH SarabunPSK" w:cs="TH SarabunPSK" w:hint="cs"/>
+          <w:sz w:val="32"/>
+          <w:szCs w:val="32"/>
+        </w:rPr>
+        <w:t xml:space="preserve">Decorator </w:t>
+      </w:r>
+      <w:r>
+        <w:rPr>
+          <w:rStyle w:val="af1"/>
+          <w:rFonts w:ascii="TH SarabunPSK" w:eastAsiaTheme="majorEastAsia" w:hAnsi="TH SarabunPSK" w:cs="TH SarabunPSK" w:hint="cs"/>
+          <w:sz w:val="32"/>
+          <w:szCs w:val="32"/>
+          <w:cs/>
+        </w:rPr>
+        <w:t xml:space="preserve">ประยุกต์ใช้ </w:t>
+      </w:r>
+      <w:r>
+        <w:rPr>
+          <w:rStyle w:val="af1"/>
+          <w:rFonts w:ascii="TH SarabunPSK" w:eastAsiaTheme="majorEastAsia" w:hAnsi="TH SarabunPSK" w:cs="TH SarabunPSK" w:hint="cs"/>
+          <w:sz w:val="32"/>
+          <w:szCs w:val="32"/>
+        </w:rPr>
+        <w:t xml:space="preserve">OCP </w:t>
+      </w:r>
+      <w:r>
+        <w:rPr>
+          <w:rStyle w:val="af1"/>
+          <w:rFonts w:ascii="TH SarabunPSK" w:eastAsiaTheme="majorEastAsia" w:hAnsi="TH SarabunPSK" w:cs="TH SarabunPSK" w:hint="cs"/>
+          <w:sz w:val="32"/>
+          <w:szCs w:val="32"/>
+          <w:cs/>
+        </w:rPr>
+        <w:t>อย่างไร:</w:t>
+      </w:r>
+      <w:r>
+        <w:rPr>
+          <w:rFonts w:ascii="TH SarabunPSK" w:hAnsi="TH SarabunPSK" w:cs="TH SarabunPSK" w:hint="cs"/>
+          <w:sz w:val="32"/>
+          <w:szCs w:val="32"/>
+        </w:rPr>
+        <w:t xml:space="preserve"> </w:t>
+      </w:r>
+      <w:r>
+        <w:rPr>
+          <w:rFonts w:ascii="TH SarabunPSK" w:hAnsi="TH SarabunPSK" w:cs="TH SarabunPSK" w:hint="cs"/>
+          <w:sz w:val="32"/>
+          <w:szCs w:val="32"/>
+          <w:cs/>
+        </w:rPr>
+        <w:t xml:space="preserve">หลักการ </w:t>
+      </w:r>
+      <w:r>
+        <w:rPr>
+          <w:rFonts w:ascii="TH SarabunPSK" w:hAnsi="TH SarabunPSK" w:cs="TH SarabunPSK" w:hint="cs"/>
+          <w:sz w:val="32"/>
+          <w:szCs w:val="32"/>
+        </w:rPr>
+        <w:t xml:space="preserve">Open-Closed Principle (OCP) </w:t>
+      </w:r>
+      <w:r>
+        <w:rPr>
+          <w:rFonts w:ascii="TH SarabunPSK" w:hAnsi="TH SarabunPSK" w:cs="TH SarabunPSK" w:hint="cs"/>
+          <w:sz w:val="32"/>
+          <w:szCs w:val="32"/>
+          <w:cs/>
+        </w:rPr>
+        <w:t>กล่าวว่า "ซอฟต์แวร์ควรจะเปิดรับการต่อเติม (</w:t>
+      </w:r>
+      <w:r>
+        <w:rPr>
+          <w:rFonts w:ascii="TH SarabunPSK" w:hAnsi="TH SarabunPSK" w:cs="TH SarabunPSK" w:hint="cs"/>
+          <w:sz w:val="32"/>
+          <w:szCs w:val="32"/>
+        </w:rPr>
+        <w:t xml:space="preserve">Open for extension) </w:t>
+      </w:r>
+      <w:r>
+        <w:rPr>
+          <w:rFonts w:ascii="TH SarabunPSK" w:hAnsi="TH SarabunPSK" w:cs="TH SarabunPSK" w:hint="cs"/>
+          <w:sz w:val="32"/>
+          <w:szCs w:val="32"/>
+          <w:cs/>
+        </w:rPr>
+        <w:t>แต่ปิดกั้นการแก้ไข (</w:t>
+      </w:r>
+      <w:r>
+        <w:rPr>
+          <w:rFonts w:ascii="TH SarabunPSK" w:hAnsi="TH SarabunPSK" w:cs="TH SarabunPSK" w:hint="cs"/>
+          <w:sz w:val="32"/>
+          <w:szCs w:val="32"/>
+        </w:rPr>
+        <w:t xml:space="preserve">Closed for modification)" Decorator </w:t>
+      </w:r>
+      <w:r>
+        <w:rPr>
+          <w:rFonts w:ascii="TH SarabunPSK" w:hAnsi="TH SarabunPSK" w:cs="TH SarabunPSK" w:hint="cs"/>
+          <w:sz w:val="32"/>
+          <w:szCs w:val="32"/>
+          <w:cs/>
+        </w:rPr>
+        <w:t xml:space="preserve">ใน </w:t>
+      </w:r>
+      <w:r>
+        <w:rPr>
+          <w:rFonts w:ascii="TH SarabunPSK" w:hAnsi="TH SarabunPSK" w:cs="TH SarabunPSK" w:hint="cs"/>
+          <w:sz w:val="32"/>
+          <w:szCs w:val="32"/>
+        </w:rPr>
+        <w:t xml:space="preserve">Python </w:t>
+      </w:r>
+      <w:r>
+        <w:rPr>
+          <w:rFonts w:ascii="TH SarabunPSK" w:hAnsi="TH SarabunPSK" w:cs="TH SarabunPSK" w:hint="cs"/>
+          <w:sz w:val="32"/>
+          <w:szCs w:val="32"/>
+          <w:cs/>
+        </w:rPr>
+        <w:t>ตอบโจทย์นี้โดยตรง เพราะเราสามารถ</w:t>
+      </w:r>
+      <w:r>
+        <w:rPr>
+          <w:rFonts w:ascii="TH SarabunPSK" w:hAnsi="TH SarabunPSK" w:cs="TH SarabunPSK" w:hint="cs"/>
+          <w:sz w:val="32"/>
+          <w:szCs w:val="32"/>
+        </w:rPr>
+        <w:t xml:space="preserve"> </w:t>
+      </w:r>
+      <w:r>
+        <w:rPr>
+          <w:rStyle w:val="af1"/>
+          <w:rFonts w:ascii="TH SarabunPSK" w:eastAsiaTheme="majorEastAsia" w:hAnsi="TH SarabunPSK" w:cs="TH SarabunPSK" w:hint="cs"/>
+          <w:sz w:val="32"/>
+          <w:szCs w:val="32"/>
+        </w:rPr>
+        <w:t>"</w:t>
+      </w:r>
+      <w:r>
+        <w:rPr>
+          <w:rStyle w:val="af1"/>
+          <w:rFonts w:ascii="TH SarabunPSK" w:eastAsiaTheme="majorEastAsia" w:hAnsi="TH SarabunPSK" w:cs="TH SarabunPSK" w:hint="cs"/>
+          <w:sz w:val="32"/>
+          <w:szCs w:val="32"/>
+          <w:cs/>
+        </w:rPr>
+        <w:t>เพิ่มความสามารถใหม่"</w:t>
+      </w:r>
+      <w:r>
+        <w:rPr>
+          <w:rFonts w:ascii="TH SarabunPSK" w:hAnsi="TH SarabunPSK" w:cs="TH SarabunPSK" w:hint="cs"/>
+          <w:sz w:val="32"/>
+          <w:szCs w:val="32"/>
+        </w:rPr>
+        <w:t xml:space="preserve"> (</w:t>
+      </w:r>
+      <w:r>
+        <w:rPr>
+          <w:rFonts w:ascii="TH SarabunPSK" w:hAnsi="TH SarabunPSK" w:cs="TH SarabunPSK" w:hint="cs"/>
+          <w:sz w:val="32"/>
+          <w:szCs w:val="32"/>
+          <w:cs/>
+        </w:rPr>
+        <w:t>เช่น การตรวจสอบสิทธิ์</w:t>
+      </w:r>
+      <w:r>
+        <w:rPr>
+          <w:rFonts w:ascii="TH SarabunPSK" w:hAnsi="TH SarabunPSK" w:cs="TH SarabunPSK" w:hint="cs"/>
+          <w:sz w:val="32"/>
+          <w:szCs w:val="32"/>
+        </w:rPr>
+        <w:t xml:space="preserve">, </w:t>
+      </w:r>
+      <w:r>
+        <w:rPr>
+          <w:rFonts w:ascii="TH SarabunPSK" w:hAnsi="TH SarabunPSK" w:cs="TH SarabunPSK" w:hint="cs"/>
+          <w:sz w:val="32"/>
+          <w:szCs w:val="32"/>
+          <w:cs/>
+        </w:rPr>
+        <w:t>การจับเวลาทำงาน</w:t>
+      </w:r>
+      <w:r>
+        <w:rPr>
+          <w:rFonts w:ascii="TH SarabunPSK" w:hAnsi="TH SarabunPSK" w:cs="TH SarabunPSK" w:hint="cs"/>
+          <w:sz w:val="32"/>
+          <w:szCs w:val="32"/>
+        </w:rPr>
+        <w:t xml:space="preserve">, </w:t>
+      </w:r>
+      <w:r>
+        <w:rPr>
+          <w:rFonts w:ascii="TH SarabunPSK" w:hAnsi="TH SarabunPSK" w:cs="TH SarabunPSK" w:hint="cs"/>
+          <w:sz w:val="32"/>
+          <w:szCs w:val="32"/>
+          <w:cs/>
+        </w:rPr>
+        <w:t xml:space="preserve">การทำ </w:t>
+      </w:r>
+      <w:r>
+        <w:rPr>
+          <w:rFonts w:ascii="TH SarabunPSK" w:hAnsi="TH SarabunPSK" w:cs="TH SarabunPSK" w:hint="cs"/>
+          <w:sz w:val="32"/>
+          <w:szCs w:val="32"/>
+        </w:rPr>
+        <w:t xml:space="preserve">Logging) </w:t>
+      </w:r>
+      <w:r>
+        <w:rPr>
+          <w:rFonts w:ascii="TH SarabunPSK" w:hAnsi="TH SarabunPSK" w:cs="TH SarabunPSK" w:hint="cs"/>
+          <w:sz w:val="32"/>
+          <w:szCs w:val="32"/>
+          <w:cs/>
+        </w:rPr>
+        <w:t xml:space="preserve">ให้กับฟังก์ชันเดิมได้ผ่านการเอา </w:t>
+      </w:r>
+      <w:r>
+        <w:rPr>
+          <w:rFonts w:ascii="TH SarabunPSK" w:hAnsi="TH SarabunPSK" w:cs="TH SarabunPSK" w:hint="cs"/>
+          <w:sz w:val="32"/>
+          <w:szCs w:val="32"/>
+        </w:rPr>
+        <w:t xml:space="preserve">Decorator </w:t>
+      </w:r>
+      <w:r>
+        <w:rPr>
+          <w:rFonts w:ascii="TH SarabunPSK" w:hAnsi="TH SarabunPSK" w:cs="TH SarabunPSK" w:hint="cs"/>
+          <w:sz w:val="32"/>
+          <w:szCs w:val="32"/>
+          <w:cs/>
+        </w:rPr>
+        <w:t>ไปครอบทับ โดยที่เรา</w:t>
+      </w:r>
+      <w:r>
+        <w:rPr>
+          <w:rFonts w:ascii="TH SarabunPSK" w:hAnsi="TH SarabunPSK" w:cs="TH SarabunPSK" w:hint="cs"/>
+          <w:sz w:val="32"/>
+          <w:szCs w:val="32"/>
+        </w:rPr>
+        <w:t xml:space="preserve"> </w:t>
+      </w:r>
+      <w:r>
+        <w:rPr>
+          <w:rStyle w:val="af1"/>
+          <w:rFonts w:ascii="TH SarabunPSK" w:eastAsiaTheme="majorEastAsia" w:hAnsi="TH SarabunPSK" w:cs="TH SarabunPSK" w:hint="cs"/>
+          <w:sz w:val="32"/>
+          <w:szCs w:val="32"/>
+        </w:rPr>
+        <w:t>"</w:t>
+      </w:r>
+      <w:r>
+        <w:rPr>
+          <w:rStyle w:val="af1"/>
+          <w:rFonts w:ascii="TH SarabunPSK" w:eastAsiaTheme="majorEastAsia" w:hAnsi="TH SarabunPSK" w:cs="TH SarabunPSK" w:hint="cs"/>
+          <w:sz w:val="32"/>
+          <w:szCs w:val="32"/>
+          <w:cs/>
+        </w:rPr>
+        <w:t>ไม่ต้องเข้าไปแก้ไขโค้ดภายในของฟังก์ชันเดิมเลยแม้แต่บรรทัดเดียว"</w:t>
+      </w:r>
+    </w:p>
+    <w:p>
+      <w:pPr>
+        <w:pStyle w:val="af"/>
+        <w:rPr>
+          <w:rFonts w:ascii="TH SarabunPSK" w:hAnsi="TH SarabunPSK" w:cs="TH SarabunPSK" w:hint="cs"/>
+          <w:sz w:val="32"/>
+          <w:szCs w:val="32"/>
+        </w:rPr>
+      </w:pPr>
+      <w:r>
+        <w:rPr>
+          <w:rStyle w:val="af1"/>
+          <w:rFonts w:ascii="TH SarabunPSK" w:eastAsiaTheme="majorEastAsia" w:hAnsi="TH SarabunPSK" w:cs="TH SarabunPSK" w:hint="cs"/>
+          <w:sz w:val="32"/>
+          <w:szCs w:val="32"/>
+          <w:cs/>
+        </w:rPr>
+        <w:t>เหตุผลที่ต้องใช้</w:t>
+      </w:r>
+      <w:r>
+        <w:rPr>
+          <w:rStyle w:val="af1"/>
+          <w:rFonts w:ascii="TH SarabunPSK" w:eastAsiaTheme="majorEastAsia" w:hAnsi="TH SarabunPSK" w:cs="TH SarabunPSK" w:hint="cs"/>
+          <w:sz w:val="32"/>
+          <w:szCs w:val="32"/>
+        </w:rPr>
+        <w:t xml:space="preserve"> </w:t>
+      </w:r>
+      <w:r>
+        <w:rPr>
+          <w:rStyle w:val="HTML"/>
+          <w:rFonts w:ascii="TH SarabunPSK" w:eastAsiaTheme="majorEastAsia" w:hAnsi="TH SarabunPSK" w:cs="TH SarabunPSK" w:hint="cs"/>
+          <w:b/>
+          <w:bCs/>
+          <w:sz w:val="32"/>
+          <w:szCs w:val="32"/>
+        </w:rPr>
+        <w:t>@functools.wraps(func)</w:t>
+      </w:r>
+      <w:r>
+        <w:rPr>
+          <w:rStyle w:val="af1"/>
+          <w:rFonts w:ascii="TH SarabunPSK" w:eastAsiaTheme="majorEastAsia" w:hAnsi="TH SarabunPSK" w:cs="TH SarabunPSK" w:hint="cs"/>
+          <w:sz w:val="32"/>
+          <w:szCs w:val="32"/>
+        </w:rPr>
+        <w:t>:</w:t>
+      </w:r>
+      <w:r>
+        <w:rPr>
+          <w:rFonts w:ascii="TH SarabunPSK" w:hAnsi="TH SarabunPSK" w:cs="TH SarabunPSK" w:hint="cs"/>
+          <w:sz w:val="32"/>
+          <w:szCs w:val="32"/>
+        </w:rPr>
+        <w:t xml:space="preserve"> </w:t>
+      </w:r>
+      <w:r>
+        <w:rPr>
+          <w:rFonts w:ascii="TH SarabunPSK" w:hAnsi="TH SarabunPSK" w:cs="TH SarabunPSK" w:hint="cs"/>
+          <w:sz w:val="32"/>
+          <w:szCs w:val="32"/>
+          <w:cs/>
+        </w:rPr>
+        <w:t xml:space="preserve">ในการเขียน </w:t>
+      </w:r>
+      <w:r>
+        <w:rPr>
+          <w:rFonts w:ascii="TH SarabunPSK" w:hAnsi="TH SarabunPSK" w:cs="TH SarabunPSK" w:hint="cs"/>
+          <w:sz w:val="32"/>
+          <w:szCs w:val="32"/>
+        </w:rPr>
+        <w:t xml:space="preserve">Decorator </w:t>
+      </w:r>
+      <w:r>
+        <w:rPr>
+          <w:rFonts w:ascii="TH SarabunPSK" w:hAnsi="TH SarabunPSK" w:cs="TH SarabunPSK" w:hint="cs"/>
+          <w:sz w:val="32"/>
+          <w:szCs w:val="32"/>
+          <w:cs/>
+        </w:rPr>
+        <w:t>เราจะมีการสร้างฟังก์ชัน</w:t>
+      </w:r>
+      <w:r>
+        <w:rPr>
+          <w:rFonts w:ascii="TH SarabunPSK" w:hAnsi="TH SarabunPSK" w:cs="TH SarabunPSK" w:hint="cs"/>
+          <w:sz w:val="32"/>
+          <w:szCs w:val="32"/>
+        </w:rPr>
+        <w:t xml:space="preserve"> </w:t>
+      </w:r>
+      <w:r>
+        <w:rPr>
+          <w:rStyle w:val="HTML"/>
+          <w:rFonts w:ascii="TH SarabunPSK" w:eastAsiaTheme="majorEastAsia" w:hAnsi="TH SarabunPSK" w:cs="TH SarabunPSK" w:hint="cs"/>
+          <w:sz w:val="32"/>
+          <w:szCs w:val="32"/>
+        </w:rPr>
+        <w:t>wrapper</w:t>
+      </w:r>
+      <w:r>
+        <w:rPr>
+          <w:rFonts w:ascii="TH SarabunPSK" w:hAnsi="TH SarabunPSK" w:cs="TH SarabunPSK" w:hint="cs"/>
+          <w:sz w:val="32"/>
+          <w:szCs w:val="32"/>
+        </w:rPr>
+        <w:t xml:space="preserve"> </w:t>
+      </w:r>
+      <w:r>
+        <w:rPr>
+          <w:rFonts w:ascii="TH SarabunPSK" w:hAnsi="TH SarabunPSK" w:cs="TH SarabunPSK" w:hint="cs"/>
+          <w:sz w:val="32"/>
+          <w:szCs w:val="32"/>
+          <w:cs/>
+        </w:rPr>
+        <w:t xml:space="preserve">ขึ้นมาซ้อนทับฟังก์ชันเดิม ซึ่งโดยธรรมชาติของ </w:t>
+      </w:r>
+      <w:r>
+        <w:rPr>
+          <w:rFonts w:ascii="TH SarabunPSK" w:hAnsi="TH SarabunPSK" w:cs="TH SarabunPSK" w:hint="cs"/>
+          <w:sz w:val="32"/>
+          <w:szCs w:val="32"/>
+        </w:rPr>
+        <w:t xml:space="preserve">Python </w:t>
+      </w:r>
+      <w:r>
+        <w:rPr>
+          <w:rFonts w:ascii="TH SarabunPSK" w:hAnsi="TH SarabunPSK" w:cs="TH SarabunPSK" w:hint="cs"/>
+          <w:sz w:val="32"/>
+          <w:szCs w:val="32"/>
+          <w:cs/>
+        </w:rPr>
+        <w:t>ฟังก์ชัน</w:t>
+      </w:r>
+      <w:r>
+        <w:rPr>
+          <w:rFonts w:ascii="TH SarabunPSK" w:hAnsi="TH SarabunPSK" w:cs="TH SarabunPSK" w:hint="cs"/>
+          <w:sz w:val="32"/>
+          <w:szCs w:val="32"/>
+        </w:rPr>
+        <w:t xml:space="preserve"> </w:t>
+      </w:r>
+      <w:r>
+        <w:rPr>
+          <w:rStyle w:val="HTML"/>
+          <w:rFonts w:ascii="TH SarabunPSK" w:eastAsiaTheme="majorEastAsia" w:hAnsi="TH SarabunPSK" w:cs="TH SarabunPSK" w:hint="cs"/>
+          <w:sz w:val="32"/>
+          <w:szCs w:val="32"/>
+        </w:rPr>
+        <w:t>wrapper</w:t>
+      </w:r>
+      <w:r>
+        <w:rPr>
+          <w:rFonts w:ascii="TH SarabunPSK" w:hAnsi="TH SarabunPSK" w:cs="TH SarabunPSK" w:hint="cs"/>
+          <w:sz w:val="32"/>
+          <w:szCs w:val="32"/>
+        </w:rPr>
+        <w:t xml:space="preserve"> </w:t>
+      </w:r>
+      <w:r>
+        <w:rPr>
+          <w:rFonts w:ascii="TH SarabunPSK" w:hAnsi="TH SarabunPSK" w:cs="TH SarabunPSK" w:hint="cs"/>
+          <w:sz w:val="32"/>
+          <w:szCs w:val="32"/>
+          <w:cs/>
+        </w:rPr>
+        <w:t xml:space="preserve">นี้จะไปเขียนทับ </w:t>
+      </w:r>
+      <w:r>
+        <w:rPr>
+          <w:rFonts w:ascii="TH SarabunPSK" w:hAnsi="TH SarabunPSK" w:cs="TH SarabunPSK" w:hint="cs"/>
+          <w:sz w:val="32"/>
+          <w:szCs w:val="32"/>
+        </w:rPr>
+        <w:t xml:space="preserve">Metadata </w:t>
+      </w:r>
+      <w:r>
+        <w:rPr>
+          <w:rFonts w:ascii="TH SarabunPSK" w:hAnsi="TH SarabunPSK" w:cs="TH SarabunPSK" w:hint="cs"/>
+          <w:sz w:val="32"/>
+          <w:szCs w:val="32"/>
+          <w:cs/>
+        </w:rPr>
+        <w:t>ของฟังก์ชันดั้งเดิมจนหายไปหมด เช่น ชื่อฟังก์ชัน (</w:t>
+      </w:r>
+      <w:r>
+        <w:rPr>
+          <w:rStyle w:val="HTML"/>
+          <w:rFonts w:ascii="TH SarabunPSK" w:eastAsiaTheme="majorEastAsia" w:hAnsi="TH SarabunPSK" w:cs="TH SarabunPSK" w:hint="cs"/>
+          <w:sz w:val="32"/>
+          <w:szCs w:val="32"/>
+        </w:rPr>
+        <w:t>__name__</w:t>
+      </w:r>
+      <w:r>
+        <w:rPr>
+          <w:rFonts w:ascii="TH SarabunPSK" w:hAnsi="TH SarabunPSK" w:cs="TH SarabunPSK" w:hint="cs"/>
+          <w:sz w:val="32"/>
+          <w:szCs w:val="32"/>
+        </w:rPr>
+        <w:t xml:space="preserve">) </w:t>
+      </w:r>
+      <w:r>
+        <w:rPr>
+          <w:rFonts w:ascii="TH SarabunPSK" w:hAnsi="TH SarabunPSK" w:cs="TH SarabunPSK" w:hint="cs"/>
+          <w:sz w:val="32"/>
+          <w:szCs w:val="32"/>
+          <w:cs/>
+        </w:rPr>
+        <w:t>หรือคำอธิบายฟังก์ชัน (</w:t>
+      </w:r>
+      <w:r>
+        <w:rPr>
+          <w:rStyle w:val="HTML"/>
+          <w:rFonts w:ascii="TH SarabunPSK" w:eastAsiaTheme="majorEastAsia" w:hAnsi="TH SarabunPSK" w:cs="TH SarabunPSK" w:hint="cs"/>
+          <w:sz w:val="32"/>
+          <w:szCs w:val="32"/>
+        </w:rPr>
+        <w:t>__doc__</w:t>
+      </w:r>
+      <w:r>
+        <w:rPr>
+          <w:rFonts w:ascii="TH SarabunPSK" w:hAnsi="TH SarabunPSK" w:cs="TH SarabunPSK" w:hint="cs"/>
+          <w:sz w:val="32"/>
+          <w:szCs w:val="32"/>
+        </w:rPr>
+        <w:t xml:space="preserve">) </w:t>
+      </w:r>
+      <w:r>
+        <w:rPr>
+          <w:rFonts w:ascii="TH SarabunPSK" w:hAnsi="TH SarabunPSK" w:cs="TH SarabunPSK" w:hint="cs"/>
+          <w:sz w:val="32"/>
+          <w:szCs w:val="32"/>
+          <w:cs/>
+        </w:rPr>
+        <w:t>การเรียกใช้</w:t>
+      </w:r>
+      <w:r>
+        <w:rPr>
+          <w:rFonts w:ascii="TH SarabunPSK" w:hAnsi="TH SarabunPSK" w:cs="TH SarabunPSK" w:hint="cs"/>
+          <w:sz w:val="32"/>
+          <w:szCs w:val="32"/>
+        </w:rPr>
+        <w:t xml:space="preserve"> </w:t>
+      </w:r>
+      <w:r>
+        <w:rPr>
+          <w:rStyle w:val="HTML"/>
+          <w:rFonts w:ascii="TH SarabunPSK" w:eastAsiaTheme="majorEastAsia" w:hAnsi="TH SarabunPSK" w:cs="TH SarabunPSK" w:hint="cs"/>
+          <w:sz w:val="32"/>
+          <w:szCs w:val="32"/>
+        </w:rPr>
+        <w:t>@functools.wraps(func)</w:t>
+      </w:r>
+      <w:r>
+        <w:rPr>
+          <w:rFonts w:ascii="TH SarabunPSK" w:hAnsi="TH SarabunPSK" w:cs="TH SarabunPSK" w:hint="cs"/>
+          <w:sz w:val="32"/>
+          <w:szCs w:val="32"/>
+        </w:rPr>
+        <w:t xml:space="preserve"> </w:t>
+      </w:r>
+      <w:r>
+        <w:rPr>
+          <w:rFonts w:ascii="TH SarabunPSK" w:hAnsi="TH SarabunPSK" w:cs="TH SarabunPSK" w:hint="cs"/>
+          <w:sz w:val="32"/>
+          <w:szCs w:val="32"/>
+          <w:cs/>
+        </w:rPr>
+        <w:t>จะเป็นคำสั่งที่ช่วย</w:t>
+      </w:r>
+      <w:r>
+        <w:rPr>
+          <w:rFonts w:ascii="TH SarabunPSK" w:hAnsi="TH SarabunPSK" w:cs="TH SarabunPSK" w:hint="cs"/>
+          <w:sz w:val="32"/>
+          <w:szCs w:val="32"/>
+        </w:rPr>
+        <w:t xml:space="preserve"> </w:t>
+      </w:r>
+      <w:r>
+        <w:rPr>
+          <w:rStyle w:val="af1"/>
+          <w:rFonts w:ascii="TH SarabunPSK" w:eastAsiaTheme="majorEastAsia" w:hAnsi="TH SarabunPSK" w:cs="TH SarabunPSK" w:hint="cs"/>
+          <w:sz w:val="32"/>
+          <w:szCs w:val="32"/>
+          <w:cs/>
+        </w:rPr>
+        <w:t xml:space="preserve">คัดลอก </w:t>
+      </w:r>
+      <w:r>
+        <w:rPr>
+          <w:rStyle w:val="af1"/>
+          <w:rFonts w:ascii="TH SarabunPSK" w:eastAsiaTheme="majorEastAsia" w:hAnsi="TH SarabunPSK" w:cs="TH SarabunPSK" w:hint="cs"/>
+          <w:sz w:val="32"/>
+          <w:szCs w:val="32"/>
+        </w:rPr>
+        <w:t xml:space="preserve">Metadata </w:t>
+      </w:r>
+      <w:r>
+        <w:rPr>
+          <w:rStyle w:val="af1"/>
+          <w:rFonts w:ascii="TH SarabunPSK" w:eastAsiaTheme="majorEastAsia" w:hAnsi="TH SarabunPSK" w:cs="TH SarabunPSK" w:hint="cs"/>
+          <w:sz w:val="32"/>
+          <w:szCs w:val="32"/>
+          <w:cs/>
+        </w:rPr>
+        <w:t xml:space="preserve">จากฟังก์ชันดั้งเดิมมาใส่ไว้ในฟังก์ชัน </w:t>
+      </w:r>
+      <w:r>
+        <w:rPr>
+          <w:rStyle w:val="af1"/>
+          <w:rFonts w:ascii="TH SarabunPSK" w:eastAsiaTheme="majorEastAsia" w:hAnsi="TH SarabunPSK" w:cs="TH SarabunPSK" w:hint="cs"/>
+          <w:sz w:val="32"/>
+          <w:szCs w:val="32"/>
+        </w:rPr>
+        <w:t>wrapper</w:t>
+      </w:r>
+      <w:r>
+        <w:rPr>
+          <w:rFonts w:ascii="TH SarabunPSK" w:hAnsi="TH SarabunPSK" w:cs="TH SarabunPSK" w:hint="cs"/>
+          <w:sz w:val="32"/>
+          <w:szCs w:val="32"/>
+        </w:rPr>
+        <w:t xml:space="preserve"> </w:t>
+      </w:r>
+      <w:r>
+        <w:rPr>
+          <w:rFonts w:ascii="TH SarabunPSK" w:hAnsi="TH SarabunPSK" w:cs="TH SarabunPSK" w:hint="cs"/>
+          <w:sz w:val="32"/>
+          <w:szCs w:val="32"/>
+          <w:cs/>
+        </w:rPr>
+        <w:t>ให้โดยอัตโนมัติ</w:t>
+      </w:r>
+    </w:p>
+    <w:p>
+      <w:pPr>
+        <w:pStyle w:val="af"/>
+        <w:rPr>
+          <w:rFonts w:ascii="TH SarabunPSK" w:hAnsi="TH SarabunPSK" w:cs="TH SarabunPSK" w:hint="cs"/>
+          <w:sz w:val="32"/>
+          <w:szCs w:val="32"/>
+        </w:rPr>
+      </w:pPr>
+      <w:r>
+        <w:rPr>
+          <w:rStyle w:val="af1"/>
+          <w:rFonts w:ascii="TH SarabunPSK" w:eastAsiaTheme="majorEastAsia" w:hAnsi="TH SarabunPSK" w:cs="TH SarabunPSK" w:hint="cs"/>
+          <w:sz w:val="32"/>
+          <w:szCs w:val="32"/>
+          <w:cs/>
+        </w:rPr>
+        <w:t>ผลกระทบหากละเลยไม่ใส่:</w:t>
+      </w:r>
+    </w:p>
+    <w:p>
+      <w:pPr>
+        <w:pStyle w:val="af"/>
+        <w:numPr>
+          <w:ilvl w:val="0"/>
+          <w:numId w:val="48"/>
+        </w:numPr>
+        <w:rPr>
+          <w:rFonts w:ascii="TH SarabunPSK" w:hAnsi="TH SarabunPSK" w:cs="TH SarabunPSK" w:hint="cs"/>
+          <w:sz w:val="32"/>
+          <w:szCs w:val="32"/>
+        </w:rPr>
+      </w:pPr>
+      <w:r>
+        <w:rPr>
+          <w:rStyle w:val="af1"/>
+          <w:rFonts w:ascii="TH SarabunPSK" w:eastAsiaTheme="majorEastAsia" w:hAnsi="TH SarabunPSK" w:cs="TH SarabunPSK" w:hint="cs"/>
+          <w:sz w:val="32"/>
+          <w:szCs w:val="32"/>
+          <w:cs/>
+        </w:rPr>
+        <w:lastRenderedPageBreak/>
+        <w:t xml:space="preserve">เสียความสามารถในการ </w:t>
+      </w:r>
+      <w:r>
+        <w:rPr>
+          <w:rStyle w:val="af1"/>
+          <w:rFonts w:ascii="TH SarabunPSK" w:eastAsiaTheme="majorEastAsia" w:hAnsi="TH SarabunPSK" w:cs="TH SarabunPSK" w:hint="cs"/>
+          <w:sz w:val="32"/>
+          <w:szCs w:val="32"/>
+        </w:rPr>
+        <w:t xml:space="preserve">Debug </w:t>
+      </w:r>
+      <w:r>
+        <w:rPr>
+          <w:rStyle w:val="af1"/>
+          <w:rFonts w:ascii="TH SarabunPSK" w:eastAsiaTheme="majorEastAsia" w:hAnsi="TH SarabunPSK" w:cs="TH SarabunPSK" w:hint="cs"/>
+          <w:sz w:val="32"/>
+          <w:szCs w:val="32"/>
+          <w:cs/>
+        </w:rPr>
+        <w:t xml:space="preserve">และ </w:t>
+      </w:r>
+      <w:r>
+        <w:rPr>
+          <w:rStyle w:val="af1"/>
+          <w:rFonts w:ascii="TH SarabunPSK" w:eastAsiaTheme="majorEastAsia" w:hAnsi="TH SarabunPSK" w:cs="TH SarabunPSK" w:hint="cs"/>
+          <w:sz w:val="32"/>
+          <w:szCs w:val="32"/>
+        </w:rPr>
+        <w:t>Document:</w:t>
+      </w:r>
+      <w:r>
+        <w:rPr>
+          <w:rFonts w:ascii="TH SarabunPSK" w:hAnsi="TH SarabunPSK" w:cs="TH SarabunPSK" w:hint="cs"/>
+          <w:sz w:val="32"/>
+          <w:szCs w:val="32"/>
+        </w:rPr>
+        <w:t xml:space="preserve"> </w:t>
+      </w:r>
+      <w:r>
+        <w:rPr>
+          <w:rFonts w:ascii="TH SarabunPSK" w:hAnsi="TH SarabunPSK" w:cs="TH SarabunPSK" w:hint="cs"/>
+          <w:sz w:val="32"/>
+          <w:szCs w:val="32"/>
+          <w:cs/>
+        </w:rPr>
+        <w:t>หากมีคนเรียกใช้คำสั่ง</w:t>
+      </w:r>
+      <w:r>
+        <w:rPr>
+          <w:rFonts w:ascii="TH SarabunPSK" w:hAnsi="TH SarabunPSK" w:cs="TH SarabunPSK" w:hint="cs"/>
+          <w:sz w:val="32"/>
+          <w:szCs w:val="32"/>
+        </w:rPr>
+        <w:t xml:space="preserve"> </w:t>
+      </w:r>
+      <w:r>
+        <w:rPr>
+          <w:rStyle w:val="HTML"/>
+          <w:rFonts w:ascii="TH SarabunPSK" w:eastAsiaTheme="majorEastAsia" w:hAnsi="TH SarabunPSK" w:cs="TH SarabunPSK" w:hint="cs"/>
+          <w:sz w:val="32"/>
+          <w:szCs w:val="32"/>
+        </w:rPr>
+        <w:t>help(</w:t>
+      </w:r>
+      <w:proofErr w:type="spellStart"/>
+      <w:r>
+        <w:rPr>
+          <w:rStyle w:val="HTML"/>
+          <w:rFonts w:ascii="TH SarabunPSK" w:eastAsiaTheme="majorEastAsia" w:hAnsi="TH SarabunPSK" w:cs="TH SarabunPSK" w:hint="cs"/>
+          <w:sz w:val="32"/>
+          <w:szCs w:val="32"/>
+        </w:rPr>
+        <w:t>func</w:t>
+      </w:r>
+      <w:proofErr w:type="spellEnd"/>
+      <w:r>
+        <w:rPr>
+          <w:rStyle w:val="HTML"/>
+          <w:rFonts w:ascii="TH SarabunPSK" w:eastAsiaTheme="majorEastAsia" w:hAnsi="TH SarabunPSK" w:cs="TH SarabunPSK" w:hint="cs"/>
+          <w:sz w:val="32"/>
+          <w:szCs w:val="32"/>
+        </w:rPr>
+        <w:t>)</w:t>
+      </w:r>
+      <w:r>
+        <w:rPr>
+          <w:rFonts w:ascii="TH SarabunPSK" w:hAnsi="TH SarabunPSK" w:cs="TH SarabunPSK" w:hint="cs"/>
+          <w:sz w:val="32"/>
+          <w:szCs w:val="32"/>
+        </w:rPr>
+        <w:t xml:space="preserve"> </w:t>
+      </w:r>
+      <w:r>
+        <w:rPr>
+          <w:rFonts w:ascii="TH SarabunPSK" w:hAnsi="TH SarabunPSK" w:cs="TH SarabunPSK" w:hint="cs"/>
+          <w:sz w:val="32"/>
+          <w:szCs w:val="32"/>
+          <w:cs/>
+        </w:rPr>
+        <w:t>เพื่อดูคำอธิบาย จะไม่พบข้อมูลเดิม แต่จะเห็นชื่อฟังก์ชันเป็น</w:t>
+      </w:r>
+      <w:r>
+        <w:rPr>
+          <w:rFonts w:ascii="TH SarabunPSK" w:hAnsi="TH SarabunPSK" w:cs="TH SarabunPSK" w:hint="cs"/>
+          <w:sz w:val="32"/>
+          <w:szCs w:val="32"/>
+        </w:rPr>
+        <w:t xml:space="preserve"> </w:t>
+      </w:r>
+      <w:r>
+        <w:rPr>
+          <w:rStyle w:val="HTML"/>
+          <w:rFonts w:ascii="TH SarabunPSK" w:eastAsiaTheme="majorEastAsia" w:hAnsi="TH SarabunPSK" w:cs="TH SarabunPSK" w:hint="cs"/>
+          <w:sz w:val="32"/>
+          <w:szCs w:val="32"/>
+        </w:rPr>
+        <w:t>wrapper</w:t>
+      </w:r>
+      <w:r>
+        <w:rPr>
+          <w:rFonts w:ascii="TH SarabunPSK" w:hAnsi="TH SarabunPSK" w:cs="TH SarabunPSK" w:hint="cs"/>
+          <w:sz w:val="32"/>
+          <w:szCs w:val="32"/>
+        </w:rPr>
+        <w:t xml:space="preserve"> </w:t>
+      </w:r>
+      <w:r>
+        <w:rPr>
+          <w:rFonts w:ascii="TH SarabunPSK" w:hAnsi="TH SarabunPSK" w:cs="TH SarabunPSK" w:hint="cs"/>
+          <w:sz w:val="32"/>
+          <w:szCs w:val="32"/>
+          <w:cs/>
+        </w:rPr>
+        <w:t>แทน</w:t>
+      </w:r>
+    </w:p>
+    <w:p>
+      <w:pPr>
+        <w:pStyle w:val="af"/>
+        <w:numPr>
+          <w:ilvl w:val="0"/>
+          <w:numId w:val="48"/>
+        </w:numPr>
+        <w:rPr>
+          <w:rFonts w:ascii="TH SarabunPSK" w:hAnsi="TH SarabunPSK" w:cs="TH SarabunPSK" w:hint="cs"/>
+          <w:sz w:val="32"/>
+          <w:szCs w:val="32"/>
+        </w:rPr>
+      </w:pPr>
+      <w:r>
+        <w:rPr>
+          <w:rStyle w:val="af1"/>
+          <w:rFonts w:ascii="TH SarabunPSK" w:eastAsiaTheme="majorEastAsia" w:hAnsi="TH SarabunPSK" w:cs="TH SarabunPSK" w:hint="cs"/>
+          <w:sz w:val="32"/>
+          <w:szCs w:val="32"/>
+          <w:cs/>
+        </w:rPr>
+        <w:t xml:space="preserve">ระบบ </w:t>
+      </w:r>
+      <w:r>
+        <w:rPr>
+          <w:rStyle w:val="af1"/>
+          <w:rFonts w:ascii="TH SarabunPSK" w:eastAsiaTheme="majorEastAsia" w:hAnsi="TH SarabunPSK" w:cs="TH SarabunPSK" w:hint="cs"/>
+          <w:sz w:val="32"/>
+          <w:szCs w:val="32"/>
+        </w:rPr>
+        <w:t xml:space="preserve">Framework </w:t>
+      </w:r>
+      <w:r>
+        <w:rPr>
+          <w:rStyle w:val="af1"/>
+          <w:rFonts w:ascii="TH SarabunPSK" w:eastAsiaTheme="majorEastAsia" w:hAnsi="TH SarabunPSK" w:cs="TH SarabunPSK" w:hint="cs"/>
+          <w:sz w:val="32"/>
+          <w:szCs w:val="32"/>
+          <w:cs/>
+        </w:rPr>
+        <w:t>พัง:</w:t>
+      </w:r>
+      <w:r>
+        <w:rPr>
+          <w:rFonts w:ascii="TH SarabunPSK" w:hAnsi="TH SarabunPSK" w:cs="TH SarabunPSK" w:hint="cs"/>
+          <w:sz w:val="32"/>
+          <w:szCs w:val="32"/>
+        </w:rPr>
+        <w:t xml:space="preserve"> Framework </w:t>
+      </w:r>
+      <w:r>
+        <w:rPr>
+          <w:rFonts w:ascii="TH SarabunPSK" w:hAnsi="TH SarabunPSK" w:cs="TH SarabunPSK" w:hint="cs"/>
+          <w:sz w:val="32"/>
+          <w:szCs w:val="32"/>
+          <w:cs/>
+        </w:rPr>
+        <w:t xml:space="preserve">หลายตัว (เช่น </w:t>
+      </w:r>
+      <w:r>
+        <w:rPr>
+          <w:rFonts w:ascii="TH SarabunPSK" w:hAnsi="TH SarabunPSK" w:cs="TH SarabunPSK" w:hint="cs"/>
+          <w:sz w:val="32"/>
+          <w:szCs w:val="32"/>
+        </w:rPr>
+        <w:t xml:space="preserve">Flask, </w:t>
+      </w:r>
+      <w:proofErr w:type="spellStart"/>
+      <w:r>
+        <w:rPr>
+          <w:rFonts w:ascii="TH SarabunPSK" w:hAnsi="TH SarabunPSK" w:cs="TH SarabunPSK" w:hint="cs"/>
+          <w:sz w:val="32"/>
+          <w:szCs w:val="32"/>
+        </w:rPr>
+        <w:t>FastAPI</w:t>
+      </w:r>
+      <w:proofErr w:type="spellEnd"/>
+      <w:r>
+        <w:rPr>
+          <w:rFonts w:ascii="TH SarabunPSK" w:hAnsi="TH SarabunPSK" w:cs="TH SarabunPSK" w:hint="cs"/>
+          <w:sz w:val="32"/>
+          <w:szCs w:val="32"/>
+        </w:rPr>
+        <w:t xml:space="preserve">, Celery) </w:t>
+      </w:r>
+      <w:r>
+        <w:rPr>
+          <w:rFonts w:ascii="TH SarabunPSK" w:hAnsi="TH SarabunPSK" w:cs="TH SarabunPSK" w:hint="cs"/>
+          <w:sz w:val="32"/>
+          <w:szCs w:val="32"/>
+          <w:cs/>
+        </w:rPr>
+        <w:t>จำเป็นต้องใช้ชื่อฟังก์ชัน (</w:t>
+      </w:r>
+      <w:r>
+        <w:rPr>
+          <w:rStyle w:val="HTML"/>
+          <w:rFonts w:ascii="TH SarabunPSK" w:eastAsiaTheme="majorEastAsia" w:hAnsi="TH SarabunPSK" w:cs="TH SarabunPSK" w:hint="cs"/>
+          <w:sz w:val="32"/>
+          <w:szCs w:val="32"/>
+        </w:rPr>
+        <w:t>__name__</w:t>
+      </w:r>
+      <w:r>
+        <w:rPr>
+          <w:rFonts w:ascii="TH SarabunPSK" w:hAnsi="TH SarabunPSK" w:cs="TH SarabunPSK" w:hint="cs"/>
+          <w:sz w:val="32"/>
+          <w:szCs w:val="32"/>
+        </w:rPr>
+        <w:t xml:space="preserve">) </w:t>
+      </w:r>
+      <w:r>
+        <w:rPr>
+          <w:rFonts w:ascii="TH SarabunPSK" w:hAnsi="TH SarabunPSK" w:cs="TH SarabunPSK" w:hint="cs"/>
+          <w:sz w:val="32"/>
+          <w:szCs w:val="32"/>
+          <w:cs/>
+        </w:rPr>
+        <w:t xml:space="preserve">ในการทำ </w:t>
+      </w:r>
+      <w:r>
+        <w:rPr>
+          <w:rFonts w:ascii="TH SarabunPSK" w:hAnsi="TH SarabunPSK" w:cs="TH SarabunPSK" w:hint="cs"/>
+          <w:sz w:val="32"/>
+          <w:szCs w:val="32"/>
+        </w:rPr>
+        <w:t xml:space="preserve">Routing </w:t>
+      </w:r>
+      <w:r>
+        <w:rPr>
+          <w:rFonts w:ascii="TH SarabunPSK" w:hAnsi="TH SarabunPSK" w:cs="TH SarabunPSK" w:hint="cs"/>
+          <w:sz w:val="32"/>
+          <w:szCs w:val="32"/>
+          <w:cs/>
+        </w:rPr>
+        <w:t xml:space="preserve">หรือ </w:t>
+      </w:r>
+      <w:r>
+        <w:rPr>
+          <w:rFonts w:ascii="TH SarabunPSK" w:hAnsi="TH SarabunPSK" w:cs="TH SarabunPSK" w:hint="cs"/>
+          <w:sz w:val="32"/>
+          <w:szCs w:val="32"/>
+        </w:rPr>
+        <w:t xml:space="preserve">Register Task </w:t>
+      </w:r>
+      <w:r>
+        <w:rPr>
+          <w:rFonts w:ascii="TH SarabunPSK" w:hAnsi="TH SarabunPSK" w:cs="TH SarabunPSK" w:hint="cs"/>
+          <w:sz w:val="32"/>
+          <w:szCs w:val="32"/>
+          <w:cs/>
+        </w:rPr>
+        <w:t>หากชื่อฟังก์ชันถูกเปลี่ยนเป็น</w:t>
+      </w:r>
+      <w:r>
+        <w:rPr>
+          <w:rFonts w:ascii="TH SarabunPSK" w:hAnsi="TH SarabunPSK" w:cs="TH SarabunPSK" w:hint="cs"/>
+          <w:sz w:val="32"/>
+          <w:szCs w:val="32"/>
+        </w:rPr>
+        <w:t xml:space="preserve"> </w:t>
+      </w:r>
+      <w:r>
+        <w:rPr>
+          <w:rStyle w:val="HTML"/>
+          <w:rFonts w:ascii="TH SarabunPSK" w:eastAsiaTheme="majorEastAsia" w:hAnsi="TH SarabunPSK" w:cs="TH SarabunPSK" w:hint="cs"/>
+          <w:sz w:val="32"/>
+          <w:szCs w:val="32"/>
+        </w:rPr>
+        <w:t>wrapper</w:t>
+      </w:r>
+      <w:r>
+        <w:rPr>
+          <w:rFonts w:ascii="TH SarabunPSK" w:hAnsi="TH SarabunPSK" w:cs="TH SarabunPSK" w:hint="cs"/>
+          <w:sz w:val="32"/>
+          <w:szCs w:val="32"/>
+        </w:rPr>
+        <w:t xml:space="preserve"> </w:t>
+      </w:r>
+      <w:r>
+        <w:rPr>
+          <w:rFonts w:ascii="TH SarabunPSK" w:hAnsi="TH SarabunPSK" w:cs="TH SarabunPSK" w:hint="cs"/>
+          <w:sz w:val="32"/>
+          <w:szCs w:val="32"/>
+          <w:cs/>
+        </w:rPr>
+        <w:t xml:space="preserve">ทั้งหมด จะทำให้เกิด </w:t>
+      </w:r>
+      <w:r>
+        <w:rPr>
+          <w:rFonts w:ascii="TH SarabunPSK" w:hAnsi="TH SarabunPSK" w:cs="TH SarabunPSK" w:hint="cs"/>
+          <w:sz w:val="32"/>
+          <w:szCs w:val="32"/>
+        </w:rPr>
+        <w:t xml:space="preserve">Error </w:t>
+      </w:r>
+      <w:r>
+        <w:rPr>
+          <w:rFonts w:ascii="TH SarabunPSK" w:hAnsi="TH SarabunPSK" w:cs="TH SarabunPSK" w:hint="cs"/>
+          <w:sz w:val="32"/>
+          <w:szCs w:val="32"/>
+          <w:cs/>
+        </w:rPr>
+        <w:t xml:space="preserve">ชื่อฟังก์ชันซ้ำกัน หรือ </w:t>
+      </w:r>
+      <w:r>
+        <w:rPr>
+          <w:rFonts w:ascii="TH SarabunPSK" w:hAnsi="TH SarabunPSK" w:cs="TH SarabunPSK" w:hint="cs"/>
+          <w:sz w:val="32"/>
+          <w:szCs w:val="32"/>
+        </w:rPr>
+        <w:t xml:space="preserve">Framework </w:t>
+      </w:r>
+      <w:r>
+        <w:rPr>
+          <w:rFonts w:ascii="TH SarabunPSK" w:hAnsi="TH SarabunPSK" w:cs="TH SarabunPSK" w:hint="cs"/>
+          <w:sz w:val="32"/>
+          <w:szCs w:val="32"/>
+          <w:cs/>
+        </w:rPr>
+        <w:t>หาฟังก์ชันที่ต้องการไม่เจอ</w:t>
+      </w:r>
+    </w:p>
+    <w:p>
+      <w:pPr>
+        <w:pStyle w:val="2"/>
+        <w:rPr>
+          <w:rFonts w:ascii="TH SarabunPSK" w:hAnsi="TH SarabunPSK" w:cs="TH SarabunPSK" w:hint="cs"/>
+          <w:szCs w:val="32"/>
+        </w:rPr>
+      </w:pPr>
+      <w:r>
+        <w:rPr>
+          <w:rFonts w:ascii="TH SarabunPSK" w:hAnsi="TH SarabunPSK" w:cs="TH SarabunPSK" w:hint="cs"/>
+          <w:szCs w:val="32"/>
+          <w:cs/>
+        </w:rPr>
+        <w:t xml:space="preserve">ข้อ </w:t>
+      </w:r>
+      <w:r>
+        <w:rPr>
+          <w:rFonts w:ascii="TH SarabunPSK" w:hAnsi="TH SarabunPSK" w:cs="TH SarabunPSK" w:hint="cs"/>
+          <w:szCs w:val="32"/>
+        </w:rPr>
+        <w:t xml:space="preserve">4: </w:t>
+      </w:r>
+      <w:proofErr w:type="spellStart"/>
+      <w:r>
+        <w:rPr>
+          <w:rFonts w:ascii="TH SarabunPSK" w:hAnsi="TH SarabunPSK" w:cs="TH SarabunPSK" w:hint="cs"/>
+          <w:szCs w:val="32"/>
+        </w:rPr>
+        <w:t>Tkinter</w:t>
+      </w:r>
+      <w:proofErr w:type="spellEnd"/>
+      <w:r>
+        <w:rPr>
+          <w:rFonts w:ascii="TH SarabunPSK" w:hAnsi="TH SarabunPSK" w:cs="TH SarabunPSK" w:hint="cs"/>
+          <w:szCs w:val="32"/>
+        </w:rPr>
+        <w:t xml:space="preserve"> GUI </w:t>
+      </w:r>
+      <w:r>
+        <w:rPr>
+          <w:rFonts w:ascii="TH SarabunPSK" w:hAnsi="TH SarabunPSK" w:cs="TH SarabunPSK" w:hint="cs"/>
+          <w:szCs w:val="32"/>
+          <w:cs/>
+        </w:rPr>
+        <w:t xml:space="preserve">และปัญหา </w:t>
+      </w:r>
+      <w:r>
+        <w:rPr>
+          <w:rFonts w:ascii="TH SarabunPSK" w:hAnsi="TH SarabunPSK" w:cs="TH SarabunPSK" w:hint="cs"/>
+          <w:szCs w:val="32"/>
+        </w:rPr>
+        <w:t xml:space="preserve">Main Loop (50 </w:t>
+      </w:r>
+      <w:r>
+        <w:rPr>
+          <w:rFonts w:ascii="TH SarabunPSK" w:hAnsi="TH SarabunPSK" w:cs="TH SarabunPSK" w:hint="cs"/>
+          <w:szCs w:val="32"/>
+          <w:cs/>
+        </w:rPr>
+        <w:t>คะแนน)</w:t>
+      </w:r>
+    </w:p>
+    <w:p>
+      <w:pPr>
+        <w:pStyle w:val="af"/>
+        <w:rPr>
+          <w:rFonts w:ascii="TH SarabunPSK" w:hAnsi="TH SarabunPSK" w:cs="TH SarabunPSK" w:hint="cs"/>
+          <w:sz w:val="32"/>
+          <w:szCs w:val="32"/>
+        </w:rPr>
+      </w:pPr>
+      <w:r>
+        <w:rPr>
+          <w:rStyle w:val="af1"/>
+          <w:rFonts w:ascii="TH SarabunPSK" w:eastAsiaTheme="majorEastAsia" w:hAnsi="TH SarabunPSK" w:cs="TH SarabunPSK" w:hint="cs"/>
+          <w:sz w:val="32"/>
+          <w:szCs w:val="32"/>
+          <w:cs/>
+        </w:rPr>
+        <w:t>ผลกระทบที่เกิดขึ้น:</w:t>
+      </w:r>
+      <w:r>
+        <w:rPr>
+          <w:rFonts w:ascii="TH SarabunPSK" w:hAnsi="TH SarabunPSK" w:cs="TH SarabunPSK" w:hint="cs"/>
+          <w:sz w:val="32"/>
+          <w:szCs w:val="32"/>
+        </w:rPr>
+        <w:t xml:space="preserve"> </w:t>
+      </w:r>
+      <w:r>
+        <w:rPr>
+          <w:rFonts w:ascii="TH SarabunPSK" w:hAnsi="TH SarabunPSK" w:cs="TH SarabunPSK" w:hint="cs"/>
+          <w:sz w:val="32"/>
+          <w:szCs w:val="32"/>
+          <w:cs/>
+        </w:rPr>
+        <w:t>หน้าต่างแอปพลิเคชันจะเกิดอาการ</w:t>
+      </w:r>
+      <w:r>
+        <w:rPr>
+          <w:rFonts w:ascii="TH SarabunPSK" w:hAnsi="TH SarabunPSK" w:cs="TH SarabunPSK" w:hint="cs"/>
+          <w:sz w:val="32"/>
+          <w:szCs w:val="32"/>
+        </w:rPr>
+        <w:t xml:space="preserve"> </w:t>
+      </w:r>
+      <w:r>
+        <w:rPr>
+          <w:rStyle w:val="af1"/>
+          <w:rFonts w:ascii="TH SarabunPSK" w:eastAsiaTheme="majorEastAsia" w:hAnsi="TH SarabunPSK" w:cs="TH SarabunPSK" w:hint="cs"/>
+          <w:sz w:val="32"/>
+          <w:szCs w:val="32"/>
+        </w:rPr>
+        <w:t>"</w:t>
+      </w:r>
+      <w:r>
+        <w:rPr>
+          <w:rStyle w:val="af1"/>
+          <w:rFonts w:ascii="TH SarabunPSK" w:eastAsiaTheme="majorEastAsia" w:hAnsi="TH SarabunPSK" w:cs="TH SarabunPSK" w:hint="cs"/>
+          <w:sz w:val="32"/>
+          <w:szCs w:val="32"/>
+          <w:cs/>
+        </w:rPr>
+        <w:t>ค้าง" (</w:t>
+      </w:r>
+      <w:r>
+        <w:rPr>
+          <w:rStyle w:val="af1"/>
+          <w:rFonts w:ascii="TH SarabunPSK" w:eastAsiaTheme="majorEastAsia" w:hAnsi="TH SarabunPSK" w:cs="TH SarabunPSK" w:hint="cs"/>
+          <w:sz w:val="32"/>
+          <w:szCs w:val="32"/>
+        </w:rPr>
+        <w:t>Freeze)</w:t>
+      </w:r>
+      <w:r>
+        <w:rPr>
+          <w:rFonts w:ascii="TH SarabunPSK" w:hAnsi="TH SarabunPSK" w:cs="TH SarabunPSK" w:hint="cs"/>
+          <w:sz w:val="32"/>
+          <w:szCs w:val="32"/>
+        </w:rPr>
+        <w:t xml:space="preserve"> </w:t>
+      </w:r>
+      <w:r>
+        <w:rPr>
+          <w:rFonts w:ascii="TH SarabunPSK" w:hAnsi="TH SarabunPSK" w:cs="TH SarabunPSK" w:hint="cs"/>
+          <w:sz w:val="32"/>
+          <w:szCs w:val="32"/>
+          <w:cs/>
+        </w:rPr>
+        <w:t>หรือขึ้นสถานะ "</w:t>
+      </w:r>
+      <w:r>
+        <w:rPr>
+          <w:rFonts w:ascii="TH SarabunPSK" w:hAnsi="TH SarabunPSK" w:cs="TH SarabunPSK" w:hint="cs"/>
+          <w:sz w:val="32"/>
+          <w:szCs w:val="32"/>
+        </w:rPr>
+        <w:t xml:space="preserve">Not Responding" </w:t>
+      </w:r>
+      <w:r>
+        <w:rPr>
+          <w:rFonts w:ascii="TH SarabunPSK" w:hAnsi="TH SarabunPSK" w:cs="TH SarabunPSK" w:hint="cs"/>
+          <w:sz w:val="32"/>
+          <w:szCs w:val="32"/>
+          <w:cs/>
+        </w:rPr>
+        <w:t xml:space="preserve">ตลอดระยะเวลา </w:t>
+      </w:r>
+      <w:r>
+        <w:rPr>
+          <w:rFonts w:ascii="TH SarabunPSK" w:hAnsi="TH SarabunPSK" w:cs="TH SarabunPSK" w:hint="cs"/>
+          <w:sz w:val="32"/>
+          <w:szCs w:val="32"/>
+        </w:rPr>
+        <w:t xml:space="preserve">3 </w:t>
+      </w:r>
+      <w:r>
+        <w:rPr>
+          <w:rFonts w:ascii="TH SarabunPSK" w:hAnsi="TH SarabunPSK" w:cs="TH SarabunPSK" w:hint="cs"/>
+          <w:sz w:val="32"/>
+          <w:szCs w:val="32"/>
+          <w:cs/>
+        </w:rPr>
+        <w:t>นาทีนั้น ผู้ใช้จะไม่สามารถคลิกปุ่มอื่น พิมพ์ข้อความ ย่อขยายหน้าต่าง หรือแม้แต่กดปิดโปรแกรมได้ตามปกติ จนกว่าอัลกอริทึมจะประมวลผลเสร็จ</w:t>
+      </w:r>
+    </w:p>
+    <w:p>
+      <w:pPr>
+        <w:pStyle w:val="af"/>
+        <w:rPr>
+          <w:rFonts w:ascii="TH SarabunPSK" w:hAnsi="TH SarabunPSK" w:cs="TH SarabunPSK" w:hint="cs"/>
+          <w:sz w:val="32"/>
+          <w:szCs w:val="32"/>
+        </w:rPr>
+      </w:pPr>
+      <w:r>
+        <w:rPr>
+          <w:rStyle w:val="af1"/>
+          <w:rFonts w:ascii="TH SarabunPSK" w:eastAsiaTheme="majorEastAsia" w:hAnsi="TH SarabunPSK" w:cs="TH SarabunPSK" w:hint="cs"/>
+          <w:sz w:val="32"/>
+          <w:szCs w:val="32"/>
+          <w:cs/>
+        </w:rPr>
+        <w:t xml:space="preserve">สาเหตุของปัญหา (กลไกของ </w:t>
+      </w:r>
+      <w:r>
+        <w:rPr>
+          <w:rStyle w:val="af1"/>
+          <w:rFonts w:ascii="TH SarabunPSK" w:eastAsiaTheme="majorEastAsia" w:hAnsi="TH SarabunPSK" w:cs="TH SarabunPSK" w:hint="cs"/>
+          <w:sz w:val="32"/>
+          <w:szCs w:val="32"/>
+        </w:rPr>
+        <w:t>Main Loop):</w:t>
+      </w:r>
+      <w:r>
+        <w:rPr>
+          <w:rFonts w:ascii="TH SarabunPSK" w:hAnsi="TH SarabunPSK" w:cs="TH SarabunPSK" w:hint="cs"/>
+          <w:sz w:val="32"/>
+          <w:szCs w:val="32"/>
+        </w:rPr>
+        <w:t xml:space="preserve"> </w:t>
+      </w:r>
+      <w:proofErr w:type="spellStart"/>
+      <w:r>
+        <w:rPr>
+          <w:rFonts w:ascii="TH SarabunPSK" w:hAnsi="TH SarabunPSK" w:cs="TH SarabunPSK" w:hint="cs"/>
+          <w:sz w:val="32"/>
+          <w:szCs w:val="32"/>
+        </w:rPr>
+        <w:t>Tkinter</w:t>
+      </w:r>
+      <w:proofErr w:type="spellEnd"/>
+      <w:r>
+        <w:rPr>
+          <w:rFonts w:ascii="TH SarabunPSK" w:hAnsi="TH SarabunPSK" w:cs="TH SarabunPSK" w:hint="cs"/>
+          <w:sz w:val="32"/>
+          <w:szCs w:val="32"/>
+        </w:rPr>
+        <w:t xml:space="preserve"> (</w:t>
+      </w:r>
+      <w:r>
+        <w:rPr>
+          <w:rFonts w:ascii="TH SarabunPSK" w:hAnsi="TH SarabunPSK" w:cs="TH SarabunPSK" w:hint="cs"/>
+          <w:sz w:val="32"/>
+          <w:szCs w:val="32"/>
+          <w:cs/>
+        </w:rPr>
+        <w:t xml:space="preserve">รวมถึง </w:t>
+      </w:r>
+      <w:r>
+        <w:rPr>
+          <w:rFonts w:ascii="TH SarabunPSK" w:hAnsi="TH SarabunPSK" w:cs="TH SarabunPSK" w:hint="cs"/>
+          <w:sz w:val="32"/>
+          <w:szCs w:val="32"/>
+        </w:rPr>
+        <w:t xml:space="preserve">GUI Library </w:t>
+      </w:r>
+      <w:r>
+        <w:rPr>
+          <w:rFonts w:ascii="TH SarabunPSK" w:hAnsi="TH SarabunPSK" w:cs="TH SarabunPSK" w:hint="cs"/>
+          <w:sz w:val="32"/>
+          <w:szCs w:val="32"/>
+          <w:cs/>
+        </w:rPr>
+        <w:t>ส่วนใหญ่) ทำงานอยู่บนเธรดเดียว (</w:t>
+      </w:r>
+      <w:r>
+        <w:rPr>
+          <w:rFonts w:ascii="TH SarabunPSK" w:hAnsi="TH SarabunPSK" w:cs="TH SarabunPSK" w:hint="cs"/>
+          <w:sz w:val="32"/>
+          <w:szCs w:val="32"/>
+        </w:rPr>
+        <w:t xml:space="preserve">Single Thread) </w:t>
+      </w:r>
+      <w:r>
+        <w:rPr>
+          <w:rFonts w:ascii="TH SarabunPSK" w:hAnsi="TH SarabunPSK" w:cs="TH SarabunPSK" w:hint="cs"/>
+          <w:sz w:val="32"/>
+          <w:szCs w:val="32"/>
+          <w:cs/>
+        </w:rPr>
+        <w:t>ที่เรียกว่า</w:t>
+      </w:r>
+      <w:r>
+        <w:rPr>
+          <w:rFonts w:ascii="TH SarabunPSK" w:hAnsi="TH SarabunPSK" w:cs="TH SarabunPSK" w:hint="cs"/>
+          <w:sz w:val="32"/>
+          <w:szCs w:val="32"/>
+        </w:rPr>
+        <w:t xml:space="preserve"> </w:t>
+      </w:r>
+      <w:r>
+        <w:rPr>
+          <w:rStyle w:val="af1"/>
+          <w:rFonts w:ascii="TH SarabunPSK" w:eastAsiaTheme="majorEastAsia" w:hAnsi="TH SarabunPSK" w:cs="TH SarabunPSK" w:hint="cs"/>
+          <w:sz w:val="32"/>
+          <w:szCs w:val="32"/>
+        </w:rPr>
+        <w:t>Main Loop</w:t>
+      </w:r>
+      <w:r>
+        <w:rPr>
+          <w:rFonts w:ascii="TH SarabunPSK" w:hAnsi="TH SarabunPSK" w:cs="TH SarabunPSK" w:hint="cs"/>
+          <w:sz w:val="32"/>
+          <w:szCs w:val="32"/>
+        </w:rPr>
+        <w:t xml:space="preserve"> (</w:t>
+      </w:r>
+      <w:r>
+        <w:rPr>
+          <w:rFonts w:ascii="TH SarabunPSK" w:hAnsi="TH SarabunPSK" w:cs="TH SarabunPSK" w:hint="cs"/>
+          <w:sz w:val="32"/>
+          <w:szCs w:val="32"/>
+          <w:cs/>
+        </w:rPr>
+        <w:t xml:space="preserve">หรือ </w:t>
+      </w:r>
+      <w:r>
+        <w:rPr>
+          <w:rFonts w:ascii="TH SarabunPSK" w:hAnsi="TH SarabunPSK" w:cs="TH SarabunPSK" w:hint="cs"/>
+          <w:sz w:val="32"/>
+          <w:szCs w:val="32"/>
+        </w:rPr>
+        <w:t xml:space="preserve">Event Loop) </w:t>
+      </w:r>
+      <w:r>
+        <w:rPr>
+          <w:rFonts w:ascii="TH SarabunPSK" w:hAnsi="TH SarabunPSK" w:cs="TH SarabunPSK" w:hint="cs"/>
+          <w:sz w:val="32"/>
+          <w:szCs w:val="32"/>
+          <w:cs/>
+        </w:rPr>
+        <w:t>ซึ่งมีหน้าที่คอยรับเหตุการณ์ (</w:t>
+      </w:r>
+      <w:r>
+        <w:rPr>
+          <w:rFonts w:ascii="TH SarabunPSK" w:hAnsi="TH SarabunPSK" w:cs="TH SarabunPSK" w:hint="cs"/>
+          <w:sz w:val="32"/>
+          <w:szCs w:val="32"/>
+        </w:rPr>
+        <w:t xml:space="preserve">Events) </w:t>
+      </w:r>
+      <w:r>
+        <w:rPr>
+          <w:rFonts w:ascii="TH SarabunPSK" w:hAnsi="TH SarabunPSK" w:cs="TH SarabunPSK" w:hint="cs"/>
+          <w:sz w:val="32"/>
+          <w:szCs w:val="32"/>
+          <w:cs/>
+        </w:rPr>
+        <w:t>เช่น การคลิกเมาส์ การพิมพ์คีย์บอร์ด และทำการวาดหน้าจอ (</w:t>
+      </w:r>
+      <w:r>
+        <w:rPr>
+          <w:rFonts w:ascii="TH SarabunPSK" w:hAnsi="TH SarabunPSK" w:cs="TH SarabunPSK" w:hint="cs"/>
+          <w:sz w:val="32"/>
+          <w:szCs w:val="32"/>
+        </w:rPr>
+        <w:t xml:space="preserve">Redraw) </w:t>
+      </w:r>
+      <w:r>
+        <w:rPr>
+          <w:rFonts w:ascii="TH SarabunPSK" w:hAnsi="TH SarabunPSK" w:cs="TH SarabunPSK" w:hint="cs"/>
+          <w:sz w:val="32"/>
+          <w:szCs w:val="32"/>
+          <w:cs/>
+        </w:rPr>
+        <w:t>ซ้ำๆ อย่างรวดเร็ว</w:t>
+      </w:r>
+      <w:r>
+        <w:rPr>
+          <w:rFonts w:ascii="TH SarabunPSK" w:hAnsi="TH SarabunPSK" w:cs="TH SarabunPSK" w:hint="cs"/>
+          <w:sz w:val="32"/>
+          <w:szCs w:val="32"/>
+        </w:rPr>
+        <w:t xml:space="preserve"> </w:t>
+      </w:r>
+      <w:r>
+        <w:rPr>
+          <w:rFonts w:ascii="TH SarabunPSK" w:hAnsi="TH SarabunPSK" w:cs="TH SarabunPSK" w:hint="cs"/>
+          <w:sz w:val="32"/>
+          <w:szCs w:val="32"/>
+          <w:cs/>
+        </w:rPr>
+        <w:t xml:space="preserve">เมื่อปุ่มถูกผูกคำสั่งให้ทำงานที่ใช้เวลานานถึง </w:t>
+      </w:r>
+      <w:r>
+        <w:rPr>
+          <w:rFonts w:ascii="TH SarabunPSK" w:hAnsi="TH SarabunPSK" w:cs="TH SarabunPSK" w:hint="cs"/>
+          <w:sz w:val="32"/>
+          <w:szCs w:val="32"/>
+        </w:rPr>
+        <w:t xml:space="preserve">3 </w:t>
+      </w:r>
+      <w:r>
+        <w:rPr>
+          <w:rFonts w:ascii="TH SarabunPSK" w:hAnsi="TH SarabunPSK" w:cs="TH SarabunPSK" w:hint="cs"/>
+          <w:sz w:val="32"/>
+          <w:szCs w:val="32"/>
+          <w:cs/>
+        </w:rPr>
+        <w:t>นาที ฟังก์ชันนั้นจะเข้าไป</w:t>
+      </w:r>
+      <w:r>
+        <w:rPr>
+          <w:rFonts w:ascii="TH SarabunPSK" w:hAnsi="TH SarabunPSK" w:cs="TH SarabunPSK" w:hint="cs"/>
+          <w:sz w:val="32"/>
+          <w:szCs w:val="32"/>
+        </w:rPr>
+        <w:t xml:space="preserve"> </w:t>
+      </w:r>
+      <w:r>
+        <w:rPr>
+          <w:rStyle w:val="af1"/>
+          <w:rFonts w:ascii="TH SarabunPSK" w:eastAsiaTheme="majorEastAsia" w:hAnsi="TH SarabunPSK" w:cs="TH SarabunPSK" w:hint="cs"/>
+          <w:sz w:val="32"/>
+          <w:szCs w:val="32"/>
+        </w:rPr>
+        <w:t>"</w:t>
+      </w:r>
+      <w:r>
+        <w:rPr>
+          <w:rStyle w:val="af1"/>
+          <w:rFonts w:ascii="TH SarabunPSK" w:eastAsiaTheme="majorEastAsia" w:hAnsi="TH SarabunPSK" w:cs="TH SarabunPSK" w:hint="cs"/>
+          <w:sz w:val="32"/>
+          <w:szCs w:val="32"/>
+          <w:cs/>
+        </w:rPr>
+        <w:t>บล็อก (</w:t>
+      </w:r>
+      <w:r>
+        <w:rPr>
+          <w:rStyle w:val="af1"/>
+          <w:rFonts w:ascii="TH SarabunPSK" w:eastAsiaTheme="majorEastAsia" w:hAnsi="TH SarabunPSK" w:cs="TH SarabunPSK" w:hint="cs"/>
+          <w:sz w:val="32"/>
+          <w:szCs w:val="32"/>
+        </w:rPr>
+        <w:t>Block)"</w:t>
+      </w:r>
+      <w:r>
+        <w:rPr>
+          <w:rFonts w:ascii="TH SarabunPSK" w:hAnsi="TH SarabunPSK" w:cs="TH SarabunPSK" w:hint="cs"/>
+          <w:sz w:val="32"/>
+          <w:szCs w:val="32"/>
+        </w:rPr>
+        <w:t xml:space="preserve"> </w:t>
+      </w:r>
+      <w:r>
+        <w:rPr>
+          <w:rFonts w:ascii="TH SarabunPSK" w:hAnsi="TH SarabunPSK" w:cs="TH SarabunPSK" w:hint="cs"/>
+          <w:sz w:val="32"/>
+          <w:szCs w:val="32"/>
+          <w:cs/>
+        </w:rPr>
+        <w:t xml:space="preserve">การทำงานของ </w:t>
+      </w:r>
+      <w:r>
+        <w:rPr>
+          <w:rFonts w:ascii="TH SarabunPSK" w:hAnsi="TH SarabunPSK" w:cs="TH SarabunPSK" w:hint="cs"/>
+          <w:sz w:val="32"/>
+          <w:szCs w:val="32"/>
+        </w:rPr>
+        <w:t xml:space="preserve">Main Loop </w:t>
+      </w:r>
+      <w:r>
+        <w:rPr>
+          <w:rFonts w:ascii="TH SarabunPSK" w:hAnsi="TH SarabunPSK" w:cs="TH SarabunPSK" w:hint="cs"/>
+          <w:sz w:val="32"/>
+          <w:szCs w:val="32"/>
+          <w:cs/>
+        </w:rPr>
+        <w:t xml:space="preserve">ทันที ทำให้ </w:t>
+      </w:r>
+      <w:r>
+        <w:rPr>
+          <w:rFonts w:ascii="TH SarabunPSK" w:hAnsi="TH SarabunPSK" w:cs="TH SarabunPSK" w:hint="cs"/>
+          <w:sz w:val="32"/>
+          <w:szCs w:val="32"/>
+        </w:rPr>
+        <w:t xml:space="preserve">Main Loop </w:t>
+      </w:r>
+      <w:r>
+        <w:rPr>
+          <w:rFonts w:ascii="TH SarabunPSK" w:hAnsi="TH SarabunPSK" w:cs="TH SarabunPSK" w:hint="cs"/>
+          <w:sz w:val="32"/>
+          <w:szCs w:val="32"/>
+          <w:cs/>
+        </w:rPr>
+        <w:t xml:space="preserve">หยุดหมุนและไม่สามารถวนไปจัดการกับ </w:t>
+      </w:r>
+      <w:r>
+        <w:rPr>
+          <w:rFonts w:ascii="TH SarabunPSK" w:hAnsi="TH SarabunPSK" w:cs="TH SarabunPSK" w:hint="cs"/>
+          <w:sz w:val="32"/>
+          <w:szCs w:val="32"/>
+        </w:rPr>
+        <w:t xml:space="preserve">Event </w:t>
+      </w:r>
+      <w:r>
+        <w:rPr>
+          <w:rFonts w:ascii="TH SarabunPSK" w:hAnsi="TH SarabunPSK" w:cs="TH SarabunPSK" w:hint="cs"/>
+          <w:sz w:val="32"/>
+          <w:szCs w:val="32"/>
+          <w:cs/>
+        </w:rPr>
+        <w:t>อื่นๆ หรือวาดหน้าจอใหม่ได้ โปรแกรมจึงดูเหมือนค้างไปเลย</w:t>
+      </w:r>
+    </w:p>
+    <w:p>
+      <w:pPr>
+        <w:pStyle w:val="af"/>
+        <w:rPr>
+          <w:rFonts w:ascii="TH SarabunPSK" w:hAnsi="TH SarabunPSK" w:cs="TH SarabunPSK" w:hint="cs"/>
+          <w:sz w:val="32"/>
+          <w:szCs w:val="32"/>
+        </w:rPr>
+      </w:pPr>
+      <w:r>
+        <w:rPr>
+          <w:rStyle w:val="af1"/>
+          <w:rFonts w:ascii="TH SarabunPSK" w:eastAsiaTheme="majorEastAsia" w:hAnsi="TH SarabunPSK" w:cs="TH SarabunPSK" w:hint="cs"/>
+          <w:sz w:val="32"/>
+          <w:szCs w:val="32"/>
+          <w:cs/>
+        </w:rPr>
+        <w:t>แนวคิดเบื้องต้นในการหลีกเลี่ยงปัญหา:</w:t>
+      </w:r>
+      <w:r>
+        <w:rPr>
+          <w:rFonts w:ascii="TH SarabunPSK" w:hAnsi="TH SarabunPSK" w:cs="TH SarabunPSK" w:hint="cs"/>
+          <w:sz w:val="32"/>
+          <w:szCs w:val="32"/>
+        </w:rPr>
+        <w:t xml:space="preserve"> </w:t>
+      </w:r>
+      <w:r>
+        <w:rPr>
+          <w:rFonts w:ascii="TH SarabunPSK" w:hAnsi="TH SarabunPSK" w:cs="TH SarabunPSK" w:hint="cs"/>
+          <w:sz w:val="32"/>
+          <w:szCs w:val="32"/>
+          <w:cs/>
+        </w:rPr>
+        <w:t>ใช้แนวคิด</w:t>
+      </w:r>
+      <w:r>
+        <w:rPr>
+          <w:rFonts w:ascii="TH SarabunPSK" w:hAnsi="TH SarabunPSK" w:cs="TH SarabunPSK" w:hint="cs"/>
+          <w:sz w:val="32"/>
+          <w:szCs w:val="32"/>
+        </w:rPr>
+        <w:t xml:space="preserve"> </w:t>
+      </w:r>
+      <w:r>
+        <w:rPr>
+          <w:rStyle w:val="af1"/>
+          <w:rFonts w:ascii="TH SarabunPSK" w:eastAsiaTheme="majorEastAsia" w:hAnsi="TH SarabunPSK" w:cs="TH SarabunPSK" w:hint="cs"/>
+          <w:sz w:val="32"/>
+          <w:szCs w:val="32"/>
+          <w:cs/>
+        </w:rPr>
+        <w:t>การทำงานแบบคู่ขนาน (</w:t>
+      </w:r>
+      <w:r>
+        <w:rPr>
+          <w:rStyle w:val="af1"/>
+          <w:rFonts w:ascii="TH SarabunPSK" w:eastAsiaTheme="majorEastAsia" w:hAnsi="TH SarabunPSK" w:cs="TH SarabunPSK" w:hint="cs"/>
+          <w:sz w:val="32"/>
+          <w:szCs w:val="32"/>
+        </w:rPr>
+        <w:t>Concurrency)</w:t>
+      </w:r>
+      <w:r>
+        <w:rPr>
+          <w:rFonts w:ascii="TH SarabunPSK" w:hAnsi="TH SarabunPSK" w:cs="TH SarabunPSK" w:hint="cs"/>
+          <w:sz w:val="32"/>
+          <w:szCs w:val="32"/>
+        </w:rPr>
+        <w:t xml:space="preserve"> </w:t>
+      </w:r>
+      <w:r>
+        <w:rPr>
+          <w:rFonts w:ascii="TH SarabunPSK" w:hAnsi="TH SarabunPSK" w:cs="TH SarabunPSK" w:hint="cs"/>
+          <w:sz w:val="32"/>
+          <w:szCs w:val="32"/>
+          <w:cs/>
+        </w:rPr>
+        <w:t>โดยเฉพาะการใช้</w:t>
+      </w:r>
+      <w:r>
+        <w:rPr>
+          <w:rFonts w:ascii="TH SarabunPSK" w:hAnsi="TH SarabunPSK" w:cs="TH SarabunPSK" w:hint="cs"/>
+          <w:sz w:val="32"/>
+          <w:szCs w:val="32"/>
+        </w:rPr>
+        <w:t xml:space="preserve"> </w:t>
+      </w:r>
+      <w:r>
+        <w:rPr>
+          <w:rStyle w:val="af1"/>
+          <w:rFonts w:ascii="TH SarabunPSK" w:eastAsiaTheme="majorEastAsia" w:hAnsi="TH SarabunPSK" w:cs="TH SarabunPSK" w:hint="cs"/>
+          <w:sz w:val="32"/>
+          <w:szCs w:val="32"/>
+        </w:rPr>
+        <w:t>Thread (</w:t>
+      </w:r>
+      <w:r>
+        <w:rPr>
+          <w:rStyle w:val="af1"/>
+          <w:rFonts w:ascii="TH SarabunPSK" w:eastAsiaTheme="majorEastAsia" w:hAnsi="TH SarabunPSK" w:cs="TH SarabunPSK" w:hint="cs"/>
+          <w:sz w:val="32"/>
+          <w:szCs w:val="32"/>
+          <w:cs/>
+        </w:rPr>
+        <w:t>มัลติเธรดดิง)</w:t>
+      </w:r>
+      <w:r>
+        <w:rPr>
+          <w:rFonts w:ascii="TH SarabunPSK" w:hAnsi="TH SarabunPSK" w:cs="TH SarabunPSK" w:hint="cs"/>
+          <w:sz w:val="32"/>
+          <w:szCs w:val="32"/>
+        </w:rPr>
+        <w:t xml:space="preserve"> </w:t>
+      </w:r>
+      <w:r>
+        <w:rPr>
+          <w:rFonts w:ascii="TH SarabunPSK" w:hAnsi="TH SarabunPSK" w:cs="TH SarabunPSK" w:hint="cs"/>
+          <w:sz w:val="32"/>
+          <w:szCs w:val="32"/>
+          <w:cs/>
+        </w:rPr>
+        <w:t xml:space="preserve">ผู้พัฒนาควรแยกฟังก์ชันอัลกอริทึมที่ใช้เวลา </w:t>
+      </w:r>
+      <w:r>
+        <w:rPr>
+          <w:rFonts w:ascii="TH SarabunPSK" w:hAnsi="TH SarabunPSK" w:cs="TH SarabunPSK" w:hint="cs"/>
+          <w:sz w:val="32"/>
+          <w:szCs w:val="32"/>
+        </w:rPr>
+        <w:t xml:space="preserve">3 </w:t>
+      </w:r>
+      <w:r>
+        <w:rPr>
+          <w:rFonts w:ascii="TH SarabunPSK" w:hAnsi="TH SarabunPSK" w:cs="TH SarabunPSK" w:hint="cs"/>
+          <w:sz w:val="32"/>
+          <w:szCs w:val="32"/>
+          <w:cs/>
+        </w:rPr>
+        <w:t>นาทีนั้นไปรันบน</w:t>
+      </w:r>
+      <w:r>
+        <w:rPr>
+          <w:rFonts w:ascii="TH SarabunPSK" w:hAnsi="TH SarabunPSK" w:cs="TH SarabunPSK" w:hint="cs"/>
+          <w:sz w:val="32"/>
+          <w:szCs w:val="32"/>
+        </w:rPr>
+        <w:t xml:space="preserve"> </w:t>
+      </w:r>
+      <w:r>
+        <w:rPr>
+          <w:rStyle w:val="af1"/>
+          <w:rFonts w:ascii="TH SarabunPSK" w:eastAsiaTheme="majorEastAsia" w:hAnsi="TH SarabunPSK" w:cs="TH SarabunPSK" w:hint="cs"/>
+          <w:sz w:val="32"/>
+          <w:szCs w:val="32"/>
+        </w:rPr>
+        <w:t>Background Thread</w:t>
+      </w:r>
+      <w:r>
+        <w:rPr>
+          <w:rFonts w:ascii="TH SarabunPSK" w:hAnsi="TH SarabunPSK" w:cs="TH SarabunPSK" w:hint="cs"/>
+          <w:sz w:val="32"/>
+          <w:szCs w:val="32"/>
+        </w:rPr>
+        <w:t xml:space="preserve"> (</w:t>
+      </w:r>
+      <w:r>
+        <w:rPr>
+          <w:rFonts w:ascii="TH SarabunPSK" w:hAnsi="TH SarabunPSK" w:cs="TH SarabunPSK" w:hint="cs"/>
+          <w:sz w:val="32"/>
+          <w:szCs w:val="32"/>
+          <w:cs/>
+        </w:rPr>
+        <w:t xml:space="preserve">เธรดเบื้องหลัง) ปล่อยให้ </w:t>
+      </w:r>
+      <w:r>
+        <w:rPr>
+          <w:rFonts w:ascii="TH SarabunPSK" w:hAnsi="TH SarabunPSK" w:cs="TH SarabunPSK" w:hint="cs"/>
+          <w:sz w:val="32"/>
+          <w:szCs w:val="32"/>
+        </w:rPr>
+        <w:t xml:space="preserve">Main Thread </w:t>
+      </w:r>
+      <w:r>
+        <w:rPr>
+          <w:rFonts w:ascii="TH SarabunPSK" w:hAnsi="TH SarabunPSK" w:cs="TH SarabunPSK" w:hint="cs"/>
+          <w:sz w:val="32"/>
+          <w:szCs w:val="32"/>
+          <w:cs/>
+        </w:rPr>
+        <w:t xml:space="preserve">เป็นอิสระเพื่อทำหน้าที่จัดการ </w:t>
+      </w:r>
+      <w:r>
+        <w:rPr>
+          <w:rFonts w:ascii="TH SarabunPSK" w:hAnsi="TH SarabunPSK" w:cs="TH SarabunPSK" w:hint="cs"/>
+          <w:sz w:val="32"/>
+          <w:szCs w:val="32"/>
+        </w:rPr>
+        <w:t xml:space="preserve">Main Loop </w:t>
+      </w:r>
+      <w:r>
+        <w:rPr>
+          <w:rFonts w:ascii="TH SarabunPSK" w:hAnsi="TH SarabunPSK" w:cs="TH SarabunPSK" w:hint="cs"/>
+          <w:sz w:val="32"/>
+          <w:szCs w:val="32"/>
+          <w:cs/>
+        </w:rPr>
+        <w:t xml:space="preserve">และตอบสนองต่อผู้ใช้ต่อไปได้ตามปกติ (อาจจะมีการทำ </w:t>
+      </w:r>
+      <w:r>
+        <w:rPr>
+          <w:rFonts w:ascii="TH SarabunPSK" w:hAnsi="TH SarabunPSK" w:cs="TH SarabunPSK" w:hint="cs"/>
+          <w:sz w:val="32"/>
+          <w:szCs w:val="32"/>
+        </w:rPr>
+        <w:t xml:space="preserve">Progress bar </w:t>
+      </w:r>
+      <w:r>
+        <w:rPr>
+          <w:rFonts w:ascii="TH SarabunPSK" w:hAnsi="TH SarabunPSK" w:cs="TH SarabunPSK" w:hint="cs"/>
+          <w:sz w:val="32"/>
+          <w:szCs w:val="32"/>
+          <w:cs/>
+        </w:rPr>
+        <w:t xml:space="preserve">บน </w:t>
+      </w:r>
+      <w:r>
+        <w:rPr>
+          <w:rFonts w:ascii="TH SarabunPSK" w:hAnsi="TH SarabunPSK" w:cs="TH SarabunPSK" w:hint="cs"/>
+          <w:sz w:val="32"/>
+          <w:szCs w:val="32"/>
+        </w:rPr>
+        <w:t xml:space="preserve">Main GUI </w:t>
+      </w:r>
+      <w:r>
+        <w:rPr>
+          <w:rFonts w:ascii="TH SarabunPSK" w:hAnsi="TH SarabunPSK" w:cs="TH SarabunPSK" w:hint="cs"/>
+          <w:sz w:val="32"/>
+          <w:szCs w:val="32"/>
+          <w:cs/>
+        </w:rPr>
+        <w:t xml:space="preserve">เพื่อแจ้งสถานะให้ผู้ใช้ทราบว่า </w:t>
+      </w:r>
+      <w:r>
+        <w:rPr>
+          <w:rFonts w:ascii="TH SarabunPSK" w:hAnsi="TH SarabunPSK" w:cs="TH SarabunPSK" w:hint="cs"/>
+          <w:sz w:val="32"/>
+          <w:szCs w:val="32"/>
+        </w:rPr>
+        <w:t xml:space="preserve">Background Thread </w:t>
+      </w:r>
+      <w:r>
+        <w:rPr>
+          <w:rFonts w:ascii="TH SarabunPSK" w:hAnsi="TH SarabunPSK" w:cs="TH SarabunPSK" w:hint="cs"/>
+          <w:sz w:val="32"/>
+          <w:szCs w:val="32"/>
+          <w:cs/>
+        </w:rPr>
+        <w:t>ทำงานไปถึงไหนแล้ว)</w:t>
+      </w:r>
+    </w:p>
+    <w:p>
+      <w:pPr>
+        <w:pStyle w:val="2"/>
+        <w:rPr>
+          <w:rFonts w:ascii="TH SarabunPSK" w:hAnsi="TH SarabunPSK" w:cs="TH SarabunPSK" w:hint="cs"/>
+          <w:szCs w:val="32"/>
+        </w:rPr>
+      </w:pPr>
+      <w:r>
+        <w:rPr>
+          <w:rFonts w:ascii="TH SarabunPSK" w:hAnsi="TH SarabunPSK" w:cs="TH SarabunPSK" w:hint="cs"/>
+          <w:szCs w:val="32"/>
+          <w:cs/>
+        </w:rPr>
+        <w:t xml:space="preserve">ข้อ </w:t>
+      </w:r>
+      <w:r>
+        <w:rPr>
+          <w:rFonts w:ascii="TH SarabunPSK" w:hAnsi="TH SarabunPSK" w:cs="TH SarabunPSK" w:hint="cs"/>
+          <w:szCs w:val="32"/>
+        </w:rPr>
+        <w:t xml:space="preserve">5: </w:t>
+      </w:r>
+      <w:r>
+        <w:rPr>
+          <w:rFonts w:ascii="TH SarabunPSK" w:hAnsi="TH SarabunPSK" w:cs="TH SarabunPSK" w:hint="cs"/>
+          <w:szCs w:val="32"/>
+          <w:cs/>
+        </w:rPr>
+        <w:t xml:space="preserve">ส่วนติดต่อผู้ใช้ </w:t>
+      </w:r>
+      <w:r>
+        <w:rPr>
+          <w:rFonts w:ascii="TH SarabunPSK" w:hAnsi="TH SarabunPSK" w:cs="TH SarabunPSK" w:hint="cs"/>
+          <w:szCs w:val="32"/>
+        </w:rPr>
+        <w:t xml:space="preserve">CLI vs GUI (50 </w:t>
+      </w:r>
+      <w:r>
+        <w:rPr>
+          <w:rFonts w:ascii="TH SarabunPSK" w:hAnsi="TH SarabunPSK" w:cs="TH SarabunPSK" w:hint="cs"/>
+          <w:szCs w:val="32"/>
+          <w:cs/>
+        </w:rPr>
+        <w:t>คะแนน)</w:t>
+      </w:r>
+    </w:p>
+    <w:p>
+      <w:pPr>
+        <w:pStyle w:val="af"/>
+        <w:rPr>
+          <w:rFonts w:ascii="TH SarabunPSK" w:hAnsi="TH SarabunPSK" w:cs="TH SarabunPSK" w:hint="cs"/>
+          <w:sz w:val="32"/>
+          <w:szCs w:val="32"/>
+        </w:rPr>
+      </w:pPr>
+      <w:r>
+        <w:rPr>
+          <w:rStyle w:val="af1"/>
+          <w:rFonts w:ascii="TH SarabunPSK" w:eastAsiaTheme="majorEastAsia" w:hAnsi="TH SarabunPSK" w:cs="TH SarabunPSK" w:hint="cs"/>
+          <w:sz w:val="32"/>
+          <w:szCs w:val="32"/>
+          <w:cs/>
+        </w:rPr>
+        <w:t>ความแตกต่างอย่างง่าย:</w:t>
+      </w:r>
+    </w:p>
+    <w:p>
+      <w:pPr>
+        <w:pStyle w:val="af"/>
+        <w:numPr>
+          <w:ilvl w:val="0"/>
+          <w:numId w:val="49"/>
+        </w:numPr>
+        <w:rPr>
+          <w:rFonts w:ascii="TH SarabunPSK" w:hAnsi="TH SarabunPSK" w:cs="TH SarabunPSK" w:hint="cs"/>
+          <w:sz w:val="32"/>
+          <w:szCs w:val="32"/>
+        </w:rPr>
+      </w:pPr>
+      <w:r>
+        <w:rPr>
+          <w:rStyle w:val="af1"/>
+          <w:rFonts w:ascii="TH SarabunPSK" w:eastAsiaTheme="majorEastAsia" w:hAnsi="TH SarabunPSK" w:cs="TH SarabunPSK" w:hint="cs"/>
+          <w:sz w:val="32"/>
+          <w:szCs w:val="32"/>
+        </w:rPr>
+        <w:t>CLI (Command Line Interface):</w:t>
+      </w:r>
+      <w:r>
+        <w:rPr>
+          <w:rFonts w:ascii="TH SarabunPSK" w:hAnsi="TH SarabunPSK" w:cs="TH SarabunPSK" w:hint="cs"/>
+          <w:sz w:val="32"/>
+          <w:szCs w:val="32"/>
+        </w:rPr>
+        <w:t xml:space="preserve"> </w:t>
+      </w:r>
+      <w:r>
+        <w:rPr>
+          <w:rFonts w:ascii="TH SarabunPSK" w:hAnsi="TH SarabunPSK" w:cs="TH SarabunPSK" w:hint="cs"/>
+          <w:sz w:val="32"/>
+          <w:szCs w:val="32"/>
+          <w:cs/>
+        </w:rPr>
+        <w:t>เป็นส่วนติดต่อผู้ใช้แบบดั้งเดิมที่ใช้</w:t>
+      </w:r>
+      <w:r>
+        <w:rPr>
+          <w:rFonts w:ascii="TH SarabunPSK" w:hAnsi="TH SarabunPSK" w:cs="TH SarabunPSK" w:hint="cs"/>
+          <w:sz w:val="32"/>
+          <w:szCs w:val="32"/>
+        </w:rPr>
+        <w:t xml:space="preserve"> </w:t>
+      </w:r>
+      <w:r>
+        <w:rPr>
+          <w:rStyle w:val="af1"/>
+          <w:rFonts w:ascii="TH SarabunPSK" w:eastAsiaTheme="majorEastAsia" w:hAnsi="TH SarabunPSK" w:cs="TH SarabunPSK" w:hint="cs"/>
+          <w:sz w:val="32"/>
+          <w:szCs w:val="32"/>
+        </w:rPr>
+        <w:t>"</w:t>
+      </w:r>
+      <w:r>
+        <w:rPr>
+          <w:rStyle w:val="af1"/>
+          <w:rFonts w:ascii="TH SarabunPSK" w:eastAsiaTheme="majorEastAsia" w:hAnsi="TH SarabunPSK" w:cs="TH SarabunPSK" w:hint="cs"/>
+          <w:sz w:val="32"/>
+          <w:szCs w:val="32"/>
+          <w:cs/>
+        </w:rPr>
+        <w:t>ข้อความ (</w:t>
+      </w:r>
+      <w:r>
+        <w:rPr>
+          <w:rStyle w:val="af1"/>
+          <w:rFonts w:ascii="TH SarabunPSK" w:eastAsiaTheme="majorEastAsia" w:hAnsi="TH SarabunPSK" w:cs="TH SarabunPSK" w:hint="cs"/>
+          <w:sz w:val="32"/>
+          <w:szCs w:val="32"/>
+        </w:rPr>
+        <w:t>Text)"</w:t>
+      </w:r>
+      <w:r>
+        <w:rPr>
+          <w:rFonts w:ascii="TH SarabunPSK" w:hAnsi="TH SarabunPSK" w:cs="TH SarabunPSK" w:hint="cs"/>
+          <w:sz w:val="32"/>
+          <w:szCs w:val="32"/>
+        </w:rPr>
+        <w:t xml:space="preserve"> </w:t>
+      </w:r>
+      <w:r>
+        <w:rPr>
+          <w:rFonts w:ascii="TH SarabunPSK" w:hAnsi="TH SarabunPSK" w:cs="TH SarabunPSK" w:hint="cs"/>
+          <w:sz w:val="32"/>
+          <w:szCs w:val="32"/>
+          <w:cs/>
+        </w:rPr>
+        <w:t>เป็นหลัก ผู้ใช้ต้องโต้ตอบกับระบบโดยการพิมพ์คำสั่งทางคีย์บอร์ดให้ถูกต้องตามไวยากรณ์ (</w:t>
+      </w:r>
+      <w:r>
+        <w:rPr>
+          <w:rFonts w:ascii="TH SarabunPSK" w:hAnsi="TH SarabunPSK" w:cs="TH SarabunPSK" w:hint="cs"/>
+          <w:sz w:val="32"/>
+          <w:szCs w:val="32"/>
+        </w:rPr>
+        <w:t xml:space="preserve">Syntax) </w:t>
+      </w:r>
+      <w:r>
+        <w:rPr>
+          <w:rFonts w:ascii="TH SarabunPSK" w:hAnsi="TH SarabunPSK" w:cs="TH SarabunPSK" w:hint="cs"/>
+          <w:sz w:val="32"/>
+          <w:szCs w:val="32"/>
+          <w:cs/>
+        </w:rPr>
+        <w:t>เพื่อสั่งให้คอมพิวเตอร์ทำงาน</w:t>
+      </w:r>
+    </w:p>
+    <w:p>
+      <w:pPr>
+        <w:pStyle w:val="af"/>
+        <w:numPr>
+          <w:ilvl w:val="0"/>
+          <w:numId w:val="49"/>
+        </w:numPr>
+        <w:rPr>
+          <w:rFonts w:ascii="TH SarabunPSK" w:hAnsi="TH SarabunPSK" w:cs="TH SarabunPSK" w:hint="cs"/>
+          <w:sz w:val="32"/>
+          <w:szCs w:val="32"/>
+        </w:rPr>
+      </w:pPr>
+      <w:r>
+        <w:rPr>
+          <w:rStyle w:val="af1"/>
+          <w:rFonts w:ascii="TH SarabunPSK" w:eastAsiaTheme="majorEastAsia" w:hAnsi="TH SarabunPSK" w:cs="TH SarabunPSK" w:hint="cs"/>
+          <w:sz w:val="32"/>
+          <w:szCs w:val="32"/>
+        </w:rPr>
+        <w:lastRenderedPageBreak/>
+        <w:t>GUI (Graphical User Interface):</w:t>
+      </w:r>
+      <w:r>
+        <w:rPr>
+          <w:rFonts w:ascii="TH SarabunPSK" w:hAnsi="TH SarabunPSK" w:cs="TH SarabunPSK" w:hint="cs"/>
+          <w:sz w:val="32"/>
+          <w:szCs w:val="32"/>
+        </w:rPr>
+        <w:t xml:space="preserve"> </w:t>
+      </w:r>
+      <w:r>
+        <w:rPr>
+          <w:rFonts w:ascii="TH SarabunPSK" w:hAnsi="TH SarabunPSK" w:cs="TH SarabunPSK" w:hint="cs"/>
+          <w:sz w:val="32"/>
+          <w:szCs w:val="32"/>
+          <w:cs/>
+        </w:rPr>
+        <w:t>เป็นส่วนติดต่อผู้ใช้ที่ใช้</w:t>
+      </w:r>
+      <w:r>
+        <w:rPr>
+          <w:rFonts w:ascii="TH SarabunPSK" w:hAnsi="TH SarabunPSK" w:cs="TH SarabunPSK" w:hint="cs"/>
+          <w:sz w:val="32"/>
+          <w:szCs w:val="32"/>
+        </w:rPr>
+        <w:t xml:space="preserve"> </w:t>
+      </w:r>
+      <w:r>
+        <w:rPr>
+          <w:rStyle w:val="af1"/>
+          <w:rFonts w:ascii="TH SarabunPSK" w:eastAsiaTheme="majorEastAsia" w:hAnsi="TH SarabunPSK" w:cs="TH SarabunPSK" w:hint="cs"/>
+          <w:sz w:val="32"/>
+          <w:szCs w:val="32"/>
+        </w:rPr>
+        <w:t>"</w:t>
+      </w:r>
+      <w:r>
+        <w:rPr>
+          <w:rStyle w:val="af1"/>
+          <w:rFonts w:ascii="TH SarabunPSK" w:eastAsiaTheme="majorEastAsia" w:hAnsi="TH SarabunPSK" w:cs="TH SarabunPSK" w:hint="cs"/>
+          <w:sz w:val="32"/>
+          <w:szCs w:val="32"/>
+          <w:cs/>
+        </w:rPr>
+        <w:t>ภาพกราฟิก"</w:t>
+      </w:r>
+      <w:r>
+        <w:rPr>
+          <w:rFonts w:ascii="TH SarabunPSK" w:hAnsi="TH SarabunPSK" w:cs="TH SarabunPSK" w:hint="cs"/>
+          <w:sz w:val="32"/>
+          <w:szCs w:val="32"/>
+        </w:rPr>
+        <w:t xml:space="preserve"> (</w:t>
+      </w:r>
+      <w:r>
+        <w:rPr>
+          <w:rFonts w:ascii="TH SarabunPSK" w:hAnsi="TH SarabunPSK" w:cs="TH SarabunPSK" w:hint="cs"/>
+          <w:sz w:val="32"/>
+          <w:szCs w:val="32"/>
+          <w:cs/>
+        </w:rPr>
+        <w:t>เช่น ไอคอน</w:t>
+      </w:r>
+      <w:r>
+        <w:rPr>
+          <w:rFonts w:ascii="TH SarabunPSK" w:hAnsi="TH SarabunPSK" w:cs="TH SarabunPSK" w:hint="cs"/>
+          <w:sz w:val="32"/>
+          <w:szCs w:val="32"/>
+        </w:rPr>
+        <w:t xml:space="preserve">, </w:t>
+      </w:r>
+      <w:r>
+        <w:rPr>
+          <w:rFonts w:ascii="TH SarabunPSK" w:hAnsi="TH SarabunPSK" w:cs="TH SarabunPSK" w:hint="cs"/>
+          <w:sz w:val="32"/>
+          <w:szCs w:val="32"/>
+          <w:cs/>
+        </w:rPr>
+        <w:t>หน้าต่าง</w:t>
+      </w:r>
+      <w:r>
+        <w:rPr>
+          <w:rFonts w:ascii="TH SarabunPSK" w:hAnsi="TH SarabunPSK" w:cs="TH SarabunPSK" w:hint="cs"/>
+          <w:sz w:val="32"/>
+          <w:szCs w:val="32"/>
+        </w:rPr>
+        <w:t xml:space="preserve">, </w:t>
+      </w:r>
+      <w:r>
+        <w:rPr>
+          <w:rFonts w:ascii="TH SarabunPSK" w:hAnsi="TH SarabunPSK" w:cs="TH SarabunPSK" w:hint="cs"/>
+          <w:sz w:val="32"/>
+          <w:szCs w:val="32"/>
+          <w:cs/>
+        </w:rPr>
+        <w:t>ปุ่มกด</w:t>
+      </w:r>
+      <w:r>
+        <w:rPr>
+          <w:rFonts w:ascii="TH SarabunPSK" w:hAnsi="TH SarabunPSK" w:cs="TH SarabunPSK" w:hint="cs"/>
+          <w:sz w:val="32"/>
+          <w:szCs w:val="32"/>
+        </w:rPr>
+        <w:t xml:space="preserve">, </w:t>
+      </w:r>
+      <w:r>
+        <w:rPr>
+          <w:rFonts w:ascii="TH SarabunPSK" w:hAnsi="TH SarabunPSK" w:cs="TH SarabunPSK" w:hint="cs"/>
+          <w:sz w:val="32"/>
+          <w:szCs w:val="32"/>
+          <w:cs/>
+        </w:rPr>
+        <w:t>เมนู) ผู้ใช้สามารถโต้ตอบกับระบบผ่านอุปกรณ์ชี้ตำแหน่ง เช่น เมาส์ (คลิก</w:t>
+      </w:r>
+      <w:r>
+        <w:rPr>
+          <w:rFonts w:ascii="TH SarabunPSK" w:hAnsi="TH SarabunPSK" w:cs="TH SarabunPSK" w:hint="cs"/>
+          <w:sz w:val="32"/>
+          <w:szCs w:val="32"/>
+        </w:rPr>
+        <w:t xml:space="preserve">, </w:t>
+      </w:r>
+      <w:r>
+        <w:rPr>
+          <w:rFonts w:ascii="TH SarabunPSK" w:hAnsi="TH SarabunPSK" w:cs="TH SarabunPSK" w:hint="cs"/>
+          <w:sz w:val="32"/>
+          <w:szCs w:val="32"/>
+          <w:cs/>
+        </w:rPr>
+        <w:t>ลากวาง) หรือระบบสัมผัส โดยไม่ต้องพิมพ์คำสั่ง</w:t>
+      </w:r>
+    </w:p>
+    <w:p>
+      <w:pPr>
+        <w:pStyle w:val="af"/>
+        <w:rPr>
+          <w:rFonts w:ascii="TH SarabunPSK" w:hAnsi="TH SarabunPSK" w:cs="TH SarabunPSK" w:hint="cs"/>
+          <w:sz w:val="32"/>
+          <w:szCs w:val="32"/>
+        </w:rPr>
+      </w:pPr>
+      <w:r>
+        <w:rPr>
+          <w:rStyle w:val="af1"/>
+          <w:rFonts w:ascii="TH SarabunPSK" w:eastAsiaTheme="majorEastAsia" w:hAnsi="TH SarabunPSK" w:cs="TH SarabunPSK" w:hint="cs"/>
+          <w:sz w:val="32"/>
+          <w:szCs w:val="32"/>
+          <w:cs/>
+        </w:rPr>
+        <w:t xml:space="preserve">ตัวอย่าง "ข้อดี" ของการใช้งานหน้าจอแบบ </w:t>
+      </w:r>
+      <w:r>
+        <w:rPr>
+          <w:rStyle w:val="af1"/>
+          <w:rFonts w:ascii="TH SarabunPSK" w:eastAsiaTheme="majorEastAsia" w:hAnsi="TH SarabunPSK" w:cs="TH SarabunPSK" w:hint="cs"/>
+          <w:sz w:val="32"/>
+          <w:szCs w:val="32"/>
+        </w:rPr>
+        <w:t>GUI (</w:t>
+      </w:r>
+      <w:r>
+        <w:rPr>
+          <w:rStyle w:val="af1"/>
+          <w:rFonts w:ascii="TH SarabunPSK" w:eastAsiaTheme="majorEastAsia" w:hAnsi="TH SarabunPSK" w:cs="TH SarabunPSK" w:hint="cs"/>
+          <w:sz w:val="32"/>
+          <w:szCs w:val="32"/>
+          <w:cs/>
+        </w:rPr>
+        <w:t xml:space="preserve">เลือกตอบ </w:t>
+      </w:r>
+      <w:r>
+        <w:rPr>
+          <w:rStyle w:val="af1"/>
+          <w:rFonts w:ascii="TH SarabunPSK" w:eastAsiaTheme="majorEastAsia" w:hAnsi="TH SarabunPSK" w:cs="TH SarabunPSK" w:hint="cs"/>
+          <w:sz w:val="32"/>
+          <w:szCs w:val="32"/>
+        </w:rPr>
+        <w:t xml:space="preserve">1 </w:t>
+      </w:r>
+      <w:r>
+        <w:rPr>
+          <w:rStyle w:val="af1"/>
+          <w:rFonts w:ascii="TH SarabunPSK" w:eastAsiaTheme="majorEastAsia" w:hAnsi="TH SarabunPSK" w:cs="TH SarabunPSK" w:hint="cs"/>
+          <w:sz w:val="32"/>
+          <w:szCs w:val="32"/>
+          <w:cs/>
+        </w:rPr>
+        <w:t>ข้อ):</w:t>
+      </w:r>
+    </w:p>
+    <w:p>
+      <w:pPr>
+        <w:pStyle w:val="af"/>
+        <w:numPr>
+          <w:ilvl w:val="0"/>
+          <w:numId w:val="50"/>
+        </w:numPr>
+        <w:rPr>
+          <w:rFonts w:ascii="TH SarabunPSK" w:hAnsi="TH SarabunPSK" w:cs="TH SarabunPSK" w:hint="cs"/>
+          <w:sz w:val="32"/>
+          <w:szCs w:val="32"/>
+        </w:rPr>
+      </w:pPr>
+      <w:r>
+        <w:rPr>
+          <w:rStyle w:val="af1"/>
+          <w:rFonts w:ascii="TH SarabunPSK" w:eastAsiaTheme="majorEastAsia" w:hAnsi="TH SarabunPSK" w:cs="TH SarabunPSK" w:hint="cs"/>
+          <w:sz w:val="32"/>
+          <w:szCs w:val="32"/>
+          <w:cs/>
+        </w:rPr>
+        <w:t>ใช้งานง่ายและเป็นมิตรกับผู้ใช้ (</w:t>
+      </w:r>
+      <w:r>
+        <w:rPr>
+          <w:rStyle w:val="af1"/>
+          <w:rFonts w:ascii="TH SarabunPSK" w:eastAsiaTheme="majorEastAsia" w:hAnsi="TH SarabunPSK" w:cs="TH SarabunPSK" w:hint="cs"/>
+          <w:sz w:val="32"/>
+          <w:szCs w:val="32"/>
+        </w:rPr>
+        <w:t>User-Friendly):</w:t>
+      </w:r>
+      <w:r>
+        <w:rPr>
+          <w:rFonts w:ascii="TH SarabunPSK" w:hAnsi="TH SarabunPSK" w:cs="TH SarabunPSK" w:hint="cs"/>
+          <w:sz w:val="32"/>
+          <w:szCs w:val="32"/>
+        </w:rPr>
+        <w:t xml:space="preserve"> </w:t>
+      </w:r>
+      <w:r>
+        <w:rPr>
+          <w:rFonts w:ascii="TH SarabunPSK" w:hAnsi="TH SarabunPSK" w:cs="TH SarabunPSK" w:hint="cs"/>
+          <w:sz w:val="32"/>
+          <w:szCs w:val="32"/>
+          <w:cs/>
+        </w:rPr>
+        <w:t>ผู้ใช้สามารถเรียนรู้การใช้งานได้รวดเร็วโดยไม่ต้องท่องจำชุดคำสั่งหรือไวยากรณ์ที่ซับซ้อน เหมาะสำหรับผู้ใช้ทั่วไป</w:t>
+      </w:r>
+    </w:p>
+    <w:p>
+      <w:pPr>
+        <w:pStyle w:val="af"/>
+        <w:numPr>
+          <w:ilvl w:val="0"/>
+          <w:numId w:val="50"/>
+        </w:numPr>
+        <w:rPr>
+          <w:rFonts w:ascii="TH SarabunPSK" w:hAnsi="TH SarabunPSK" w:cs="TH SarabunPSK" w:hint="cs"/>
+          <w:sz w:val="32"/>
+          <w:szCs w:val="32"/>
+        </w:rPr>
+      </w:pPr>
+      <w:r>
+        <w:rPr>
+          <w:rStyle w:val="af1"/>
+          <w:rFonts w:ascii="TH SarabunPSK" w:eastAsiaTheme="majorEastAsia" w:hAnsi="TH SarabunPSK" w:cs="TH SarabunPSK" w:hint="cs"/>
+          <w:sz w:val="32"/>
+          <w:szCs w:val="32"/>
+          <w:cs/>
+        </w:rPr>
+        <w:t>มีการตอบสนองที่มองเห็นได้ชัดเจน (</w:t>
+      </w:r>
+      <w:r>
+        <w:rPr>
+          <w:rStyle w:val="af1"/>
+          <w:rFonts w:ascii="TH SarabunPSK" w:eastAsiaTheme="majorEastAsia" w:hAnsi="TH SarabunPSK" w:cs="TH SarabunPSK" w:hint="cs"/>
+          <w:sz w:val="32"/>
+          <w:szCs w:val="32"/>
+        </w:rPr>
+        <w:t>WYSIWYG - What You See Is What You Get):</w:t>
+      </w:r>
+      <w:r>
+        <w:rPr>
+          <w:rFonts w:ascii="TH SarabunPSK" w:hAnsi="TH SarabunPSK" w:cs="TH SarabunPSK" w:hint="cs"/>
+          <w:sz w:val="32"/>
+          <w:szCs w:val="32"/>
+        </w:rPr>
+        <w:t xml:space="preserve"> </w:t>
+      </w:r>
+      <w:r>
+        <w:rPr>
+          <w:rFonts w:ascii="TH SarabunPSK" w:hAnsi="TH SarabunPSK" w:cs="TH SarabunPSK" w:hint="cs"/>
+          <w:sz w:val="32"/>
+          <w:szCs w:val="32"/>
+          <w:cs/>
+        </w:rPr>
+        <w:t>ผู้ใช้สามารถมองเห็นโครงสร้าง ข้อมูล และผลลัพธ์ของการกระทำได้ทันทีบนหน้าจอ เช่น เห็นไฟล์ถูกย้ายเข้าไปในโฟลเดอร์จริงๆ</w:t>
+      </w:r>
+    </w:p>
+    <w:p>
+      <w:pPr>
+        <w:pStyle w:val="af"/>
+        <w:numPr>
+          <w:ilvl w:val="0"/>
+          <w:numId w:val="50"/>
+        </w:numPr>
+        <w:rPr>
+          <w:rFonts w:ascii="TH SarabunPSK" w:hAnsi="TH SarabunPSK" w:cs="TH SarabunPSK" w:hint="cs"/>
+          <w:sz w:val="32"/>
+          <w:szCs w:val="32"/>
+        </w:rPr>
+      </w:pPr>
+      <w:r>
+        <w:rPr>
+          <w:rStyle w:val="af1"/>
+          <w:rFonts w:ascii="TH SarabunPSK" w:eastAsiaTheme="majorEastAsia" w:hAnsi="TH SarabunPSK" w:cs="TH SarabunPSK" w:hint="cs"/>
+          <w:sz w:val="32"/>
+          <w:szCs w:val="32"/>
+          <w:cs/>
+        </w:rPr>
+        <w:t>รองรับการทำงานหลายอย่างพร้อมกันได้ดี (</w:t>
+      </w:r>
+      <w:r>
+        <w:rPr>
+          <w:rStyle w:val="af1"/>
+          <w:rFonts w:ascii="TH SarabunPSK" w:eastAsiaTheme="majorEastAsia" w:hAnsi="TH SarabunPSK" w:cs="TH SarabunPSK" w:hint="cs"/>
+          <w:sz w:val="32"/>
+          <w:szCs w:val="32"/>
+        </w:rPr>
+        <w:t>Multitasking Visuals):</w:t>
+      </w:r>
+      <w:r>
+        <w:rPr>
+          <w:rFonts w:ascii="TH SarabunPSK" w:hAnsi="TH SarabunPSK" w:cs="TH SarabunPSK" w:hint="cs"/>
+          <w:sz w:val="32"/>
+          <w:szCs w:val="32"/>
+        </w:rPr>
+        <w:t xml:space="preserve"> </w:t>
+      </w:r>
+      <w:r>
+        <w:rPr>
+          <w:rFonts w:ascii="TH SarabunPSK" w:hAnsi="TH SarabunPSK" w:cs="TH SarabunPSK" w:hint="cs"/>
+          <w:sz w:val="32"/>
+          <w:szCs w:val="32"/>
+          <w:cs/>
+        </w:rPr>
+        <w:t>สามารถเปิดโปรแกรมหลายหน้าต่างพร้อมกัน และสลับการทำงานไปมาได้อย่างสะดวก</w:t>
+      </w:r>
+    </w:p>
+    <w:p>
+      <w:pPr>
+        <w:rPr>
+          <w:rFonts w:ascii="TH SarabunPSK" w:hAnsi="TH SarabunPSK" w:cs="TH SarabunPSK" w:hint="cs"/>
           <w:sz w:val="32"/>
           <w:szCs w:val="32"/>
           <w:cs/>
@@ -606,6 +4676,155 @@
     </w:lvl>
   </w:abstractNum>
   <w:abstractNum w:abstractNumId="5" w15:restartNumberingAfterBreak="0">
+    <w:nsid w:val="0729606C"/>
+    <w:multiLevelType w:val="multilevel"/>
+    <w:tmpl w:val="9C88BE00"/>
+    <w:lvl w:ilvl="0">
+      <w:start w:val="1"/>
+      <w:numFmt w:val="bullet"/>
+      <w:lvlText w:val=""/>
+      <w:lvlJc w:val="left"/>
+      <w:pPr>
+        <w:tabs>
+          <w:tab w:val="num" w:pos="720"/>
+        </w:tabs>
+        <w:ind w:left="720" w:hanging="360"/>
+      </w:pPr>
+      <w:rPr>
+        <w:rFonts w:ascii="Symbol" w:hAnsi="Symbol" w:hint="default"/>
+        <w:sz w:val="20"/>
+      </w:rPr>
+    </w:lvl>
+    <w:lvl w:ilvl="1" w:tentative="1">
+      <w:start w:val="1"/>
+      <w:numFmt w:val="bullet"/>
+      <w:lvlText w:val="o"/>
+      <w:lvlJc w:val="left"/>
+      <w:pPr>
+        <w:tabs>
+          <w:tab w:val="num" w:pos="1440"/>
+        </w:tabs>
+        <w:ind w:left="1440" w:hanging="360"/>
+      </w:pPr>
+      <w:rPr>
+        <w:rFonts w:ascii="Courier New" w:hAnsi="Courier New" w:hint="default"/>
+        <w:sz w:val="20"/>
+      </w:rPr>
+    </w:lvl>
+    <w:lvl w:ilvl="2" w:tentative="1">
+      <w:start w:val="1"/>
+      <w:numFmt w:val="bullet"/>
+      <w:lvlText w:val=""/>
+      <w:lvlJc w:val="left"/>
+      <w:pPr>
+        <w:tabs>
+          <w:tab w:val="num" w:pos="2160"/>
+        </w:tabs>
+        <w:ind w:left="2160" w:hanging="360"/>
+      </w:pPr>
+      <w:rPr>
+        <w:rFonts w:ascii="Wingdings" w:hAnsi="Wingdings" w:hint="default"/>
+        <w:sz w:val="20"/>
+      </w:rPr>
+    </w:lvl>
+    <w:lvl w:ilvl="3" w:tentative="1">
+      <w:start w:val="1"/>
+      <w:numFmt w:val="bullet"/>
+      <w:lvlText w:val=""/>
+      <w:lvlJc w:val="left"/>
+      <w:pPr>
+        <w:tabs>
+          <w:tab w:val="num" w:pos="2880"/>
+        </w:tabs>
+        <w:ind w:left="2880" w:hanging="360"/>
+      </w:pPr>
+      <w:rPr>
+        <w:rFonts w:ascii="Wingdings" w:hAnsi="Wingdings" w:hint="default"/>
+        <w:sz w:val="20"/>
+      </w:rPr>
+    </w:lvl>
+    <w:lvl w:ilvl="4" w:tentative="1">
+      <w:start w:val="1"/>
+      <w:numFmt w:val="bullet"/>
+      <w:lvlText w:val=""/>
+      <w:lvlJc w:val="left"/>
+      <w:pPr>
+        <w:tabs>
+          <w:tab w:val="num" w:pos="3600"/>
+        </w:tabs>
+        <w:ind w:left="3600" w:hanging="360"/>
+      </w:pPr>
+      <w:rPr>
+        <w:rFonts w:ascii="Wingdings" w:hAnsi="Wingdings" w:hint="default"/>
+        <w:sz w:val="20"/>
+      </w:rPr>
+    </w:lvl>
+    <w:lvl w:ilvl="5" w:tentative="1">
+      <w:start w:val="1"/>
+      <w:numFmt w:val="bullet"/>
+      <w:lvlText w:val=""/>
+      <w:lvlJc w:val="left"/>
+      <w:pPr>
+        <w:tabs>
+          <w:tab w:val="num" w:pos="4320"/>
+        </w:tabs>
+        <w:ind w:left="4320" w:hanging="360"/>
+      </w:pPr>
+      <w:rPr>
+        <w:rFonts w:ascii="Wingdings" w:hAnsi="Wingdings" w:hint="default"/>
+        <w:sz w:val="20"/>
+      </w:rPr>
+    </w:lvl>
+    <w:lvl w:ilvl="6" w:tentative="1">
+      <w:start w:val="1"/>
+      <w:numFmt w:val="bullet"/>
+      <w:lvlText w:val=""/>
+      <w:lvlJc w:val="left"/>
+      <w:pPr>
+        <w:tabs>
+          <w:tab w:val="num" w:pos="5040"/>
+        </w:tabs>
+        <w:ind w:left="5040" w:hanging="360"/>
+      </w:pPr>
+      <w:rPr>
+        <w:rFonts w:ascii="Wingdings" w:hAnsi="Wingdings" w:hint="default"/>
+        <w:sz w:val="20"/>
+      </w:rPr>
+    </w:lvl>
+    <w:lvl w:ilvl="7" w:tentative="1">
+      <w:start w:val="1"/>
+      <w:numFmt w:val="bullet"/>
+      <w:lvlText w:val=""/>
+      <w:lvlJc w:val="left"/>
+      <w:pPr>
+        <w:tabs>
+          <w:tab w:val="num" w:pos="5760"/>
+        </w:tabs>
+        <w:ind w:left="5760" w:hanging="360"/>
+      </w:pPr>
+      <w:rPr>
+        <w:rFonts w:ascii="Wingdings" w:hAnsi="Wingdings" w:hint="default"/>
+        <w:sz w:val="20"/>
+      </w:rPr>
+    </w:lvl>
+    <w:lvl w:ilvl="8" w:tentative="1">
+      <w:start w:val="1"/>
+      <w:numFmt w:val="bullet"/>
+      <w:lvlText w:val=""/>
+      <w:lvlJc w:val="left"/>
+      <w:pPr>
+        <w:tabs>
+          <w:tab w:val="num" w:pos="6480"/>
+        </w:tabs>
+        <w:ind w:left="6480" w:hanging="360"/>
+      </w:pPr>
+      <w:rPr>
+        <w:rFonts w:ascii="Wingdings" w:hAnsi="Wingdings" w:hint="default"/>
+        <w:sz w:val="20"/>
+      </w:rPr>
+    </w:lvl>
+  </w:abstractNum>
+  <w:abstractNum w:abstractNumId="6" w15:restartNumberingAfterBreak="0">
     <w:nsid w:val="0B9E4F80"/>
     <w:multiLevelType w:val="multilevel"/>
     <w:tmpl w:val="6F6E38D0"/>
@@ -754,7 +4973,7 @@
       </w:rPr>
     </w:lvl>
   </w:abstractNum>
-  <w:abstractNum w:abstractNumId="6" w15:restartNumberingAfterBreak="0">
+  <w:abstractNum w:abstractNumId="7" w15:restartNumberingAfterBreak="0">
     <w:nsid w:val="0F7536F0"/>
     <w:multiLevelType w:val="multilevel"/>
     <w:tmpl w:val="B2862F8A"/>
@@ -903,7 +5122,7 @@
       </w:rPr>
     </w:lvl>
   </w:abstractNum>
-  <w:abstractNum w:abstractNumId="7" w15:restartNumberingAfterBreak="0">
+  <w:abstractNum w:abstractNumId="8" w15:restartNumberingAfterBreak="0">
     <w:nsid w:val="118C5746"/>
     <w:multiLevelType w:val="multilevel"/>
     <w:tmpl w:val="CE6458CA"/>
@@ -1052,7 +5271,120 @@
       </w:rPr>
     </w:lvl>
   </w:abstractNum>
-  <w:abstractNum w:abstractNumId="8" w15:restartNumberingAfterBreak="0">
+  <w:abstractNum w:abstractNumId="9" w15:restartNumberingAfterBreak="0">
+    <w:nsid w:val="13ED1BD3"/>
+    <w:multiLevelType w:val="multilevel"/>
+    <w:tmpl w:val="437C73B6"/>
+    <w:lvl w:ilvl="0">
+      <w:start w:val="1"/>
+      <w:numFmt w:val="decimal"/>
+      <w:lvlText w:val="%1."/>
+      <w:lvlJc w:val="left"/>
+      <w:pPr>
+        <w:tabs>
+          <w:tab w:val="num" w:pos="720"/>
+        </w:tabs>
+        <w:ind w:left="720" w:hanging="360"/>
+      </w:pPr>
+    </w:lvl>
+    <w:lvl w:ilvl="1" w:tentative="1">
+      <w:start w:val="1"/>
+      <w:numFmt w:val="decimal"/>
+      <w:lvlText w:val="%2."/>
+      <w:lvlJc w:val="left"/>
+      <w:pPr>
+        <w:tabs>
+          <w:tab w:val="num" w:pos="1440"/>
+        </w:tabs>
+        <w:ind w:left="1440" w:hanging="360"/>
+      </w:pPr>
+    </w:lvl>
+    <w:lvl w:ilvl="2" w:tentative="1">
+      <w:start w:val="1"/>
+      <w:numFmt w:val="decimal"/>
+      <w:lvlText w:val="%3."/>
+      <w:lvlJc w:val="left"/>
+      <w:pPr>
+        <w:tabs>
+          <w:tab w:val="num" w:pos="2160"/>
+        </w:tabs>
+        <w:ind w:left="2160" w:hanging="360"/>
+      </w:pPr>
+    </w:lvl>
+    <w:lvl w:ilvl="3" w:tentative="1">
+      <w:start w:val="1"/>
+      <w:numFmt w:val="decimal"/>
+      <w:lvlText w:val="%4."/>
+      <w:lvlJc w:val="left"/>
+      <w:pPr>
+        <w:tabs>
+          <w:tab w:val="num" w:pos="2880"/>
+        </w:tabs>
+        <w:ind w:left="2880" w:hanging="360"/>
+      </w:pPr>
+    </w:lvl>
+    <w:lvl w:ilvl="4" w:tentative="1">
+      <w:start w:val="1"/>
+      <w:numFmt w:val="decimal"/>
+      <w:lvlText w:val="%5."/>
+      <w:lvlJc w:val="left"/>
+      <w:pPr>
+        <w:tabs>
+          <w:tab w:val="num" w:pos="3600"/>
+        </w:tabs>
+        <w:ind w:left="3600" w:hanging="360"/>
+      </w:pPr>
+    </w:lvl>
+    <w:lvl w:ilvl="5" w:tentative="1">
+      <w:start w:val="1"/>
+      <w:numFmt w:val="decimal"/>
+      <w:lvlText w:val="%6."/>
+      <w:lvlJc w:val="left"/>
+      <w:pPr>
+        <w:tabs>
+          <w:tab w:val="num" w:pos="4320"/>
+        </w:tabs>
+        <w:ind w:left="4320" w:hanging="360"/>
+      </w:pPr>
+    </w:lvl>
+    <w:lvl w:ilvl="6" w:tentative="1">
+      <w:start w:val="1"/>
+      <w:numFmt w:val="decimal"/>
+      <w:lvlText w:val="%7."/>
+      <w:lvlJc w:val="left"/>
+      <w:pPr>
+        <w:tabs>
+          <w:tab w:val="num" w:pos="5040"/>
+        </w:tabs>
+        <w:ind w:left="5040" w:hanging="360"/>
+      </w:pPr>
+    </w:lvl>
+    <w:lvl w:ilvl="7" w:tentative="1">
+      <w:start w:val="1"/>
+      <w:numFmt w:val="decimal"/>
+      <w:lvlText w:val="%8."/>
+      <w:lvlJc w:val="left"/>
+      <w:pPr>
+        <w:tabs>
+          <w:tab w:val="num" w:pos="5760"/>
+        </w:tabs>
+        <w:ind w:left="5760" w:hanging="360"/>
+      </w:pPr>
+    </w:lvl>
+    <w:lvl w:ilvl="8" w:tentative="1">
+      <w:start w:val="1"/>
+      <w:numFmt w:val="decimal"/>
+      <w:lvlText w:val="%9."/>
+      <w:lvlJc w:val="left"/>
+      <w:pPr>
+        <w:tabs>
+          <w:tab w:val="num" w:pos="6480"/>
+        </w:tabs>
+        <w:ind w:left="6480" w:hanging="360"/>
+      </w:pPr>
+    </w:lvl>
+  </w:abstractNum>
+  <w:abstractNum w:abstractNumId="10" w15:restartNumberingAfterBreak="0">
     <w:nsid w:val="18B464F6"/>
     <w:multiLevelType w:val="multilevel"/>
     <w:tmpl w:val="D63A2474"/>
@@ -1201,7 +5533,7 @@
       </w:rPr>
     </w:lvl>
   </w:abstractNum>
-  <w:abstractNum w:abstractNumId="9" w15:restartNumberingAfterBreak="0">
+  <w:abstractNum w:abstractNumId="11" w15:restartNumberingAfterBreak="0">
     <w:nsid w:val="1B2105EE"/>
     <w:multiLevelType w:val="multilevel"/>
     <w:tmpl w:val="58CC0782"/>
@@ -1350,7 +5682,7 @@
       </w:rPr>
     </w:lvl>
   </w:abstractNum>
-  <w:abstractNum w:abstractNumId="10" w15:restartNumberingAfterBreak="0">
+  <w:abstractNum w:abstractNumId="12" w15:restartNumberingAfterBreak="0">
     <w:nsid w:val="1BA95866"/>
     <w:multiLevelType w:val="multilevel"/>
     <w:tmpl w:val="131ED1B6"/>
@@ -1495,7 +5827,7 @@
       </w:rPr>
     </w:lvl>
   </w:abstractNum>
-  <w:abstractNum w:abstractNumId="11" w15:restartNumberingAfterBreak="0">
+  <w:abstractNum w:abstractNumId="13" w15:restartNumberingAfterBreak="0">
     <w:nsid w:val="21D51DCA"/>
     <w:multiLevelType w:val="multilevel"/>
     <w:tmpl w:val="2D7C754E"/>
@@ -1644,7 +5976,7 @@
       </w:rPr>
     </w:lvl>
   </w:abstractNum>
-  <w:abstractNum w:abstractNumId="12" w15:restartNumberingAfterBreak="0">
+  <w:abstractNum w:abstractNumId="14" w15:restartNumberingAfterBreak="0">
     <w:nsid w:val="226D5719"/>
     <w:multiLevelType w:val="multilevel"/>
     <w:tmpl w:val="3FE0D5D0"/>
@@ -1793,7 +6125,7 @@
       </w:rPr>
     </w:lvl>
   </w:abstractNum>
-  <w:abstractNum w:abstractNumId="13" w15:restartNumberingAfterBreak="0">
+  <w:abstractNum w:abstractNumId="15" w15:restartNumberingAfterBreak="0">
     <w:nsid w:val="252E0C2D"/>
     <w:multiLevelType w:val="multilevel"/>
     <w:tmpl w:val="A5403266"/>
@@ -1942,7 +6274,7 @@
       </w:rPr>
     </w:lvl>
   </w:abstractNum>
-  <w:abstractNum w:abstractNumId="14" w15:restartNumberingAfterBreak="0">
+  <w:abstractNum w:abstractNumId="16" w15:restartNumberingAfterBreak="0">
     <w:nsid w:val="25CE0080"/>
     <w:multiLevelType w:val="multilevel"/>
     <w:tmpl w:val="94DE831A"/>
@@ -2059,7 +6391,156 @@
       </w:pPr>
     </w:lvl>
   </w:abstractNum>
-  <w:abstractNum w:abstractNumId="15" w15:restartNumberingAfterBreak="0">
+  <w:abstractNum w:abstractNumId="17" w15:restartNumberingAfterBreak="0">
+    <w:nsid w:val="27A5187F"/>
+    <w:multiLevelType w:val="multilevel"/>
+    <w:tmpl w:val="E44263FE"/>
+    <w:lvl w:ilvl="0">
+      <w:start w:val="1"/>
+      <w:numFmt w:val="bullet"/>
+      <w:lvlText w:val=""/>
+      <w:lvlJc w:val="left"/>
+      <w:pPr>
+        <w:tabs>
+          <w:tab w:val="num" w:pos="720"/>
+        </w:tabs>
+        <w:ind w:left="720" w:hanging="360"/>
+      </w:pPr>
+      <w:rPr>
+        <w:rFonts w:ascii="Symbol" w:hAnsi="Symbol" w:hint="default"/>
+        <w:sz w:val="20"/>
+      </w:rPr>
+    </w:lvl>
+    <w:lvl w:ilvl="1" w:tentative="1">
+      <w:start w:val="1"/>
+      <w:numFmt w:val="bullet"/>
+      <w:lvlText w:val="o"/>
+      <w:lvlJc w:val="left"/>
+      <w:pPr>
+        <w:tabs>
+          <w:tab w:val="num" w:pos="1440"/>
+        </w:tabs>
+        <w:ind w:left="1440" w:hanging="360"/>
+      </w:pPr>
+      <w:rPr>
+        <w:rFonts w:ascii="Courier New" w:hAnsi="Courier New" w:hint="default"/>
+        <w:sz w:val="20"/>
+      </w:rPr>
+    </w:lvl>
+    <w:lvl w:ilvl="2" w:tentative="1">
+      <w:start w:val="1"/>
+      <w:numFmt w:val="bullet"/>
+      <w:lvlText w:val=""/>
+      <w:lvlJc w:val="left"/>
+      <w:pPr>
+        <w:tabs>
+          <w:tab w:val="num" w:pos="2160"/>
+        </w:tabs>
+        <w:ind w:left="2160" w:hanging="360"/>
+      </w:pPr>
+      <w:rPr>
+        <w:rFonts w:ascii="Wingdings" w:hAnsi="Wingdings" w:hint="default"/>
+        <w:sz w:val="20"/>
+      </w:rPr>
+    </w:lvl>
+    <w:lvl w:ilvl="3" w:tentative="1">
+      <w:start w:val="1"/>
+      <w:numFmt w:val="bullet"/>
+      <w:lvlText w:val=""/>
+      <w:lvlJc w:val="left"/>
+      <w:pPr>
+        <w:tabs>
+          <w:tab w:val="num" w:pos="2880"/>
+        </w:tabs>
+        <w:ind w:left="2880" w:hanging="360"/>
+      </w:pPr>
+      <w:rPr>
+        <w:rFonts w:ascii="Wingdings" w:hAnsi="Wingdings" w:hint="default"/>
+        <w:sz w:val="20"/>
+      </w:rPr>
+    </w:lvl>
+    <w:lvl w:ilvl="4" w:tentative="1">
+      <w:start w:val="1"/>
+      <w:numFmt w:val="bullet"/>
+      <w:lvlText w:val=""/>
+      <w:lvlJc w:val="left"/>
+      <w:pPr>
+        <w:tabs>
+          <w:tab w:val="num" w:pos="3600"/>
+        </w:tabs>
+        <w:ind w:left="3600" w:hanging="360"/>
+      </w:pPr>
+      <w:rPr>
+        <w:rFonts w:ascii="Wingdings" w:hAnsi="Wingdings" w:hint="default"/>
+        <w:sz w:val="20"/>
+      </w:rPr>
+    </w:lvl>
+    <w:lvl w:ilvl="5" w:tentative="1">
+      <w:start w:val="1"/>
+      <w:numFmt w:val="bullet"/>
+      <w:lvlText w:val=""/>
+      <w:lvlJc w:val="left"/>
+      <w:pPr>
+        <w:tabs>
+          <w:tab w:val="num" w:pos="4320"/>
+        </w:tabs>
+        <w:ind w:left="4320" w:hanging="360"/>
+      </w:pPr>
+      <w:rPr>
+        <w:rFonts w:ascii="Wingdings" w:hAnsi="Wingdings" w:hint="default"/>
+        <w:sz w:val="20"/>
+      </w:rPr>
+    </w:lvl>
+    <w:lvl w:ilvl="6" w:tentative="1">
+      <w:start w:val="1"/>
+      <w:numFmt w:val="bullet"/>
+      <w:lvlText w:val=""/>
+      <w:lvlJc w:val="left"/>
+      <w:pPr>
+        <w:tabs>
+          <w:tab w:val="num" w:pos="5040"/>
+        </w:tabs>
+        <w:ind w:left="5040" w:hanging="360"/>
+      </w:pPr>
+      <w:rPr>
+        <w:rFonts w:ascii="Wingdings" w:hAnsi="Wingdings" w:hint="default"/>
+        <w:sz w:val="20"/>
+      </w:rPr>
+    </w:lvl>
+    <w:lvl w:ilvl="7" w:tentative="1">
+      <w:start w:val="1"/>
+      <w:numFmt w:val="bullet"/>
+      <w:lvlText w:val=""/>
+      <w:lvlJc w:val="left"/>
+      <w:pPr>
+        <w:tabs>
+          <w:tab w:val="num" w:pos="5760"/>
+        </w:tabs>
+        <w:ind w:left="5760" w:hanging="360"/>
+      </w:pPr>
+      <w:rPr>
+        <w:rFonts w:ascii="Wingdings" w:hAnsi="Wingdings" w:hint="default"/>
+        <w:sz w:val="20"/>
+      </w:rPr>
+    </w:lvl>
+    <w:lvl w:ilvl="8" w:tentative="1">
+      <w:start w:val="1"/>
+      <w:numFmt w:val="bullet"/>
+      <w:lvlText w:val=""/>
+      <w:lvlJc w:val="left"/>
+      <w:pPr>
+        <w:tabs>
+          <w:tab w:val="num" w:pos="6480"/>
+        </w:tabs>
+        <w:ind w:left="6480" w:hanging="360"/>
+      </w:pPr>
+      <w:rPr>
+        <w:rFonts w:ascii="Wingdings" w:hAnsi="Wingdings" w:hint="default"/>
+        <w:sz w:val="20"/>
+      </w:rPr>
+    </w:lvl>
+  </w:abstractNum>
+  <w:abstractNum w:abstractNumId="18" w15:restartNumberingAfterBreak="0">
     <w:nsid w:val="27E7016C"/>
     <w:multiLevelType w:val="multilevel"/>
     <w:tmpl w:val="682A988E"/>
@@ -2208,7 +6689,7 @@
       </w:rPr>
     </w:lvl>
   </w:abstractNum>
-  <w:abstractNum w:abstractNumId="16" w15:restartNumberingAfterBreak="0">
+  <w:abstractNum w:abstractNumId="19" w15:restartNumberingAfterBreak="0">
     <w:nsid w:val="280863CA"/>
     <w:multiLevelType w:val="multilevel"/>
     <w:tmpl w:val="F216F084"/>
@@ -2357,7 +6838,7 @@
       </w:rPr>
     </w:lvl>
   </w:abstractNum>
-  <w:abstractNum w:abstractNumId="17" w15:restartNumberingAfterBreak="0">
+  <w:abstractNum w:abstractNumId="20" w15:restartNumberingAfterBreak="0">
     <w:nsid w:val="2C823C7A"/>
     <w:multiLevelType w:val="multilevel"/>
     <w:tmpl w:val="AB8479C0"/>
@@ -2506,7 +6987,156 @@
       </w:rPr>
     </w:lvl>
   </w:abstractNum>
-  <w:abstractNum w:abstractNumId="18" w15:restartNumberingAfterBreak="0">
+  <w:abstractNum w:abstractNumId="21" w15:restartNumberingAfterBreak="0">
+    <w:nsid w:val="2F8E26CC"/>
+    <w:multiLevelType w:val="multilevel"/>
+    <w:tmpl w:val="20C465C8"/>
+    <w:lvl w:ilvl="0">
+      <w:start w:val="1"/>
+      <w:numFmt w:val="bullet"/>
+      <w:lvlText w:val=""/>
+      <w:lvlJc w:val="left"/>
+      <w:pPr>
+        <w:tabs>
+          <w:tab w:val="num" w:pos="720"/>
+        </w:tabs>
+        <w:ind w:left="720" w:hanging="360"/>
+      </w:pPr>
+      <w:rPr>
+        <w:rFonts w:ascii="Symbol" w:hAnsi="Symbol" w:hint="default"/>
+        <w:sz w:val="20"/>
+      </w:rPr>
+    </w:lvl>
+    <w:lvl w:ilvl="1" w:tentative="1">
+      <w:start w:val="1"/>
+      <w:numFmt w:val="bullet"/>
+      <w:lvlText w:val="o"/>
+      <w:lvlJc w:val="left"/>
+      <w:pPr>
+        <w:tabs>
+          <w:tab w:val="num" w:pos="1440"/>
+        </w:tabs>
+        <w:ind w:left="1440" w:hanging="360"/>
+      </w:pPr>
+      <w:rPr>
+        <w:rFonts w:ascii="Courier New" w:hAnsi="Courier New" w:hint="default"/>
+        <w:sz w:val="20"/>
+      </w:rPr>
+    </w:lvl>
+    <w:lvl w:ilvl="2" w:tentative="1">
+      <w:start w:val="1"/>
+      <w:numFmt w:val="bullet"/>
+      <w:lvlText w:val=""/>
+      <w:lvlJc w:val="left"/>
+      <w:pPr>
+        <w:tabs>
+          <w:tab w:val="num" w:pos="2160"/>
+        </w:tabs>
+        <w:ind w:left="2160" w:hanging="360"/>
+      </w:pPr>
+      <w:rPr>
+        <w:rFonts w:ascii="Wingdings" w:hAnsi="Wingdings" w:hint="default"/>
+        <w:sz w:val="20"/>
+      </w:rPr>
+    </w:lvl>
+    <w:lvl w:ilvl="3" w:tentative="1">
+      <w:start w:val="1"/>
+      <w:numFmt w:val="bullet"/>
+      <w:lvlText w:val=""/>
+      <w:lvlJc w:val="left"/>
+      <w:pPr>
+        <w:tabs>
+          <w:tab w:val="num" w:pos="2880"/>
+        </w:tabs>
+        <w:ind w:left="2880" w:hanging="360"/>
+      </w:pPr>
+      <w:rPr>
+        <w:rFonts w:ascii="Wingdings" w:hAnsi="Wingdings" w:hint="default"/>
+        <w:sz w:val="20"/>
+      </w:rPr>
+    </w:lvl>
+    <w:lvl w:ilvl="4" w:tentative="1">
+      <w:start w:val="1"/>
+      <w:numFmt w:val="bullet"/>
+      <w:lvlText w:val=""/>
+      <w:lvlJc w:val="left"/>
+      <w:pPr>
+        <w:tabs>
+          <w:tab w:val="num" w:pos="3600"/>
+        </w:tabs>
+        <w:ind w:left="3600" w:hanging="360"/>
+      </w:pPr>
+      <w:rPr>
+        <w:rFonts w:ascii="Wingdings" w:hAnsi="Wingdings" w:hint="default"/>
+        <w:sz w:val="20"/>
+      </w:rPr>
+    </w:lvl>
+    <w:lvl w:ilvl="5" w:tentative="1">
+      <w:start w:val="1"/>
+      <w:numFmt w:val="bullet"/>
+      <w:lvlText w:val=""/>
+      <w:lvlJc w:val="left"/>
+      <w:pPr>
+        <w:tabs>
+          <w:tab w:val="num" w:pos="4320"/>
+        </w:tabs>
+        <w:ind w:left="4320" w:hanging="360"/>
+      </w:pPr>
+      <w:rPr>
+        <w:rFonts w:ascii="Wingdings" w:hAnsi="Wingdings" w:hint="default"/>
+        <w:sz w:val="20"/>
+      </w:rPr>
+    </w:lvl>
+    <w:lvl w:ilvl="6" w:tentative="1">
+      <w:start w:val="1"/>
+      <w:numFmt w:val="bullet"/>
+      <w:lvlText w:val=""/>
+      <w:lvlJc w:val="left"/>
+      <w:pPr>
+        <w:tabs>
+          <w:tab w:val="num" w:pos="5040"/>
+        </w:tabs>
+        <w:ind w:left="5040" w:hanging="360"/>
+      </w:pPr>
+      <w:rPr>
+        <w:rFonts w:ascii="Wingdings" w:hAnsi="Wingdings" w:hint="default"/>
+        <w:sz w:val="20"/>
+      </w:rPr>
+    </w:lvl>
+    <w:lvl w:ilvl="7" w:tentative="1">
+      <w:start w:val="1"/>
+      <w:numFmt w:val="bullet"/>
+      <w:lvlText w:val=""/>
+      <w:lvlJc w:val="left"/>
+      <w:pPr>
+        <w:tabs>
+          <w:tab w:val="num" w:pos="5760"/>
+        </w:tabs>
+        <w:ind w:left="5760" w:hanging="360"/>
+      </w:pPr>
+      <w:rPr>
+        <w:rFonts w:ascii="Wingdings" w:hAnsi="Wingdings" w:hint="default"/>
+        <w:sz w:val="20"/>
+      </w:rPr>
+    </w:lvl>
+    <w:lvl w:ilvl="8" w:tentative="1">
+      <w:start w:val="1"/>
+      <w:numFmt w:val="bullet"/>
+      <w:lvlText w:val=""/>
+      <w:lvlJc w:val="left"/>
+      <w:pPr>
+        <w:tabs>
+          <w:tab w:val="num" w:pos="6480"/>
+        </w:tabs>
+        <w:ind w:left="6480" w:hanging="360"/>
+      </w:pPr>
+      <w:rPr>
+        <w:rFonts w:ascii="Wingdings" w:hAnsi="Wingdings" w:hint="default"/>
+        <w:sz w:val="20"/>
+      </w:rPr>
+    </w:lvl>
+  </w:abstractNum>
+  <w:abstractNum w:abstractNumId="22" w15:restartNumberingAfterBreak="0">
     <w:nsid w:val="32B049CC"/>
     <w:multiLevelType w:val="multilevel"/>
     <w:tmpl w:val="AB16FE74"/>
@@ -2655,7 +7285,7 @@
       </w:rPr>
     </w:lvl>
   </w:abstractNum>
-  <w:abstractNum w:abstractNumId="19" w15:restartNumberingAfterBreak="0">
+  <w:abstractNum w:abstractNumId="23" w15:restartNumberingAfterBreak="0">
     <w:nsid w:val="36A76EE5"/>
     <w:multiLevelType w:val="multilevel"/>
     <w:tmpl w:val="135AE5FC"/>
@@ -2804,7 +7434,7 @@
       </w:rPr>
     </w:lvl>
   </w:abstractNum>
-  <w:abstractNum w:abstractNumId="20" w15:restartNumberingAfterBreak="0">
+  <w:abstractNum w:abstractNumId="24" w15:restartNumberingAfterBreak="0">
     <w:nsid w:val="397169D2"/>
     <w:multiLevelType w:val="multilevel"/>
     <w:tmpl w:val="C34005D2"/>
@@ -2953,7 +7583,7 @@
       </w:rPr>
     </w:lvl>
   </w:abstractNum>
-  <w:abstractNum w:abstractNumId="21" w15:restartNumberingAfterBreak="0">
+  <w:abstractNum w:abstractNumId="25" w15:restartNumberingAfterBreak="0">
     <w:nsid w:val="3D1211CD"/>
     <w:multiLevelType w:val="multilevel"/>
     <w:tmpl w:val="26282894"/>
@@ -3102,7 +7732,7 @@
       </w:rPr>
     </w:lvl>
   </w:abstractNum>
-  <w:abstractNum w:abstractNumId="22" w15:restartNumberingAfterBreak="0">
+  <w:abstractNum w:abstractNumId="26" w15:restartNumberingAfterBreak="0">
     <w:nsid w:val="3FBE11AF"/>
     <w:multiLevelType w:val="multilevel"/>
     <w:tmpl w:val="2F16A9EE"/>
@@ -3251,7 +7881,7 @@
       </w:rPr>
     </w:lvl>
   </w:abstractNum>
-  <w:abstractNum w:abstractNumId="23" w15:restartNumberingAfterBreak="0">
+  <w:abstractNum w:abstractNumId="27" w15:restartNumberingAfterBreak="0">
     <w:nsid w:val="40F2340E"/>
     <w:multiLevelType w:val="multilevel"/>
     <w:tmpl w:val="60B6C5A8"/>
@@ -3400,7 +8030,7 @@
       </w:rPr>
     </w:lvl>
   </w:abstractNum>
-  <w:abstractNum w:abstractNumId="24" w15:restartNumberingAfterBreak="0">
+  <w:abstractNum w:abstractNumId="28" w15:restartNumberingAfterBreak="0">
     <w:nsid w:val="415A4A75"/>
     <w:multiLevelType w:val="multilevel"/>
     <w:tmpl w:val="67104726"/>
@@ -3549,7 +8179,7 @@
       </w:rPr>
     </w:lvl>
   </w:abstractNum>
-  <w:abstractNum w:abstractNumId="25" w15:restartNumberingAfterBreak="0">
+  <w:abstractNum w:abstractNumId="29" w15:restartNumberingAfterBreak="0">
     <w:nsid w:val="422B1F83"/>
     <w:multiLevelType w:val="multilevel"/>
     <w:tmpl w:val="346EE79A"/>
@@ -3698,7 +8328,7 @@
       </w:rPr>
     </w:lvl>
   </w:abstractNum>
-  <w:abstractNum w:abstractNumId="26" w15:restartNumberingAfterBreak="0">
+  <w:abstractNum w:abstractNumId="30" w15:restartNumberingAfterBreak="0">
     <w:nsid w:val="42C95376"/>
     <w:multiLevelType w:val="multilevel"/>
     <w:tmpl w:val="37D205D8"/>
@@ -3847,7 +8477,7 @@
       </w:rPr>
     </w:lvl>
   </w:abstractNum>
-  <w:abstractNum w:abstractNumId="27" w15:restartNumberingAfterBreak="0">
+  <w:abstractNum w:abstractNumId="31" w15:restartNumberingAfterBreak="0">
     <w:nsid w:val="50C13B50"/>
     <w:multiLevelType w:val="multilevel"/>
     <w:tmpl w:val="3814E852"/>
@@ -3996,7 +8626,7 @@
       </w:rPr>
     </w:lvl>
   </w:abstractNum>
-  <w:abstractNum w:abstractNumId="28" w15:restartNumberingAfterBreak="0">
+  <w:abstractNum w:abstractNumId="32" w15:restartNumberingAfterBreak="0">
     <w:nsid w:val="52C35537"/>
     <w:multiLevelType w:val="multilevel"/>
     <w:tmpl w:val="B10C99D0"/>
@@ -4145,7 +8775,7 @@
       </w:rPr>
     </w:lvl>
   </w:abstractNum>
-  <w:abstractNum w:abstractNumId="29" w15:restartNumberingAfterBreak="0">
+  <w:abstractNum w:abstractNumId="33" w15:restartNumberingAfterBreak="0">
     <w:nsid w:val="55902E30"/>
     <w:multiLevelType w:val="multilevel"/>
     <w:tmpl w:val="6AF25000"/>
@@ -4294,7 +8924,305 @@
       </w:rPr>
     </w:lvl>
   </w:abstractNum>
-  <w:abstractNum w:abstractNumId="30" w15:restartNumberingAfterBreak="0">
+  <w:abstractNum w:abstractNumId="34" w15:restartNumberingAfterBreak="0">
+    <w:nsid w:val="573C4E16"/>
+    <w:multiLevelType w:val="multilevel"/>
+    <w:tmpl w:val="C464B76A"/>
+    <w:lvl w:ilvl="0">
+      <w:start w:val="1"/>
+      <w:numFmt w:val="bullet"/>
+      <w:lvlText w:val=""/>
+      <w:lvlJc w:val="left"/>
+      <w:pPr>
+        <w:tabs>
+          <w:tab w:val="num" w:pos="720"/>
+        </w:tabs>
+        <w:ind w:left="720" w:hanging="360"/>
+      </w:pPr>
+      <w:rPr>
+        <w:rFonts w:ascii="Symbol" w:hAnsi="Symbol" w:hint="default"/>
+        <w:sz w:val="20"/>
+      </w:rPr>
+    </w:lvl>
+    <w:lvl w:ilvl="1" w:tentative="1">
+      <w:start w:val="1"/>
+      <w:numFmt w:val="bullet"/>
+      <w:lvlText w:val="o"/>
+      <w:lvlJc w:val="left"/>
+      <w:pPr>
+        <w:tabs>
+          <w:tab w:val="num" w:pos="1440"/>
+        </w:tabs>
+        <w:ind w:left="1440" w:hanging="360"/>
+      </w:pPr>
+      <w:rPr>
+        <w:rFonts w:ascii="Courier New" w:hAnsi="Courier New" w:hint="default"/>
+        <w:sz w:val="20"/>
+      </w:rPr>
+    </w:lvl>
+    <w:lvl w:ilvl="2" w:tentative="1">
+      <w:start w:val="1"/>
+      <w:numFmt w:val="bullet"/>
+      <w:lvlText w:val=""/>
+      <w:lvlJc w:val="left"/>
+      <w:pPr>
+        <w:tabs>
+          <w:tab w:val="num" w:pos="2160"/>
+        </w:tabs>
+        <w:ind w:left="2160" w:hanging="360"/>
+      </w:pPr>
+      <w:rPr>
+        <w:rFonts w:ascii="Wingdings" w:hAnsi="Wingdings" w:hint="default"/>
+        <w:sz w:val="20"/>
+      </w:rPr>
+    </w:lvl>
+    <w:lvl w:ilvl="3" w:tentative="1">
+      <w:start w:val="1"/>
+      <w:numFmt w:val="bullet"/>
+      <w:lvlText w:val=""/>
+      <w:lvlJc w:val="left"/>
+      <w:pPr>
+        <w:tabs>
+          <w:tab w:val="num" w:pos="2880"/>
+        </w:tabs>
+        <w:ind w:left="2880" w:hanging="360"/>
+      </w:pPr>
+      <w:rPr>
+        <w:rFonts w:ascii="Wingdings" w:hAnsi="Wingdings" w:hint="default"/>
+        <w:sz w:val="20"/>
+      </w:rPr>
+    </w:lvl>
+    <w:lvl w:ilvl="4" w:tentative="1">
+      <w:start w:val="1"/>
+      <w:numFmt w:val="bullet"/>
+      <w:lvlText w:val=""/>
+      <w:lvlJc w:val="left"/>
+      <w:pPr>
+        <w:tabs>
+          <w:tab w:val="num" w:pos="3600"/>
+        </w:tabs>
+        <w:ind w:left="3600" w:hanging="360"/>
+      </w:pPr>
+      <w:rPr>
+        <w:rFonts w:ascii="Wingdings" w:hAnsi="Wingdings" w:hint="default"/>
+        <w:sz w:val="20"/>
+      </w:rPr>
+    </w:lvl>
+    <w:lvl w:ilvl="5" w:tentative="1">
+      <w:start w:val="1"/>
+      <w:numFmt w:val="bullet"/>
+      <w:lvlText w:val=""/>
+      <w:lvlJc w:val="left"/>
+      <w:pPr>
+        <w:tabs>
+          <w:tab w:val="num" w:pos="4320"/>
+        </w:tabs>
+        <w:ind w:left="4320" w:hanging="360"/>
+      </w:pPr>
+      <w:rPr>
+        <w:rFonts w:ascii="Wingdings" w:hAnsi="Wingdings" w:hint="default"/>
+        <w:sz w:val="20"/>
+      </w:rPr>
+    </w:lvl>
+    <w:lvl w:ilvl="6" w:tentative="1">
+      <w:start w:val="1"/>
+      <w:numFmt w:val="bullet"/>
+      <w:lvlText w:val=""/>
+      <w:lvlJc w:val="left"/>
+      <w:pPr>
+        <w:tabs>
+          <w:tab w:val="num" w:pos="5040"/>
+        </w:tabs>
+        <w:ind w:left="5040" w:hanging="360"/>
+      </w:pPr>
+      <w:rPr>
+        <w:rFonts w:ascii="Wingdings" w:hAnsi="Wingdings" w:hint="default"/>
+        <w:sz w:val="20"/>
+      </w:rPr>
+    </w:lvl>
+    <w:lvl w:ilvl="7" w:tentative="1">
+      <w:start w:val="1"/>
+      <w:numFmt w:val="bullet"/>
+      <w:lvlText w:val=""/>
+      <w:lvlJc w:val="left"/>
+      <w:pPr>
+        <w:tabs>
+          <w:tab w:val="num" w:pos="5760"/>
+        </w:tabs>
+        <w:ind w:left="5760" w:hanging="360"/>
+      </w:pPr>
+      <w:rPr>
+        <w:rFonts w:ascii="Wingdings" w:hAnsi="Wingdings" w:hint="default"/>
+        <w:sz w:val="20"/>
+      </w:rPr>
+    </w:lvl>
+    <w:lvl w:ilvl="8" w:tentative="1">
+      <w:start w:val="1"/>
+      <w:numFmt w:val="bullet"/>
+      <w:lvlText w:val=""/>
+      <w:lvlJc w:val="left"/>
+      <w:pPr>
+        <w:tabs>
+          <w:tab w:val="num" w:pos="6480"/>
+        </w:tabs>
+        <w:ind w:left="6480" w:hanging="360"/>
+      </w:pPr>
+      <w:rPr>
+        <w:rFonts w:ascii="Wingdings" w:hAnsi="Wingdings" w:hint="default"/>
+        <w:sz w:val="20"/>
+      </w:rPr>
+    </w:lvl>
+  </w:abstractNum>
+  <w:abstractNum w:abstractNumId="35" w15:restartNumberingAfterBreak="0">
+    <w:nsid w:val="574B2110"/>
+    <w:multiLevelType w:val="multilevel"/>
+    <w:tmpl w:val="0FC0BD94"/>
+    <w:lvl w:ilvl="0">
+      <w:start w:val="1"/>
+      <w:numFmt w:val="bullet"/>
+      <w:lvlText w:val=""/>
+      <w:lvlJc w:val="left"/>
+      <w:pPr>
+        <w:tabs>
+          <w:tab w:val="num" w:pos="720"/>
+        </w:tabs>
+        <w:ind w:left="720" w:hanging="360"/>
+      </w:pPr>
+      <w:rPr>
+        <w:rFonts w:ascii="Symbol" w:hAnsi="Symbol" w:hint="default"/>
+        <w:sz w:val="20"/>
+      </w:rPr>
+    </w:lvl>
+    <w:lvl w:ilvl="1">
+      <w:start w:val="1"/>
+      <w:numFmt w:val="bullet"/>
+      <w:lvlText w:val="o"/>
+      <w:lvlJc w:val="left"/>
+      <w:pPr>
+        <w:tabs>
+          <w:tab w:val="num" w:pos="1440"/>
+        </w:tabs>
+        <w:ind w:left="1440" w:hanging="360"/>
+      </w:pPr>
+      <w:rPr>
+        <w:rFonts w:ascii="Courier New" w:hAnsi="Courier New" w:hint="default"/>
+        <w:sz w:val="20"/>
+      </w:rPr>
+    </w:lvl>
+    <w:lvl w:ilvl="2" w:tentative="1">
+      <w:start w:val="1"/>
+      <w:numFmt w:val="bullet"/>
+      <w:lvlText w:val=""/>
+      <w:lvlJc w:val="left"/>
+      <w:pPr>
+        <w:tabs>
+          <w:tab w:val="num" w:pos="2160"/>
+        </w:tabs>
+        <w:ind w:left="2160" w:hanging="360"/>
+      </w:pPr>
+      <w:rPr>
+        <w:rFonts w:ascii="Wingdings" w:hAnsi="Wingdings" w:hint="default"/>
+        <w:sz w:val="20"/>
+      </w:rPr>
+    </w:lvl>
+    <w:lvl w:ilvl="3" w:tentative="1">
+      <w:start w:val="1"/>
+      <w:numFmt w:val="bullet"/>
+      <w:lvlText w:val=""/>
+      <w:lvlJc w:val="left"/>
+      <w:pPr>
+        <w:tabs>
+          <w:tab w:val="num" w:pos="2880"/>
+        </w:tabs>
+        <w:ind w:left="2880" w:hanging="360"/>
+      </w:pPr>
+      <w:rPr>
+        <w:rFonts w:ascii="Wingdings" w:hAnsi="Wingdings" w:hint="default"/>
+        <w:sz w:val="20"/>
+      </w:rPr>
+    </w:lvl>
+    <w:lvl w:ilvl="4" w:tentative="1">
+      <w:start w:val="1"/>
+      <w:numFmt w:val="bullet"/>
+      <w:lvlText w:val=""/>
+      <w:lvlJc w:val="left"/>
+      <w:pPr>
+        <w:tabs>
+          <w:tab w:val="num" w:pos="3600"/>
+        </w:tabs>
+        <w:ind w:left="3600" w:hanging="360"/>
+      </w:pPr>
+      <w:rPr>
+        <w:rFonts w:ascii="Wingdings" w:hAnsi="Wingdings" w:hint="default"/>
+        <w:sz w:val="20"/>
+      </w:rPr>
+    </w:lvl>
+    <w:lvl w:ilvl="5" w:tentative="1">
+      <w:start w:val="1"/>
+      <w:numFmt w:val="bullet"/>
+      <w:lvlText w:val=""/>
+      <w:lvlJc w:val="left"/>
+      <w:pPr>
+        <w:tabs>
+          <w:tab w:val="num" w:pos="4320"/>
+        </w:tabs>
+        <w:ind w:left="4320" w:hanging="360"/>
+      </w:pPr>
+      <w:rPr>
+        <w:rFonts w:ascii="Wingdings" w:hAnsi="Wingdings" w:hint="default"/>
+        <w:sz w:val="20"/>
+      </w:rPr>
+    </w:lvl>
+    <w:lvl w:ilvl="6" w:tentative="1">
+      <w:start w:val="1"/>
+      <w:numFmt w:val="bullet"/>
+      <w:lvlText w:val=""/>
+      <w:lvlJc w:val="left"/>
+      <w:pPr>
+        <w:tabs>
+          <w:tab w:val="num" w:pos="5040"/>
+        </w:tabs>
+        <w:ind w:left="5040" w:hanging="360"/>
+      </w:pPr>
+      <w:rPr>
+        <w:rFonts w:ascii="Wingdings" w:hAnsi="Wingdings" w:hint="default"/>
+        <w:sz w:val="20"/>
+      </w:rPr>
+    </w:lvl>
+    <w:lvl w:ilvl="7" w:tentative="1">
+      <w:start w:val="1"/>
+      <w:numFmt w:val="bullet"/>
+      <w:lvlText w:val=""/>
+      <w:lvlJc w:val="left"/>
+      <w:pPr>
+        <w:tabs>
+          <w:tab w:val="num" w:pos="5760"/>
+        </w:tabs>
+        <w:ind w:left="5760" w:hanging="360"/>
+      </w:pPr>
+      <w:rPr>
+        <w:rFonts w:ascii="Wingdings" w:hAnsi="Wingdings" w:hint="default"/>
+        <w:sz w:val="20"/>
+      </w:rPr>
+    </w:lvl>
+    <w:lvl w:ilvl="8" w:tentative="1">
+      <w:start w:val="1"/>
+      <w:numFmt w:val="bullet"/>
+      <w:lvlText w:val=""/>
+      <w:lvlJc w:val="left"/>
+      <w:pPr>
+        <w:tabs>
+          <w:tab w:val="num" w:pos="6480"/>
+        </w:tabs>
+        <w:ind w:left="6480" w:hanging="360"/>
+      </w:pPr>
+      <w:rPr>
+        <w:rFonts w:ascii="Wingdings" w:hAnsi="Wingdings" w:hint="default"/>
+        <w:sz w:val="20"/>
+      </w:rPr>
+    </w:lvl>
+  </w:abstractNum>
+  <w:abstractNum w:abstractNumId="36" w15:restartNumberingAfterBreak="0">
     <w:nsid w:val="58B135C9"/>
     <w:multiLevelType w:val="multilevel"/>
     <w:tmpl w:val="614611BE"/>
@@ -4443,7 +9371,7 @@
       </w:rPr>
     </w:lvl>
   </w:abstractNum>
-  <w:abstractNum w:abstractNumId="31" w15:restartNumberingAfterBreak="0">
+  <w:abstractNum w:abstractNumId="37" w15:restartNumberingAfterBreak="0">
     <w:nsid w:val="5AD866A0"/>
     <w:multiLevelType w:val="multilevel"/>
     <w:tmpl w:val="A61E5D04"/>
@@ -4592,7 +9520,7 @@
       </w:rPr>
     </w:lvl>
   </w:abstractNum>
-  <w:abstractNum w:abstractNumId="32" w15:restartNumberingAfterBreak="0">
+  <w:abstractNum w:abstractNumId="38" w15:restartNumberingAfterBreak="0">
     <w:nsid w:val="5C0331E3"/>
     <w:multiLevelType w:val="multilevel"/>
     <w:tmpl w:val="F9282CE4"/>
@@ -4741,7 +9669,7 @@
       </w:rPr>
     </w:lvl>
   </w:abstractNum>
-  <w:abstractNum w:abstractNumId="33" w15:restartNumberingAfterBreak="0">
+  <w:abstractNum w:abstractNumId="39" w15:restartNumberingAfterBreak="0">
     <w:nsid w:val="5D9F6B24"/>
     <w:multiLevelType w:val="multilevel"/>
     <w:tmpl w:val="2BB6471C"/>
@@ -4890,7 +9818,7 @@
       </w:rPr>
     </w:lvl>
   </w:abstractNum>
-  <w:abstractNum w:abstractNumId="34" w15:restartNumberingAfterBreak="0">
+  <w:abstractNum w:abstractNumId="40" w15:restartNumberingAfterBreak="0">
     <w:nsid w:val="5FB31924"/>
     <w:multiLevelType w:val="multilevel"/>
     <w:tmpl w:val="45369DE4"/>
@@ -5039,7 +9967,7 @@
       </w:rPr>
     </w:lvl>
   </w:abstractNum>
-  <w:abstractNum w:abstractNumId="35" w15:restartNumberingAfterBreak="0">
+  <w:abstractNum w:abstractNumId="41" w15:restartNumberingAfterBreak="0">
     <w:nsid w:val="65361A19"/>
     <w:multiLevelType w:val="multilevel"/>
     <w:tmpl w:val="DCFC3FA6"/>
@@ -5188,7 +10116,7 @@
       </w:rPr>
     </w:lvl>
   </w:abstractNum>
-  <w:abstractNum w:abstractNumId="36" w15:restartNumberingAfterBreak="0">
+  <w:abstractNum w:abstractNumId="42" w15:restartNumberingAfterBreak="0">
     <w:nsid w:val="69397261"/>
     <w:multiLevelType w:val="multilevel"/>
     <w:tmpl w:val="7C9AC138"/>
@@ -5337,7 +10265,7 @@
       </w:rPr>
     </w:lvl>
   </w:abstractNum>
-  <w:abstractNum w:abstractNumId="37" w15:restartNumberingAfterBreak="0">
+  <w:abstractNum w:abstractNumId="43" w15:restartNumberingAfterBreak="0">
     <w:nsid w:val="69DC7715"/>
     <w:multiLevelType w:val="multilevel"/>
     <w:tmpl w:val="517C6A66"/>
@@ -5486,7 +10414,7 @@
       </w:rPr>
     </w:lvl>
   </w:abstractNum>
-  <w:abstractNum w:abstractNumId="38" w15:restartNumberingAfterBreak="0">
+  <w:abstractNum w:abstractNumId="44" w15:restartNumberingAfterBreak="0">
     <w:nsid w:val="6BD17DD4"/>
     <w:multiLevelType w:val="multilevel"/>
     <w:tmpl w:val="F89E5DC0"/>
@@ -5635,7 +10563,7 @@
       </w:rPr>
     </w:lvl>
   </w:abstractNum>
-  <w:abstractNum w:abstractNumId="39" w15:restartNumberingAfterBreak="0">
+  <w:abstractNum w:abstractNumId="45" w15:restartNumberingAfterBreak="0">
     <w:nsid w:val="6EA46478"/>
     <w:multiLevelType w:val="multilevel"/>
     <w:tmpl w:val="1F0439EC"/>
@@ -5784,7 +10712,7 @@
       </w:rPr>
     </w:lvl>
   </w:abstractNum>
-  <w:abstractNum w:abstractNumId="40" w15:restartNumberingAfterBreak="0">
+  <w:abstractNum w:abstractNumId="46" w15:restartNumberingAfterBreak="0">
     <w:nsid w:val="714367BD"/>
     <w:multiLevelType w:val="multilevel"/>
     <w:tmpl w:val="FD0434D2"/>
@@ -5933,7 +10861,7 @@
       </w:rPr>
     </w:lvl>
   </w:abstractNum>
-  <w:abstractNum w:abstractNumId="41" w15:restartNumberingAfterBreak="0">
+  <w:abstractNum w:abstractNumId="47" w15:restartNumberingAfterBreak="0">
     <w:nsid w:val="7319526F"/>
     <w:multiLevelType w:val="multilevel"/>
     <w:tmpl w:val="7D78F788"/>
@@ -6082,7 +11010,7 @@
       </w:rPr>
     </w:lvl>
   </w:abstractNum>
-  <w:abstractNum w:abstractNumId="42" w15:restartNumberingAfterBreak="0">
+  <w:abstractNum w:abstractNumId="48" w15:restartNumberingAfterBreak="0">
     <w:nsid w:val="746A56EC"/>
     <w:multiLevelType w:val="multilevel"/>
     <w:tmpl w:val="EB8C1C7E"/>
@@ -6231,7 +11159,7 @@
       </w:rPr>
     </w:lvl>
   </w:abstractNum>
-  <w:abstractNum w:abstractNumId="43" w15:restartNumberingAfterBreak="0">
+  <w:abstractNum w:abstractNumId="49" w15:restartNumberingAfterBreak="0">
     <w:nsid w:val="7C9B1000"/>
     <w:multiLevelType w:val="multilevel"/>
     <w:tmpl w:val="104C8050"/>
@@ -6384,133 +11312,151 @@
     <w:abstractNumId w:val="3"/>
   </w:num>
   <w:num w:numId="2">
-    <w:abstractNumId w:val="5"/>
+    <w:abstractNumId w:val="6"/>
   </w:num>
   <w:num w:numId="3">
-    <w:abstractNumId w:val="14"/>
+    <w:abstractNumId w:val="16"/>
   </w:num>
   <w:num w:numId="4">
+    <w:abstractNumId w:val="42"/>
+  </w:num>
+  <w:num w:numId="5">
+    <w:abstractNumId w:val="43"/>
+  </w:num>
+  <w:num w:numId="6">
+    <w:abstractNumId w:val="12"/>
+  </w:num>
+  <w:num w:numId="7">
     <w:abstractNumId w:val="36"/>
   </w:num>
-  <w:num w:numId="5">
-    <w:abstractNumId w:val="37"/>
+  <w:num w:numId="8">
+    <w:abstractNumId w:val="27"/>
   </w:num>
-  <w:num w:numId="6">
-    <w:abstractNumId w:val="10"/>
+  <w:num w:numId="9">
+    <w:abstractNumId w:val="18"/>
   </w:num>
-  <w:num w:numId="7">
-    <w:abstractNumId w:val="30"/>
-  </w:num>
-  <w:num w:numId="8">
+  <w:num w:numId="10">
     <w:abstractNumId w:val="23"/>
   </w:num>
-  <w:num w:numId="9">
-    <w:abstractNumId w:val="15"/>
-  </w:num>
-  <w:num w:numId="10">
-    <w:abstractNumId w:val="19"/>
-  </w:num>
   <w:num w:numId="11">
-    <w:abstractNumId w:val="28"/>
+    <w:abstractNumId w:val="32"/>
   </w:num>
   <w:num w:numId="12">
     <w:abstractNumId w:val="2"/>
   </w:num>
   <w:num w:numId="13">
-    <w:abstractNumId w:val="38"/>
+    <w:abstractNumId w:val="44"/>
   </w:num>
   <w:num w:numId="14">
     <w:abstractNumId w:val="1"/>
   </w:num>
   <w:num w:numId="15">
-    <w:abstractNumId w:val="7"/>
+    <w:abstractNumId w:val="8"/>
   </w:num>
   <w:num w:numId="16">
-    <w:abstractNumId w:val="9"/>
+    <w:abstractNumId w:val="11"/>
   </w:num>
   <w:num w:numId="17">
-    <w:abstractNumId w:val="16"/>
+    <w:abstractNumId w:val="19"/>
   </w:num>
   <w:num w:numId="18">
-    <w:abstractNumId w:val="21"/>
+    <w:abstractNumId w:val="25"/>
   </w:num>
   <w:num w:numId="19">
-    <w:abstractNumId w:val="8"/>
+    <w:abstractNumId w:val="10"/>
   </w:num>
   <w:num w:numId="20">
-    <w:abstractNumId w:val="43"/>
+    <w:abstractNumId w:val="49"/>
   </w:num>
   <w:num w:numId="21">
-    <w:abstractNumId w:val="41"/>
+    <w:abstractNumId w:val="47"/>
   </w:num>
   <w:num w:numId="22">
-    <w:abstractNumId w:val="17"/>
+    <w:abstractNumId w:val="20"/>
   </w:num>
   <w:num w:numId="23">
-    <w:abstractNumId w:val="20"/>
+    <w:abstractNumId w:val="24"/>
   </w:num>
   <w:num w:numId="24">
     <w:abstractNumId w:val="0"/>
   </w:num>
   <w:num w:numId="25">
+    <w:abstractNumId w:val="33"/>
+  </w:num>
+  <w:num w:numId="26">
+    <w:abstractNumId w:val="22"/>
+  </w:num>
+  <w:num w:numId="27">
+    <w:abstractNumId w:val="13"/>
+  </w:num>
+  <w:num w:numId="28">
+    <w:abstractNumId w:val="39"/>
+  </w:num>
+  <w:num w:numId="29">
     <w:abstractNumId w:val="29"/>
   </w:num>
-  <w:num w:numId="26">
-    <w:abstractNumId w:val="18"/>
-  </w:num>
-  <w:num w:numId="27">
-    <w:abstractNumId w:val="11"/>
-  </w:num>
-  <w:num w:numId="28">
-    <w:abstractNumId w:val="33"/>
-  </w:num>
-  <w:num w:numId="29">
-    <w:abstractNumId w:val="25"/>
-  </w:num>
   <w:num w:numId="30">
-    <w:abstractNumId w:val="32"/>
+    <w:abstractNumId w:val="38"/>
   </w:num>
   <w:num w:numId="31">
-    <w:abstractNumId w:val="24"/>
+    <w:abstractNumId w:val="28"/>
   </w:num>
   <w:num w:numId="32">
-    <w:abstractNumId w:val="42"/>
+    <w:abstractNumId w:val="48"/>
   </w:num>
   <w:num w:numId="33">
-    <w:abstractNumId w:val="22"/>
+    <w:abstractNumId w:val="26"/>
   </w:num>
   <w:num w:numId="34">
-    <w:abstractNumId w:val="26"/>
+    <w:abstractNumId w:val="30"/>
   </w:num>
   <w:num w:numId="35">
-    <w:abstractNumId w:val="39"/>
+    <w:abstractNumId w:val="45"/>
   </w:num>
   <w:num w:numId="36">
+    <w:abstractNumId w:val="37"/>
+  </w:num>
+  <w:num w:numId="37">
+    <w:abstractNumId w:val="15"/>
+  </w:num>
+  <w:num w:numId="38">
+    <w:abstractNumId w:val="7"/>
+  </w:num>
+  <w:num w:numId="39">
     <w:abstractNumId w:val="31"/>
   </w:num>
-  <w:num w:numId="37">
-    <w:abstractNumId w:val="13"/>
+  <w:num w:numId="40">
+    <w:abstractNumId w:val="46"/>
   </w:num>
-  <w:num w:numId="38">
-    <w:abstractNumId w:val="6"/>
-  </w:num>
-  <w:num w:numId="39">
-    <w:abstractNumId w:val="27"/>
-  </w:num>
-  <w:num w:numId="40">
+  <w:num w:numId="41">
     <w:abstractNumId w:val="40"/>
   </w:num>
-  <w:num w:numId="41">
-    <w:abstractNumId w:val="34"/>
-  </w:num>
   <w:num w:numId="42">
-    <w:abstractNumId w:val="35"/>
+    <w:abstractNumId w:val="41"/>
   </w:num>
   <w:num w:numId="43">
-    <w:abstractNumId w:val="12"/>
+    <w:abstractNumId w:val="14"/>
   </w:num>
   <w:num w:numId="44">
     <w:abstractNumId w:val="4"/>
+  </w:num>
+  <w:num w:numId="45">
+    <w:abstractNumId w:val="35"/>
+  </w:num>
+  <w:num w:numId="46">
+    <w:abstractNumId w:val="17"/>
+  </w:num>
+  <w:num w:numId="47">
+    <w:abstractNumId w:val="21"/>
+  </w:num>
+  <w:num w:numId="48">
+    <w:abstractNumId w:val="9"/>
+  </w:num>
+  <w:num w:numId="49">
+    <w:abstractNumId w:val="34"/>
+  </w:num>
+  <w:num w:numId="50">
+    <w:abstractNumId w:val="5"/>
   </w:num>
 </w:numbering>
 </file>
@@ -7744,6 +12690,17 @@
     <w:basedOn w:val="a1"/>
     <w:rsid w:val="00762A65"/>
   </w:style>
+  <w:style w:type="character" w:styleId="af2">
+    <w:name w:val="Emphasis"/>
+    <w:basedOn w:val="a1"/>
+    <w:uiPriority w:val="20"/>
+    <w:qFormat/>
+    <w:rsid w:val="00811A3D"/>
+    <w:rPr>
+      <w:i/>
+      <w:iCs/>
+    </w:rPr>
+  </w:style>
 </w:styles>
 </file>
 
